--- a/Informe Git.docx
+++ b/Informe Git.docx
@@ -439,14 +439,55 @@
         <w:jc w:val="center"/>
         <w:rPr>
           <w:b/>
-          <w:color w:val="000000"/>
         </w:rPr>
       </w:pPr>
       <w:r>
         <w:rPr>
           <w:b/>
         </w:rPr>
-        <w:t>Nombres</w:t>
+        <w:t xml:space="preserve">Jaider Sebastián </w:t>
+      </w:r>
+      <w:proofErr w:type="spellStart"/>
+      <w:r>
+        <w:rPr>
+          <w:b/>
+        </w:rPr>
+        <w:t>Morneo</w:t>
+      </w:r>
+      <w:proofErr w:type="spellEnd"/>
+      <w:r>
+        <w:rPr>
+          <w:b/>
+        </w:rPr>
+        <w:t xml:space="preserve"> Quintero</w:t>
+      </w:r>
+      <w:r>
+        <w:rPr>
+          <w:b/>
+        </w:rPr>
+        <w:br/>
+        <w:t xml:space="preserve">Maicol Steven Salamanca Martin </w:t>
+      </w:r>
+      <w:r>
+        <w:rPr>
+          <w:b/>
+        </w:rPr>
+        <w:br/>
+        <w:t xml:space="preserve">Nicolas </w:t>
+      </w:r>
+      <w:proofErr w:type="spellStart"/>
+      <w:r>
+        <w:rPr>
+          <w:b/>
+        </w:rPr>
+        <w:t>Martinez</w:t>
+      </w:r>
+      <w:proofErr w:type="spellEnd"/>
+      <w:r>
+        <w:rPr>
+          <w:b/>
+        </w:rPr>
+        <w:t xml:space="preserve"> Valenzuela</w:t>
       </w:r>
     </w:p>
     <w:p>
@@ -651,7 +692,7 @@
       <w:r>
         <w:fldChar w:fldCharType="separate"/>
       </w:r>
-      <w:hyperlink w:anchor="_Toc191291974" w:history="1">
+      <w:hyperlink w:anchor="_Toc191292898" w:history="1">
         <w:r>
           <w:rPr>
             <w:rStyle w:val="Hipervnculo"/>
@@ -678,7 +719,7 @@
             <w:noProof/>
             <w:webHidden/>
           </w:rPr>
-          <w:instrText xml:space="preserve"> PAGEREF _Toc191291974 \h </w:instrText>
+          <w:instrText xml:space="preserve"> PAGEREF _Toc191292898 \h </w:instrText>
         </w:r>
         <w:r>
           <w:rPr>
@@ -727,7 +768,7 @@
           <w14:ligatures w14:val="standardContextual"/>
         </w:rPr>
       </w:pPr>
-      <w:hyperlink w:anchor="_Toc191291975" w:history="1">
+      <w:hyperlink w:anchor="_Toc191292899" w:history="1">
         <w:r>
           <w:rPr>
             <w:rStyle w:val="Hipervnculo"/>
@@ -754,7 +795,7 @@
             <w:noProof/>
             <w:webHidden/>
           </w:rPr>
-          <w:instrText xml:space="preserve"> PAGEREF _Toc191291975 \h </w:instrText>
+          <w:instrText xml:space="preserve"> PAGEREF _Toc191292899 \h </w:instrText>
         </w:r>
         <w:r>
           <w:rPr>
@@ -803,13 +844,13 @@
           <w14:ligatures w14:val="standardContextual"/>
         </w:rPr>
       </w:pPr>
-      <w:hyperlink w:anchor="_Toc191291976" w:history="1">
+      <w:hyperlink w:anchor="_Toc191292900" w:history="1">
         <w:r>
           <w:rPr>
             <w:rStyle w:val="Hipervnculo"/>
             <w:noProof/>
           </w:rPr>
-          <w:t>Historia</w:t>
+          <w:t>¿Qué es Git?</w:t>
         </w:r>
         <w:r>
           <w:rPr>
@@ -830,7 +871,7 @@
             <w:noProof/>
             <w:webHidden/>
           </w:rPr>
-          <w:instrText xml:space="preserve"> PAGEREF _Toc191291976 \h </w:instrText>
+          <w:instrText xml:space="preserve"> PAGEREF _Toc191292900 \h </w:instrText>
         </w:r>
         <w:r>
           <w:rPr>
@@ -879,13 +920,13 @@
           <w14:ligatures w14:val="standardContextual"/>
         </w:rPr>
       </w:pPr>
-      <w:hyperlink w:anchor="_Toc191291977" w:history="1">
+      <w:hyperlink w:anchor="_Toc191292901" w:history="1">
         <w:r>
           <w:rPr>
             <w:rStyle w:val="Hipervnculo"/>
             <w:noProof/>
           </w:rPr>
-          <w:t>Comandos</w:t>
+          <w:t>Historia</w:t>
         </w:r>
         <w:r>
           <w:rPr>
@@ -906,7 +947,7 @@
             <w:noProof/>
             <w:webHidden/>
           </w:rPr>
-          <w:instrText xml:space="preserve"> PAGEREF _Toc191291977 \h </w:instrText>
+          <w:instrText xml:space="preserve"> PAGEREF _Toc191292901 \h </w:instrText>
         </w:r>
         <w:r>
           <w:rPr>
@@ -927,6 +968,1044 @@
             <w:webHidden/>
           </w:rPr>
           <w:t>4</w:t>
+        </w:r>
+        <w:r>
+          <w:rPr>
+            <w:noProof/>
+            <w:webHidden/>
+          </w:rPr>
+          <w:fldChar w:fldCharType="end"/>
+        </w:r>
+      </w:hyperlink>
+    </w:p>
+    <w:p>
+      <w:pPr>
+        <w:pStyle w:val="TDC2"/>
+        <w:tabs>
+          <w:tab w:val="right" w:leader="dot" w:pos="9009"/>
+        </w:tabs>
+        <w:rPr>
+          <w:rFonts w:eastAsiaTheme="minorEastAsia" w:cstheme="minorBidi"/>
+          <w:i w:val="0"/>
+          <w:iCs w:val="0"/>
+          <w:noProof/>
+          <w:kern w:val="2"/>
+          <w:sz w:val="24"/>
+          <w:szCs w:val="24"/>
+          <w:lang w:val="es-CO"/>
+          <w14:ligatures w14:val="standardContextual"/>
+        </w:rPr>
+      </w:pPr>
+      <w:hyperlink w:anchor="_Toc191292902" w:history="1">
+        <w:r>
+          <w:rPr>
+            <w:rStyle w:val="Hipervnculo"/>
+            <w:noProof/>
+          </w:rPr>
+          <w:t>Comandos básicos de Git</w:t>
+        </w:r>
+        <w:r>
+          <w:rPr>
+            <w:noProof/>
+            <w:webHidden/>
+          </w:rPr>
+          <w:tab/>
+        </w:r>
+        <w:r>
+          <w:rPr>
+            <w:noProof/>
+            <w:webHidden/>
+          </w:rPr>
+          <w:fldChar w:fldCharType="begin"/>
+        </w:r>
+        <w:r>
+          <w:rPr>
+            <w:noProof/>
+            <w:webHidden/>
+          </w:rPr>
+          <w:instrText xml:space="preserve"> PAGEREF _Toc191292902 \h </w:instrText>
+        </w:r>
+        <w:r>
+          <w:rPr>
+            <w:noProof/>
+            <w:webHidden/>
+          </w:rPr>
+        </w:r>
+        <w:r>
+          <w:rPr>
+            <w:noProof/>
+            <w:webHidden/>
+          </w:rPr>
+          <w:fldChar w:fldCharType="separate"/>
+        </w:r>
+        <w:r>
+          <w:rPr>
+            <w:noProof/>
+            <w:webHidden/>
+          </w:rPr>
+          <w:t>5</w:t>
+        </w:r>
+        <w:r>
+          <w:rPr>
+            <w:noProof/>
+            <w:webHidden/>
+          </w:rPr>
+          <w:fldChar w:fldCharType="end"/>
+        </w:r>
+      </w:hyperlink>
+    </w:p>
+    <w:p>
+      <w:pPr>
+        <w:pStyle w:val="TDC3"/>
+        <w:tabs>
+          <w:tab w:val="right" w:leader="dot" w:pos="9009"/>
+        </w:tabs>
+        <w:rPr>
+          <w:rFonts w:eastAsiaTheme="minorEastAsia" w:cstheme="minorBidi"/>
+          <w:noProof/>
+          <w:kern w:val="2"/>
+          <w:sz w:val="24"/>
+          <w:szCs w:val="24"/>
+          <w:lang w:val="es-CO"/>
+          <w14:ligatures w14:val="standardContextual"/>
+        </w:rPr>
+      </w:pPr>
+      <w:hyperlink w:anchor="_Toc191292903" w:history="1">
+        <w:r>
+          <w:rPr>
+            <w:rStyle w:val="Hipervnculo"/>
+            <w:noProof/>
+          </w:rPr>
+          <w:t>git init</w:t>
+        </w:r>
+        <w:r>
+          <w:rPr>
+            <w:noProof/>
+            <w:webHidden/>
+          </w:rPr>
+          <w:tab/>
+        </w:r>
+        <w:r>
+          <w:rPr>
+            <w:noProof/>
+            <w:webHidden/>
+          </w:rPr>
+          <w:fldChar w:fldCharType="begin"/>
+        </w:r>
+        <w:r>
+          <w:rPr>
+            <w:noProof/>
+            <w:webHidden/>
+          </w:rPr>
+          <w:instrText xml:space="preserve"> PAGEREF _Toc191292903 \h </w:instrText>
+        </w:r>
+        <w:r>
+          <w:rPr>
+            <w:noProof/>
+            <w:webHidden/>
+          </w:rPr>
+        </w:r>
+        <w:r>
+          <w:rPr>
+            <w:noProof/>
+            <w:webHidden/>
+          </w:rPr>
+          <w:fldChar w:fldCharType="separate"/>
+        </w:r>
+        <w:r>
+          <w:rPr>
+            <w:noProof/>
+            <w:webHidden/>
+          </w:rPr>
+          <w:t>5</w:t>
+        </w:r>
+        <w:r>
+          <w:rPr>
+            <w:noProof/>
+            <w:webHidden/>
+          </w:rPr>
+          <w:fldChar w:fldCharType="end"/>
+        </w:r>
+      </w:hyperlink>
+    </w:p>
+    <w:p>
+      <w:pPr>
+        <w:pStyle w:val="TDC3"/>
+        <w:tabs>
+          <w:tab w:val="right" w:leader="dot" w:pos="9009"/>
+        </w:tabs>
+        <w:rPr>
+          <w:rFonts w:eastAsiaTheme="minorEastAsia" w:cstheme="minorBidi"/>
+          <w:noProof/>
+          <w:kern w:val="2"/>
+          <w:sz w:val="24"/>
+          <w:szCs w:val="24"/>
+          <w:lang w:val="es-CO"/>
+          <w14:ligatures w14:val="standardContextual"/>
+        </w:rPr>
+      </w:pPr>
+      <w:hyperlink w:anchor="_Toc191292904" w:history="1">
+        <w:r>
+          <w:rPr>
+            <w:rStyle w:val="Hipervnculo"/>
+            <w:noProof/>
+          </w:rPr>
+          <w:t>git clone</w:t>
+        </w:r>
+        <w:r>
+          <w:rPr>
+            <w:noProof/>
+            <w:webHidden/>
+          </w:rPr>
+          <w:tab/>
+        </w:r>
+        <w:r>
+          <w:rPr>
+            <w:noProof/>
+            <w:webHidden/>
+          </w:rPr>
+          <w:fldChar w:fldCharType="begin"/>
+        </w:r>
+        <w:r>
+          <w:rPr>
+            <w:noProof/>
+            <w:webHidden/>
+          </w:rPr>
+          <w:instrText xml:space="preserve"> PAGEREF _Toc191292904 \h </w:instrText>
+        </w:r>
+        <w:r>
+          <w:rPr>
+            <w:noProof/>
+            <w:webHidden/>
+          </w:rPr>
+        </w:r>
+        <w:r>
+          <w:rPr>
+            <w:noProof/>
+            <w:webHidden/>
+          </w:rPr>
+          <w:fldChar w:fldCharType="separate"/>
+        </w:r>
+        <w:r>
+          <w:rPr>
+            <w:noProof/>
+            <w:webHidden/>
+          </w:rPr>
+          <w:t>5</w:t>
+        </w:r>
+        <w:r>
+          <w:rPr>
+            <w:noProof/>
+            <w:webHidden/>
+          </w:rPr>
+          <w:fldChar w:fldCharType="end"/>
+        </w:r>
+      </w:hyperlink>
+    </w:p>
+    <w:p>
+      <w:pPr>
+        <w:pStyle w:val="TDC3"/>
+        <w:tabs>
+          <w:tab w:val="right" w:leader="dot" w:pos="9009"/>
+        </w:tabs>
+        <w:rPr>
+          <w:rFonts w:eastAsiaTheme="minorEastAsia" w:cstheme="minorBidi"/>
+          <w:noProof/>
+          <w:kern w:val="2"/>
+          <w:sz w:val="24"/>
+          <w:szCs w:val="24"/>
+          <w:lang w:val="es-CO"/>
+          <w14:ligatures w14:val="standardContextual"/>
+        </w:rPr>
+      </w:pPr>
+      <w:hyperlink w:anchor="_Toc191292905" w:history="1">
+        <w:r>
+          <w:rPr>
+            <w:rStyle w:val="Hipervnculo"/>
+            <w:noProof/>
+          </w:rPr>
+          <w:t>git status</w:t>
+        </w:r>
+        <w:r>
+          <w:rPr>
+            <w:noProof/>
+            <w:webHidden/>
+          </w:rPr>
+          <w:tab/>
+        </w:r>
+        <w:r>
+          <w:rPr>
+            <w:noProof/>
+            <w:webHidden/>
+          </w:rPr>
+          <w:fldChar w:fldCharType="begin"/>
+        </w:r>
+        <w:r>
+          <w:rPr>
+            <w:noProof/>
+            <w:webHidden/>
+          </w:rPr>
+          <w:instrText xml:space="preserve"> PAGEREF _Toc191292905 \h </w:instrText>
+        </w:r>
+        <w:r>
+          <w:rPr>
+            <w:noProof/>
+            <w:webHidden/>
+          </w:rPr>
+        </w:r>
+        <w:r>
+          <w:rPr>
+            <w:noProof/>
+            <w:webHidden/>
+          </w:rPr>
+          <w:fldChar w:fldCharType="separate"/>
+        </w:r>
+        <w:r>
+          <w:rPr>
+            <w:noProof/>
+            <w:webHidden/>
+          </w:rPr>
+          <w:t>5</w:t>
+        </w:r>
+        <w:r>
+          <w:rPr>
+            <w:noProof/>
+            <w:webHidden/>
+          </w:rPr>
+          <w:fldChar w:fldCharType="end"/>
+        </w:r>
+      </w:hyperlink>
+    </w:p>
+    <w:p>
+      <w:pPr>
+        <w:pStyle w:val="TDC3"/>
+        <w:tabs>
+          <w:tab w:val="right" w:leader="dot" w:pos="9009"/>
+        </w:tabs>
+        <w:rPr>
+          <w:rFonts w:eastAsiaTheme="minorEastAsia" w:cstheme="minorBidi"/>
+          <w:noProof/>
+          <w:kern w:val="2"/>
+          <w:sz w:val="24"/>
+          <w:szCs w:val="24"/>
+          <w:lang w:val="es-CO"/>
+          <w14:ligatures w14:val="standardContextual"/>
+        </w:rPr>
+      </w:pPr>
+      <w:hyperlink w:anchor="_Toc191292906" w:history="1">
+        <w:r>
+          <w:rPr>
+            <w:rStyle w:val="Hipervnculo"/>
+            <w:noProof/>
+          </w:rPr>
+          <w:t>git add [archivo]</w:t>
+        </w:r>
+        <w:r>
+          <w:rPr>
+            <w:noProof/>
+            <w:webHidden/>
+          </w:rPr>
+          <w:tab/>
+        </w:r>
+        <w:r>
+          <w:rPr>
+            <w:noProof/>
+            <w:webHidden/>
+          </w:rPr>
+          <w:fldChar w:fldCharType="begin"/>
+        </w:r>
+        <w:r>
+          <w:rPr>
+            <w:noProof/>
+            <w:webHidden/>
+          </w:rPr>
+          <w:instrText xml:space="preserve"> PAGEREF _Toc191292906 \h </w:instrText>
+        </w:r>
+        <w:r>
+          <w:rPr>
+            <w:noProof/>
+            <w:webHidden/>
+          </w:rPr>
+        </w:r>
+        <w:r>
+          <w:rPr>
+            <w:noProof/>
+            <w:webHidden/>
+          </w:rPr>
+          <w:fldChar w:fldCharType="separate"/>
+        </w:r>
+        <w:r>
+          <w:rPr>
+            <w:noProof/>
+            <w:webHidden/>
+          </w:rPr>
+          <w:t>5</w:t>
+        </w:r>
+        <w:r>
+          <w:rPr>
+            <w:noProof/>
+            <w:webHidden/>
+          </w:rPr>
+          <w:fldChar w:fldCharType="end"/>
+        </w:r>
+      </w:hyperlink>
+    </w:p>
+    <w:p>
+      <w:pPr>
+        <w:pStyle w:val="TDC3"/>
+        <w:tabs>
+          <w:tab w:val="right" w:leader="dot" w:pos="9009"/>
+        </w:tabs>
+        <w:rPr>
+          <w:rFonts w:eastAsiaTheme="minorEastAsia" w:cstheme="minorBidi"/>
+          <w:noProof/>
+          <w:kern w:val="2"/>
+          <w:sz w:val="24"/>
+          <w:szCs w:val="24"/>
+          <w:lang w:val="es-CO"/>
+          <w14:ligatures w14:val="standardContextual"/>
+        </w:rPr>
+      </w:pPr>
+      <w:hyperlink w:anchor="_Toc191292907" w:history="1">
+        <w:r>
+          <w:rPr>
+            <w:rStyle w:val="Hipervnculo"/>
+            <w:noProof/>
+          </w:rPr>
+          <w:t>git commit -m "mensaje"</w:t>
+        </w:r>
+        <w:r>
+          <w:rPr>
+            <w:noProof/>
+            <w:webHidden/>
+          </w:rPr>
+          <w:tab/>
+        </w:r>
+        <w:r>
+          <w:rPr>
+            <w:noProof/>
+            <w:webHidden/>
+          </w:rPr>
+          <w:fldChar w:fldCharType="begin"/>
+        </w:r>
+        <w:r>
+          <w:rPr>
+            <w:noProof/>
+            <w:webHidden/>
+          </w:rPr>
+          <w:instrText xml:space="preserve"> PAGEREF _Toc191292907 \h </w:instrText>
+        </w:r>
+        <w:r>
+          <w:rPr>
+            <w:noProof/>
+            <w:webHidden/>
+          </w:rPr>
+        </w:r>
+        <w:r>
+          <w:rPr>
+            <w:noProof/>
+            <w:webHidden/>
+          </w:rPr>
+          <w:fldChar w:fldCharType="separate"/>
+        </w:r>
+        <w:r>
+          <w:rPr>
+            <w:noProof/>
+            <w:webHidden/>
+          </w:rPr>
+          <w:t>5</w:t>
+        </w:r>
+        <w:r>
+          <w:rPr>
+            <w:noProof/>
+            <w:webHidden/>
+          </w:rPr>
+          <w:fldChar w:fldCharType="end"/>
+        </w:r>
+      </w:hyperlink>
+    </w:p>
+    <w:p>
+      <w:pPr>
+        <w:pStyle w:val="TDC3"/>
+        <w:tabs>
+          <w:tab w:val="right" w:leader="dot" w:pos="9009"/>
+        </w:tabs>
+        <w:rPr>
+          <w:rFonts w:eastAsiaTheme="minorEastAsia" w:cstheme="minorBidi"/>
+          <w:noProof/>
+          <w:kern w:val="2"/>
+          <w:sz w:val="24"/>
+          <w:szCs w:val="24"/>
+          <w:lang w:val="es-CO"/>
+          <w14:ligatures w14:val="standardContextual"/>
+        </w:rPr>
+      </w:pPr>
+      <w:hyperlink w:anchor="_Toc191292908" w:history="1">
+        <w:r>
+          <w:rPr>
+            <w:rStyle w:val="Hipervnculo"/>
+            <w:noProof/>
+          </w:rPr>
+          <w:t>git push</w:t>
+        </w:r>
+        <w:r>
+          <w:rPr>
+            <w:noProof/>
+            <w:webHidden/>
+          </w:rPr>
+          <w:tab/>
+        </w:r>
+        <w:r>
+          <w:rPr>
+            <w:noProof/>
+            <w:webHidden/>
+          </w:rPr>
+          <w:fldChar w:fldCharType="begin"/>
+        </w:r>
+        <w:r>
+          <w:rPr>
+            <w:noProof/>
+            <w:webHidden/>
+          </w:rPr>
+          <w:instrText xml:space="preserve"> PAGEREF _Toc191292908 \h </w:instrText>
+        </w:r>
+        <w:r>
+          <w:rPr>
+            <w:noProof/>
+            <w:webHidden/>
+          </w:rPr>
+        </w:r>
+        <w:r>
+          <w:rPr>
+            <w:noProof/>
+            <w:webHidden/>
+          </w:rPr>
+          <w:fldChar w:fldCharType="separate"/>
+        </w:r>
+        <w:r>
+          <w:rPr>
+            <w:noProof/>
+            <w:webHidden/>
+          </w:rPr>
+          <w:t>5</w:t>
+        </w:r>
+        <w:r>
+          <w:rPr>
+            <w:noProof/>
+            <w:webHidden/>
+          </w:rPr>
+          <w:fldChar w:fldCharType="end"/>
+        </w:r>
+      </w:hyperlink>
+    </w:p>
+    <w:p>
+      <w:pPr>
+        <w:pStyle w:val="TDC3"/>
+        <w:tabs>
+          <w:tab w:val="right" w:leader="dot" w:pos="9009"/>
+        </w:tabs>
+        <w:rPr>
+          <w:rFonts w:eastAsiaTheme="minorEastAsia" w:cstheme="minorBidi"/>
+          <w:noProof/>
+          <w:kern w:val="2"/>
+          <w:sz w:val="24"/>
+          <w:szCs w:val="24"/>
+          <w:lang w:val="es-CO"/>
+          <w14:ligatures w14:val="standardContextual"/>
+        </w:rPr>
+      </w:pPr>
+      <w:hyperlink w:anchor="_Toc191292909" w:history="1">
+        <w:r>
+          <w:rPr>
+            <w:rStyle w:val="Hipervnculo"/>
+            <w:noProof/>
+          </w:rPr>
+          <w:t>git pull</w:t>
+        </w:r>
+        <w:r>
+          <w:rPr>
+            <w:noProof/>
+            <w:webHidden/>
+          </w:rPr>
+          <w:tab/>
+        </w:r>
+        <w:r>
+          <w:rPr>
+            <w:noProof/>
+            <w:webHidden/>
+          </w:rPr>
+          <w:fldChar w:fldCharType="begin"/>
+        </w:r>
+        <w:r>
+          <w:rPr>
+            <w:noProof/>
+            <w:webHidden/>
+          </w:rPr>
+          <w:instrText xml:space="preserve"> PAGEREF _Toc191292909 \h </w:instrText>
+        </w:r>
+        <w:r>
+          <w:rPr>
+            <w:noProof/>
+            <w:webHidden/>
+          </w:rPr>
+        </w:r>
+        <w:r>
+          <w:rPr>
+            <w:noProof/>
+            <w:webHidden/>
+          </w:rPr>
+          <w:fldChar w:fldCharType="separate"/>
+        </w:r>
+        <w:r>
+          <w:rPr>
+            <w:noProof/>
+            <w:webHidden/>
+          </w:rPr>
+          <w:t>6</w:t>
+        </w:r>
+        <w:r>
+          <w:rPr>
+            <w:noProof/>
+            <w:webHidden/>
+          </w:rPr>
+          <w:fldChar w:fldCharType="end"/>
+        </w:r>
+      </w:hyperlink>
+    </w:p>
+    <w:p>
+      <w:pPr>
+        <w:pStyle w:val="TDC3"/>
+        <w:tabs>
+          <w:tab w:val="right" w:leader="dot" w:pos="9009"/>
+        </w:tabs>
+        <w:rPr>
+          <w:rFonts w:eastAsiaTheme="minorEastAsia" w:cstheme="minorBidi"/>
+          <w:noProof/>
+          <w:kern w:val="2"/>
+          <w:sz w:val="24"/>
+          <w:szCs w:val="24"/>
+          <w:lang w:val="es-CO"/>
+          <w14:ligatures w14:val="standardContextual"/>
+        </w:rPr>
+      </w:pPr>
+      <w:hyperlink w:anchor="_Toc191292910" w:history="1">
+        <w:r>
+          <w:rPr>
+            <w:rStyle w:val="Hipervnculo"/>
+            <w:noProof/>
+          </w:rPr>
+          <w:t>git branch</w:t>
+        </w:r>
+        <w:r>
+          <w:rPr>
+            <w:noProof/>
+            <w:webHidden/>
+          </w:rPr>
+          <w:tab/>
+        </w:r>
+        <w:r>
+          <w:rPr>
+            <w:noProof/>
+            <w:webHidden/>
+          </w:rPr>
+          <w:fldChar w:fldCharType="begin"/>
+        </w:r>
+        <w:r>
+          <w:rPr>
+            <w:noProof/>
+            <w:webHidden/>
+          </w:rPr>
+          <w:instrText xml:space="preserve"> PAGEREF _Toc191292910 \h </w:instrText>
+        </w:r>
+        <w:r>
+          <w:rPr>
+            <w:noProof/>
+            <w:webHidden/>
+          </w:rPr>
+        </w:r>
+        <w:r>
+          <w:rPr>
+            <w:noProof/>
+            <w:webHidden/>
+          </w:rPr>
+          <w:fldChar w:fldCharType="separate"/>
+        </w:r>
+        <w:r>
+          <w:rPr>
+            <w:noProof/>
+            <w:webHidden/>
+          </w:rPr>
+          <w:t>6</w:t>
+        </w:r>
+        <w:r>
+          <w:rPr>
+            <w:noProof/>
+            <w:webHidden/>
+          </w:rPr>
+          <w:fldChar w:fldCharType="end"/>
+        </w:r>
+      </w:hyperlink>
+    </w:p>
+    <w:p>
+      <w:pPr>
+        <w:pStyle w:val="TDC3"/>
+        <w:tabs>
+          <w:tab w:val="right" w:leader="dot" w:pos="9009"/>
+        </w:tabs>
+        <w:rPr>
+          <w:rFonts w:eastAsiaTheme="minorEastAsia" w:cstheme="minorBidi"/>
+          <w:noProof/>
+          <w:kern w:val="2"/>
+          <w:sz w:val="24"/>
+          <w:szCs w:val="24"/>
+          <w:lang w:val="es-CO"/>
+          <w14:ligatures w14:val="standardContextual"/>
+        </w:rPr>
+      </w:pPr>
+      <w:hyperlink w:anchor="_Toc191292911" w:history="1">
+        <w:r>
+          <w:rPr>
+            <w:rStyle w:val="Hipervnculo"/>
+            <w:noProof/>
+          </w:rPr>
+          <w:t>git checkout [rama]</w:t>
+        </w:r>
+        <w:r>
+          <w:rPr>
+            <w:noProof/>
+            <w:webHidden/>
+          </w:rPr>
+          <w:tab/>
+        </w:r>
+        <w:r>
+          <w:rPr>
+            <w:noProof/>
+            <w:webHidden/>
+          </w:rPr>
+          <w:fldChar w:fldCharType="begin"/>
+        </w:r>
+        <w:r>
+          <w:rPr>
+            <w:noProof/>
+            <w:webHidden/>
+          </w:rPr>
+          <w:instrText xml:space="preserve"> PAGEREF _Toc191292911 \h </w:instrText>
+        </w:r>
+        <w:r>
+          <w:rPr>
+            <w:noProof/>
+            <w:webHidden/>
+          </w:rPr>
+        </w:r>
+        <w:r>
+          <w:rPr>
+            <w:noProof/>
+            <w:webHidden/>
+          </w:rPr>
+          <w:fldChar w:fldCharType="separate"/>
+        </w:r>
+        <w:r>
+          <w:rPr>
+            <w:noProof/>
+            <w:webHidden/>
+          </w:rPr>
+          <w:t>6</w:t>
+        </w:r>
+        <w:r>
+          <w:rPr>
+            <w:noProof/>
+            <w:webHidden/>
+          </w:rPr>
+          <w:fldChar w:fldCharType="end"/>
+        </w:r>
+      </w:hyperlink>
+    </w:p>
+    <w:p>
+      <w:pPr>
+        <w:pStyle w:val="TDC3"/>
+        <w:tabs>
+          <w:tab w:val="right" w:leader="dot" w:pos="9009"/>
+        </w:tabs>
+        <w:rPr>
+          <w:rFonts w:eastAsiaTheme="minorEastAsia" w:cstheme="minorBidi"/>
+          <w:noProof/>
+          <w:kern w:val="2"/>
+          <w:sz w:val="24"/>
+          <w:szCs w:val="24"/>
+          <w:lang w:val="es-CO"/>
+          <w14:ligatures w14:val="standardContextual"/>
+        </w:rPr>
+      </w:pPr>
+      <w:hyperlink w:anchor="_Toc191292912" w:history="1">
+        <w:r>
+          <w:rPr>
+            <w:rStyle w:val="Hipervnculo"/>
+            <w:noProof/>
+          </w:rPr>
+          <w:t>git merge [rama]</w:t>
+        </w:r>
+        <w:r>
+          <w:rPr>
+            <w:noProof/>
+            <w:webHidden/>
+          </w:rPr>
+          <w:tab/>
+        </w:r>
+        <w:r>
+          <w:rPr>
+            <w:noProof/>
+            <w:webHidden/>
+          </w:rPr>
+          <w:fldChar w:fldCharType="begin"/>
+        </w:r>
+        <w:r>
+          <w:rPr>
+            <w:noProof/>
+            <w:webHidden/>
+          </w:rPr>
+          <w:instrText xml:space="preserve"> PAGEREF _Toc191292912 \h </w:instrText>
+        </w:r>
+        <w:r>
+          <w:rPr>
+            <w:noProof/>
+            <w:webHidden/>
+          </w:rPr>
+        </w:r>
+        <w:r>
+          <w:rPr>
+            <w:noProof/>
+            <w:webHidden/>
+          </w:rPr>
+          <w:fldChar w:fldCharType="separate"/>
+        </w:r>
+        <w:r>
+          <w:rPr>
+            <w:noProof/>
+            <w:webHidden/>
+          </w:rPr>
+          <w:t>6</w:t>
+        </w:r>
+        <w:r>
+          <w:rPr>
+            <w:noProof/>
+            <w:webHidden/>
+          </w:rPr>
+          <w:fldChar w:fldCharType="end"/>
+        </w:r>
+      </w:hyperlink>
+    </w:p>
+    <w:p>
+      <w:pPr>
+        <w:pStyle w:val="TDC3"/>
+        <w:tabs>
+          <w:tab w:val="right" w:leader="dot" w:pos="9009"/>
+        </w:tabs>
+        <w:rPr>
+          <w:rFonts w:eastAsiaTheme="minorEastAsia" w:cstheme="minorBidi"/>
+          <w:noProof/>
+          <w:kern w:val="2"/>
+          <w:sz w:val="24"/>
+          <w:szCs w:val="24"/>
+          <w:lang w:val="es-CO"/>
+          <w14:ligatures w14:val="standardContextual"/>
+        </w:rPr>
+      </w:pPr>
+      <w:hyperlink w:anchor="_Toc191292913" w:history="1">
+        <w:r>
+          <w:rPr>
+            <w:rStyle w:val="Hipervnculo"/>
+            <w:noProof/>
+          </w:rPr>
+          <w:t>git log</w:t>
+        </w:r>
+        <w:r>
+          <w:rPr>
+            <w:noProof/>
+            <w:webHidden/>
+          </w:rPr>
+          <w:tab/>
+        </w:r>
+        <w:r>
+          <w:rPr>
+            <w:noProof/>
+            <w:webHidden/>
+          </w:rPr>
+          <w:fldChar w:fldCharType="begin"/>
+        </w:r>
+        <w:r>
+          <w:rPr>
+            <w:noProof/>
+            <w:webHidden/>
+          </w:rPr>
+          <w:instrText xml:space="preserve"> PAGEREF _Toc191292913 \h </w:instrText>
+        </w:r>
+        <w:r>
+          <w:rPr>
+            <w:noProof/>
+            <w:webHidden/>
+          </w:rPr>
+        </w:r>
+        <w:r>
+          <w:rPr>
+            <w:noProof/>
+            <w:webHidden/>
+          </w:rPr>
+          <w:fldChar w:fldCharType="separate"/>
+        </w:r>
+        <w:r>
+          <w:rPr>
+            <w:noProof/>
+            <w:webHidden/>
+          </w:rPr>
+          <w:t>6</w:t>
+        </w:r>
+        <w:r>
+          <w:rPr>
+            <w:noProof/>
+            <w:webHidden/>
+          </w:rPr>
+          <w:fldChar w:fldCharType="end"/>
+        </w:r>
+      </w:hyperlink>
+    </w:p>
+    <w:p>
+      <w:pPr>
+        <w:pStyle w:val="TDC3"/>
+        <w:tabs>
+          <w:tab w:val="right" w:leader="dot" w:pos="9009"/>
+        </w:tabs>
+        <w:rPr>
+          <w:rFonts w:eastAsiaTheme="minorEastAsia" w:cstheme="minorBidi"/>
+          <w:noProof/>
+          <w:kern w:val="2"/>
+          <w:sz w:val="24"/>
+          <w:szCs w:val="24"/>
+          <w:lang w:val="es-CO"/>
+          <w14:ligatures w14:val="standardContextual"/>
+        </w:rPr>
+      </w:pPr>
+      <w:hyperlink w:anchor="_Toc191292914" w:history="1">
+        <w:r>
+          <w:rPr>
+            <w:rStyle w:val="Hipervnculo"/>
+            <w:noProof/>
+          </w:rPr>
+          <w:t>git diff</w:t>
+        </w:r>
+        <w:r>
+          <w:rPr>
+            <w:noProof/>
+            <w:webHidden/>
+          </w:rPr>
+          <w:tab/>
+        </w:r>
+        <w:r>
+          <w:rPr>
+            <w:noProof/>
+            <w:webHidden/>
+          </w:rPr>
+          <w:fldChar w:fldCharType="begin"/>
+        </w:r>
+        <w:r>
+          <w:rPr>
+            <w:noProof/>
+            <w:webHidden/>
+          </w:rPr>
+          <w:instrText xml:space="preserve"> PAGEREF _Toc191292914 \h </w:instrText>
+        </w:r>
+        <w:r>
+          <w:rPr>
+            <w:noProof/>
+            <w:webHidden/>
+          </w:rPr>
+        </w:r>
+        <w:r>
+          <w:rPr>
+            <w:noProof/>
+            <w:webHidden/>
+          </w:rPr>
+          <w:fldChar w:fldCharType="separate"/>
+        </w:r>
+        <w:r>
+          <w:rPr>
+            <w:noProof/>
+            <w:webHidden/>
+          </w:rPr>
+          <w:t>7</w:t>
+        </w:r>
+        <w:r>
+          <w:rPr>
+            <w:noProof/>
+            <w:webHidden/>
+          </w:rPr>
+          <w:fldChar w:fldCharType="end"/>
+        </w:r>
+      </w:hyperlink>
+    </w:p>
+    <w:p>
+      <w:pPr>
+        <w:pStyle w:val="TDC3"/>
+        <w:tabs>
+          <w:tab w:val="right" w:leader="dot" w:pos="9009"/>
+        </w:tabs>
+        <w:rPr>
+          <w:rFonts w:eastAsiaTheme="minorEastAsia" w:cstheme="minorBidi"/>
+          <w:noProof/>
+          <w:kern w:val="2"/>
+          <w:sz w:val="24"/>
+          <w:szCs w:val="24"/>
+          <w:lang w:val="es-CO"/>
+          <w14:ligatures w14:val="standardContextual"/>
+        </w:rPr>
+      </w:pPr>
+      <w:hyperlink w:anchor="_Toc191292915" w:history="1">
+        <w:r>
+          <w:rPr>
+            <w:rStyle w:val="Hipervnculo"/>
+            <w:noProof/>
+          </w:rPr>
+          <w:t>git reset [archivo]</w:t>
+        </w:r>
+        <w:r>
+          <w:rPr>
+            <w:noProof/>
+            <w:webHidden/>
+          </w:rPr>
+          <w:tab/>
+        </w:r>
+        <w:r>
+          <w:rPr>
+            <w:noProof/>
+            <w:webHidden/>
+          </w:rPr>
+          <w:fldChar w:fldCharType="begin"/>
+        </w:r>
+        <w:r>
+          <w:rPr>
+            <w:noProof/>
+            <w:webHidden/>
+          </w:rPr>
+          <w:instrText xml:space="preserve"> PAGEREF _Toc191292915 \h </w:instrText>
+        </w:r>
+        <w:r>
+          <w:rPr>
+            <w:noProof/>
+            <w:webHidden/>
+          </w:rPr>
+        </w:r>
+        <w:r>
+          <w:rPr>
+            <w:noProof/>
+            <w:webHidden/>
+          </w:rPr>
+          <w:fldChar w:fldCharType="separate"/>
+        </w:r>
+        <w:r>
+          <w:rPr>
+            <w:noProof/>
+            <w:webHidden/>
+          </w:rPr>
+          <w:t>7</w:t>
         </w:r>
         <w:r>
           <w:rPr>
@@ -955,7 +2034,7 @@
           <w14:ligatures w14:val="standardContextual"/>
         </w:rPr>
       </w:pPr>
-      <w:hyperlink w:anchor="_Toc191291978" w:history="1">
+      <w:hyperlink w:anchor="_Toc191292916" w:history="1">
         <w:r>
           <w:rPr>
             <w:rStyle w:val="Hipervnculo"/>
@@ -982,7 +2061,7 @@
             <w:noProof/>
             <w:webHidden/>
           </w:rPr>
-          <w:instrText xml:space="preserve"> PAGEREF _Toc191291978 \h </w:instrText>
+          <w:instrText xml:space="preserve"> PAGEREF _Toc191292916 \h </w:instrText>
         </w:r>
         <w:r>
           <w:rPr>
@@ -1002,7 +2081,7 @@
             <w:noProof/>
             <w:webHidden/>
           </w:rPr>
-          <w:t>5</w:t>
+          <w:t>8</w:t>
         </w:r>
         <w:r>
           <w:rPr>
@@ -1031,7 +2110,7 @@
           <w14:ligatures w14:val="standardContextual"/>
         </w:rPr>
       </w:pPr>
-      <w:hyperlink w:anchor="_Toc191291979" w:history="1">
+      <w:hyperlink w:anchor="_Toc191292917" w:history="1">
         <w:r>
           <w:rPr>
             <w:rStyle w:val="Hipervnculo"/>
@@ -1058,7 +2137,7 @@
             <w:noProof/>
             <w:webHidden/>
           </w:rPr>
-          <w:instrText xml:space="preserve"> PAGEREF _Toc191291979 \h </w:instrText>
+          <w:instrText xml:space="preserve"> PAGEREF _Toc191292917 \h </w:instrText>
         </w:r>
         <w:r>
           <w:rPr>
@@ -1078,7 +2157,7 @@
             <w:noProof/>
             <w:webHidden/>
           </w:rPr>
-          <w:t>5</w:t>
+          <w:t>8</w:t>
         </w:r>
         <w:r>
           <w:rPr>
@@ -1107,7 +2186,7 @@
           <w14:ligatures w14:val="standardContextual"/>
         </w:rPr>
       </w:pPr>
-      <w:hyperlink w:anchor="_Toc191291980" w:history="1">
+      <w:hyperlink w:anchor="_Toc191292918" w:history="1">
         <w:r>
           <w:rPr>
             <w:rStyle w:val="Hipervnculo"/>
@@ -1134,7 +2213,7 @@
             <w:noProof/>
             <w:webHidden/>
           </w:rPr>
-          <w:instrText xml:space="preserve"> PAGEREF _Toc191291980 \h </w:instrText>
+          <w:instrText xml:space="preserve"> PAGEREF _Toc191292918 \h </w:instrText>
         </w:r>
         <w:r>
           <w:rPr>
@@ -1154,7 +2233,7 @@
             <w:noProof/>
             <w:webHidden/>
           </w:rPr>
-          <w:t>5</w:t>
+          <w:t>8</w:t>
         </w:r>
         <w:r>
           <w:rPr>
@@ -1183,7 +2262,7 @@
           <w14:ligatures w14:val="standardContextual"/>
         </w:rPr>
       </w:pPr>
-      <w:hyperlink w:anchor="_Toc191291981" w:history="1">
+      <w:hyperlink w:anchor="_Toc191292919" w:history="1">
         <w:r>
           <w:rPr>
             <w:rStyle w:val="Hipervnculo"/>
@@ -1210,7 +2289,7 @@
             <w:noProof/>
             <w:webHidden/>
           </w:rPr>
-          <w:instrText xml:space="preserve"> PAGEREF _Toc191291981 \h </w:instrText>
+          <w:instrText xml:space="preserve"> PAGEREF _Toc191292919 \h </w:instrText>
         </w:r>
         <w:r>
           <w:rPr>
@@ -1230,7 +2309,83 @@
             <w:noProof/>
             <w:webHidden/>
           </w:rPr>
-          <w:t>7</w:t>
+          <w:t>10</w:t>
+        </w:r>
+        <w:r>
+          <w:rPr>
+            <w:noProof/>
+            <w:webHidden/>
+          </w:rPr>
+          <w:fldChar w:fldCharType="end"/>
+        </w:r>
+      </w:hyperlink>
+    </w:p>
+    <w:p>
+      <w:pPr>
+        <w:pStyle w:val="TDC1"/>
+        <w:tabs>
+          <w:tab w:val="right" w:leader="dot" w:pos="9009"/>
+        </w:tabs>
+        <w:rPr>
+          <w:rFonts w:eastAsiaTheme="minorEastAsia" w:cstheme="minorBidi"/>
+          <w:b w:val="0"/>
+          <w:bCs w:val="0"/>
+          <w:noProof/>
+          <w:kern w:val="2"/>
+          <w:sz w:val="24"/>
+          <w:szCs w:val="24"/>
+          <w:lang w:val="es-CO"/>
+          <w14:ligatures w14:val="standardContextual"/>
+        </w:rPr>
+      </w:pPr>
+      <w:hyperlink w:anchor="_Toc191292920" w:history="1">
+        <w:r>
+          <w:rPr>
+            <w:rStyle w:val="Hipervnculo"/>
+            <w:noProof/>
+          </w:rPr>
+          <w:t>Conclusiones</w:t>
+        </w:r>
+        <w:r>
+          <w:rPr>
+            <w:noProof/>
+            <w:webHidden/>
+          </w:rPr>
+          <w:tab/>
+        </w:r>
+        <w:r>
+          <w:rPr>
+            <w:noProof/>
+            <w:webHidden/>
+          </w:rPr>
+          <w:fldChar w:fldCharType="begin"/>
+        </w:r>
+        <w:r>
+          <w:rPr>
+            <w:noProof/>
+            <w:webHidden/>
+          </w:rPr>
+          <w:instrText xml:space="preserve"> PAGEREF _Toc191292920 \h </w:instrText>
+        </w:r>
+        <w:r>
+          <w:rPr>
+            <w:noProof/>
+            <w:webHidden/>
+          </w:rPr>
+        </w:r>
+        <w:r>
+          <w:rPr>
+            <w:noProof/>
+            <w:webHidden/>
+          </w:rPr>
+          <w:fldChar w:fldCharType="separate"/>
+        </w:r>
+        <w:r>
+          <w:rPr>
+            <w:noProof/>
+            <w:webHidden/>
+          </w:rPr>
+          <w:t>11</w:t>
         </w:r>
         <w:r>
           <w:rPr>
@@ -1253,6 +2408,7 @@
         <w:rPr>
           <w:color w:val="000000"/>
           <w:highlight w:val="yellow"/>
+          <w:u w:val="single"/>
         </w:rPr>
       </w:pPr>
       <w:r>
@@ -1266,7 +2422,7 @@
       <w:pPr>
         <w:pStyle w:val="APALevel1"/>
       </w:pPr>
-      <w:bookmarkStart w:id="4" w:name="_Toc191291974"/>
+      <w:bookmarkStart w:id="4" w:name="_Toc191292898"/>
       <w:r>
         <w:lastRenderedPageBreak/>
         <w:t>Introducción</w:t>
@@ -1287,24 +2443,32 @@
         </w:pBdr>
         <w:spacing w:line="480" w:lineRule="auto"/>
         <w:ind w:firstLine="720"/>
+      </w:pPr>
+      <w:r>
         <w:rPr>
           <w:color w:val="000000"/>
         </w:rPr>
-      </w:pPr>
+        <w:t xml:space="preserve">El presente documento tiene el objetivo de presentar </w:t>
+      </w:r>
       <w:r>
         <w:rPr>
           <w:color w:val="000000"/>
         </w:rPr>
-        <w:t xml:space="preserve">El presente documento tiene el objetivo de presentar el desarrollo de un caso de desarrollo del aplicativo, de la actividad caso </w:t>
-      </w:r>
-      <w:r>
-        <w:t>número</w:t>
-      </w:r>
+        <w:t xml:space="preserve">un informe investigativo de Git, sus comandos y su historia, además de presentar lo expuestos en las 2 primeras horas de clase de la competencia de requisitos de software para finalmente exponer qué es un </w:t>
+      </w:r>
+      <w:proofErr w:type="spellStart"/>
       <w:r>
         <w:rPr>
           <w:color w:val="000000"/>
         </w:rPr>
-        <w:t xml:space="preserve"> 11 (plataforma de redes sociales), se desarrollarán los requisitos, marco teórico, objetivos, resultados y técnicas de recolección para su posterior exposición.</w:t>
+        <w:t>Merge</w:t>
+      </w:r>
+      <w:proofErr w:type="spellEnd"/>
+      <w:r>
+        <w:rPr>
+          <w:color w:val="000000"/>
+        </w:rPr>
+        <w:t xml:space="preserve"> y cómo se realiza</w:t>
       </w:r>
     </w:p>
     <w:p>
@@ -1318,15 +2482,811 @@
         </w:pBdr>
         <w:spacing w:line="480" w:lineRule="auto"/>
         <w:ind w:firstLine="720"/>
-      </w:pPr>
-      <w:r>
         <w:rPr>
           <w:color w:val="000000"/>
         </w:rPr>
-        <w:t>Las preguntas de la encuesta sobre redes sociales son un cuestionario para comprender qué canal de redes sociales será el más efectivo para llegar a su segmento de mercado</w:t>
-      </w:r>
-      <w:r>
-        <w:t>, tiene el objetivo de permitir la admisión de contenido y formar comunidades, buscando seguridad y privacidad con sus datos.</w:t>
+      </w:pPr>
+    </w:p>
+    <w:p>
+      <w:pPr>
+        <w:pStyle w:val="APALevel1"/>
+      </w:pPr>
+      <w:r>
+        <w:br w:type="page"/>
+      </w:r>
+      <w:bookmarkStart w:id="5" w:name="_Toc191292899"/>
+      <w:r>
+        <w:lastRenderedPageBreak/>
+        <w:t>Informe investigativo de Git</w:t>
+      </w:r>
+      <w:bookmarkEnd w:id="5"/>
+    </w:p>
+    <w:p>
+      <w:pPr>
+        <w:pStyle w:val="APALevel2"/>
+      </w:pPr>
+      <w:bookmarkStart w:id="6" w:name="_Toc191292900"/>
+      <w:r>
+        <w:t>¿Qué es Git?</w:t>
+      </w:r>
+      <w:bookmarkEnd w:id="6"/>
+    </w:p>
+    <w:p>
+      <w:pPr>
+        <w:pStyle w:val="APABodyText"/>
+      </w:pPr>
+      <w:r>
+        <w:t>Git es un sistema de control de versiones distribuido. Básicamente, es una herramienta que permite llevar un seguimiento de los cambios realizados en un conjunto de archivos a lo largo del tiempo. Git ayuda a los desarrolladores a gestionar y coordinar el trabajo en equipo, así como a guardar un historial de las modificaciones que se realizan sobre un proyecto.</w:t>
+      </w:r>
+    </w:p>
+    <w:p>
+      <w:pPr>
+        <w:pStyle w:val="APABodyText"/>
+      </w:pPr>
+    </w:p>
+    <w:p>
+      <w:pPr>
+        <w:pStyle w:val="APABodyText"/>
+      </w:pPr>
+      <w:r>
+        <w:t>Con Git, los usuarios pueden guardar versiones previas de su proyecto, colaborar con otros de manera eficiente, fusionar cambios, y recuperar archivos que se hayan borrado o modificado accidentalmente.</w:t>
+      </w:r>
+    </w:p>
+    <w:p>
+      <w:pPr>
+        <w:pStyle w:val="APALevel2"/>
+      </w:pPr>
+      <w:r>
+        <w:rPr>
+          <w:szCs w:val="24"/>
+        </w:rPr>
+        <w:br/>
+      </w:r>
+      <w:bookmarkStart w:id="7" w:name="_Toc191292901"/>
+      <w:r>
+        <w:t>Historia</w:t>
+      </w:r>
+      <w:bookmarkEnd w:id="7"/>
+      <w:r>
+        <w:br/>
+      </w:r>
+    </w:p>
+    <w:p>
+      <w:pPr>
+        <w:pStyle w:val="APABodyText"/>
+      </w:pPr>
+      <w:r>
+        <w:t xml:space="preserve">Git fue creado por Linus Torvalds en 2005, principalmente para ayudar en el desarrollo del sistema operativo Linux. Antes de Git, el proyecto usaba un sistema de control de versiones llamado </w:t>
+      </w:r>
+      <w:proofErr w:type="spellStart"/>
+      <w:r>
+        <w:t>BitKeeper</w:t>
+      </w:r>
+      <w:proofErr w:type="spellEnd"/>
+      <w:r>
+        <w:t>, pero hubo problemas con su licencia. Torvalds decidió crear su propio sistema de control de versiones que fuera rápido, distribuido y libre.</w:t>
+      </w:r>
+    </w:p>
+    <w:p>
+      <w:pPr>
+        <w:pStyle w:val="APABodyText"/>
+      </w:pPr>
+    </w:p>
+    <w:p>
+      <w:pPr>
+        <w:pStyle w:val="APABodyText"/>
+      </w:pPr>
+      <w:r>
+        <w:t>Desde su creación, Git ha ganado una popularidad enorme, y hoy en día es utilizado en una gran cantidad de proyectos, no solo en el desarrollo de software, sino también en cualquier tipo de trabajo colaborativo donde se necesite llevar un registro de versiones.</w:t>
+      </w:r>
+    </w:p>
+    <w:p>
+      <w:pPr>
+        <w:pStyle w:val="APALevel2"/>
+      </w:pPr>
+    </w:p>
+    <w:p>
+      <w:pPr>
+        <w:pStyle w:val="APALevel2"/>
+      </w:pPr>
+      <w:bookmarkStart w:id="8" w:name="_Toc191292902"/>
+      <w:r>
+        <w:lastRenderedPageBreak/>
+        <w:t>Comandos básicos de Git</w:t>
+      </w:r>
+      <w:bookmarkEnd w:id="8"/>
+    </w:p>
+    <w:p>
+      <w:pPr>
+        <w:pStyle w:val="APALevel3"/>
+      </w:pPr>
+      <w:bookmarkStart w:id="9" w:name="_Toc191292903"/>
+      <w:proofErr w:type="spellStart"/>
+      <w:r>
+        <w:t>git</w:t>
+      </w:r>
+      <w:proofErr w:type="spellEnd"/>
+      <w:r>
+        <w:t xml:space="preserve"> </w:t>
+      </w:r>
+      <w:proofErr w:type="spellStart"/>
+      <w:r>
+        <w:t>init</w:t>
+      </w:r>
+      <w:bookmarkEnd w:id="9"/>
+      <w:proofErr w:type="spellEnd"/>
+    </w:p>
+    <w:p>
+      <w:pPr>
+        <w:pStyle w:val="APABodyText"/>
+      </w:pPr>
+      <w:r>
+        <w:t xml:space="preserve">Inicializa un nuevo repositorio Git en tu directorio actual. Crea una carpeta oculta </w:t>
+      </w:r>
+      <w:proofErr w:type="gramStart"/>
+      <w:r>
+        <w:t>llamada .</w:t>
+      </w:r>
+      <w:proofErr w:type="spellStart"/>
+      <w:r>
+        <w:t>git</w:t>
+      </w:r>
+      <w:proofErr w:type="spellEnd"/>
+      <w:proofErr w:type="gramEnd"/>
+      <w:r>
+        <w:t xml:space="preserve"> donde Git guarda toda la información.</w:t>
+      </w:r>
+    </w:p>
+    <w:p>
+      <w:pPr>
+        <w:pStyle w:val="APABodyText"/>
+      </w:pPr>
+    </w:p>
+    <w:p>
+      <w:pPr>
+        <w:pStyle w:val="APALevel3"/>
+      </w:pPr>
+      <w:bookmarkStart w:id="10" w:name="_Toc191292904"/>
+      <w:proofErr w:type="spellStart"/>
+      <w:r>
+        <w:t>git</w:t>
+      </w:r>
+      <w:proofErr w:type="spellEnd"/>
+      <w:r>
+        <w:t xml:space="preserve"> clone</w:t>
+      </w:r>
+      <w:bookmarkEnd w:id="10"/>
+      <w:r>
+        <w:t xml:space="preserve"> </w:t>
+      </w:r>
+    </w:p>
+    <w:p>
+      <w:pPr>
+        <w:pStyle w:val="APABodyText"/>
+      </w:pPr>
+      <w:r>
+        <w:t>Clona un repositorio remoto en tu máquina local. Este comando copia todo el historial y archivos del repositorio a tu máquina.</w:t>
+      </w:r>
+    </w:p>
+    <w:p>
+      <w:pPr>
+        <w:pStyle w:val="APABodyText"/>
+      </w:pPr>
+      <w:proofErr w:type="spellStart"/>
+      <w:r>
+        <w:t>git</w:t>
+      </w:r>
+      <w:proofErr w:type="spellEnd"/>
+      <w:r>
+        <w:t xml:space="preserve"> clone https://github.com/usuario/repositorio.git</w:t>
+      </w:r>
+    </w:p>
+    <w:p>
+      <w:pPr>
+        <w:pStyle w:val="APALevel3"/>
+      </w:pPr>
+      <w:bookmarkStart w:id="11" w:name="_Toc191292905"/>
+      <w:proofErr w:type="spellStart"/>
+      <w:r>
+        <w:t>git</w:t>
+      </w:r>
+      <w:proofErr w:type="spellEnd"/>
+      <w:r>
+        <w:t xml:space="preserve"> status</w:t>
+      </w:r>
+      <w:bookmarkEnd w:id="11"/>
+    </w:p>
+    <w:p>
+      <w:pPr>
+        <w:pStyle w:val="APABodyText"/>
+      </w:pPr>
+      <w:r>
+        <w:t>Muestra el estado actual del repositorio, es decir, qué archivos han sido modificados, agregados, eliminados, etc.</w:t>
+      </w:r>
+    </w:p>
+    <w:p>
+      <w:pPr>
+        <w:pStyle w:val="APABodyText"/>
+      </w:pPr>
+    </w:p>
+    <w:p>
+      <w:pPr>
+        <w:pStyle w:val="APALevel3"/>
+      </w:pPr>
+      <w:bookmarkStart w:id="12" w:name="_Toc191292906"/>
+      <w:proofErr w:type="spellStart"/>
+      <w:r>
+        <w:t>git</w:t>
+      </w:r>
+      <w:proofErr w:type="spellEnd"/>
+      <w:r>
+        <w:t xml:space="preserve"> </w:t>
+      </w:r>
+      <w:proofErr w:type="spellStart"/>
+      <w:r>
+        <w:t>add</w:t>
+      </w:r>
+      <w:proofErr w:type="spellEnd"/>
+      <w:r>
+        <w:t xml:space="preserve"> [archivo]</w:t>
+      </w:r>
+      <w:bookmarkEnd w:id="12"/>
+    </w:p>
+    <w:p>
+      <w:pPr>
+        <w:pStyle w:val="APABodyText"/>
+      </w:pPr>
+      <w:r>
+        <w:t>Agrega un archivo al área de preparación (</w:t>
+      </w:r>
+      <w:proofErr w:type="spellStart"/>
+      <w:r>
+        <w:t>staging</w:t>
+      </w:r>
+      <w:proofErr w:type="spellEnd"/>
+      <w:r>
+        <w:t xml:space="preserve"> </w:t>
+      </w:r>
+      <w:proofErr w:type="spellStart"/>
+      <w:r>
+        <w:t>area</w:t>
+      </w:r>
+      <w:proofErr w:type="spellEnd"/>
+      <w:r>
+        <w:t xml:space="preserve">). Antes de hacer un </w:t>
+      </w:r>
+      <w:proofErr w:type="spellStart"/>
+      <w:r>
+        <w:t>commit</w:t>
+      </w:r>
+      <w:proofErr w:type="spellEnd"/>
+      <w:r>
+        <w:t>, debes añadir los archivos que deseas guardar.</w:t>
+      </w:r>
+    </w:p>
+    <w:p>
+      <w:pPr>
+        <w:pStyle w:val="APALevel3"/>
+      </w:pPr>
+      <w:bookmarkStart w:id="13" w:name="_Toc191292907"/>
+      <w:proofErr w:type="spellStart"/>
+      <w:r>
+        <w:t>git</w:t>
+      </w:r>
+      <w:proofErr w:type="spellEnd"/>
+      <w:r>
+        <w:t xml:space="preserve"> </w:t>
+      </w:r>
+      <w:proofErr w:type="spellStart"/>
+      <w:r>
+        <w:t>commit</w:t>
+      </w:r>
+      <w:proofErr w:type="spellEnd"/>
+      <w:r>
+        <w:t xml:space="preserve"> -m "mensaje"</w:t>
+      </w:r>
+      <w:bookmarkEnd w:id="13"/>
+    </w:p>
+    <w:p>
+      <w:pPr>
+        <w:pStyle w:val="APABodyText"/>
+      </w:pPr>
+      <w:r>
+        <w:t>Guarda los cambios en el historial de Git con un mensaje que describe el cambio realizado.</w:t>
+      </w:r>
+    </w:p>
+    <w:p>
+      <w:pPr>
+        <w:pStyle w:val="APABodyText"/>
+      </w:pPr>
+      <w:proofErr w:type="spellStart"/>
+      <w:r>
+        <w:t>git</w:t>
+      </w:r>
+      <w:proofErr w:type="spellEnd"/>
+      <w:r>
+        <w:t xml:space="preserve"> </w:t>
+      </w:r>
+      <w:proofErr w:type="spellStart"/>
+      <w:r>
+        <w:t>commit</w:t>
+      </w:r>
+      <w:proofErr w:type="spellEnd"/>
+      <w:r>
+        <w:t xml:space="preserve"> -m "Añadido nuevo archivo de configuración"</w:t>
+      </w:r>
+    </w:p>
+    <w:p>
+      <w:pPr>
+        <w:pStyle w:val="APALevel3"/>
+      </w:pPr>
+      <w:bookmarkStart w:id="14" w:name="_Toc191292908"/>
+      <w:proofErr w:type="spellStart"/>
+      <w:r>
+        <w:t>git</w:t>
+      </w:r>
+      <w:proofErr w:type="spellEnd"/>
+      <w:r>
+        <w:t xml:space="preserve"> </w:t>
+      </w:r>
+      <w:proofErr w:type="spellStart"/>
+      <w:r>
+        <w:t>push</w:t>
+      </w:r>
+      <w:bookmarkEnd w:id="14"/>
+      <w:proofErr w:type="spellEnd"/>
+    </w:p>
+    <w:p>
+      <w:pPr>
+        <w:pStyle w:val="APABodyText"/>
+      </w:pPr>
+      <w:r>
+        <w:lastRenderedPageBreak/>
+        <w:t xml:space="preserve">Sube los cambios locales a un repositorio remoto (como GitHub, </w:t>
+      </w:r>
+      <w:proofErr w:type="spellStart"/>
+      <w:r>
+        <w:t>GitLab</w:t>
+      </w:r>
+      <w:proofErr w:type="spellEnd"/>
+      <w:r>
+        <w:t xml:space="preserve">, </w:t>
+      </w:r>
+      <w:proofErr w:type="spellStart"/>
+      <w:r>
+        <w:t>Bitbucket</w:t>
+      </w:r>
+      <w:proofErr w:type="spellEnd"/>
+      <w:r>
+        <w:t>, etc.).</w:t>
+      </w:r>
+    </w:p>
+    <w:p>
+      <w:pPr>
+        <w:pStyle w:val="APABodyText"/>
+      </w:pPr>
+    </w:p>
+    <w:p>
+      <w:pPr>
+        <w:pStyle w:val="APABodyText"/>
+      </w:pPr>
+      <w:proofErr w:type="spellStart"/>
+      <w:r>
+        <w:t>git</w:t>
+      </w:r>
+      <w:proofErr w:type="spellEnd"/>
+      <w:r>
+        <w:t xml:space="preserve"> </w:t>
+      </w:r>
+      <w:proofErr w:type="spellStart"/>
+      <w:r>
+        <w:t>push</w:t>
+      </w:r>
+      <w:proofErr w:type="spellEnd"/>
+      <w:r>
+        <w:t xml:space="preserve"> </w:t>
+      </w:r>
+      <w:proofErr w:type="spellStart"/>
+      <w:r>
+        <w:t>origin</w:t>
+      </w:r>
+      <w:proofErr w:type="spellEnd"/>
+      <w:r>
+        <w:t xml:space="preserve"> </w:t>
+      </w:r>
+      <w:proofErr w:type="spellStart"/>
+      <w:r>
+        <w:t>main</w:t>
+      </w:r>
+      <w:proofErr w:type="spellEnd"/>
+    </w:p>
+    <w:p>
+      <w:pPr>
+        <w:pStyle w:val="APALevel3"/>
+      </w:pPr>
+      <w:bookmarkStart w:id="15" w:name="_Toc191292909"/>
+      <w:proofErr w:type="spellStart"/>
+      <w:r>
+        <w:t>git</w:t>
+      </w:r>
+      <w:proofErr w:type="spellEnd"/>
+      <w:r>
+        <w:t xml:space="preserve"> </w:t>
+      </w:r>
+      <w:proofErr w:type="spellStart"/>
+      <w:r>
+        <w:t>pull</w:t>
+      </w:r>
+      <w:bookmarkEnd w:id="15"/>
+      <w:proofErr w:type="spellEnd"/>
+    </w:p>
+    <w:p>
+      <w:pPr>
+        <w:pStyle w:val="APABodyText"/>
+      </w:pPr>
+      <w:r>
+        <w:t>Trae los cambios más recientes de un repositorio remoto a tu repositorio local. Es útil para sincronizar el trabajo en equipo.</w:t>
+      </w:r>
+    </w:p>
+    <w:p>
+      <w:pPr>
+        <w:pStyle w:val="APABodyText"/>
+      </w:pPr>
+    </w:p>
+    <w:p>
+      <w:pPr>
+        <w:pStyle w:val="APABodyText"/>
+      </w:pPr>
+      <w:proofErr w:type="spellStart"/>
+      <w:r>
+        <w:t>git</w:t>
+      </w:r>
+      <w:proofErr w:type="spellEnd"/>
+      <w:r>
+        <w:t xml:space="preserve"> </w:t>
+      </w:r>
+      <w:proofErr w:type="spellStart"/>
+      <w:r>
+        <w:t>pull</w:t>
+      </w:r>
+      <w:proofErr w:type="spellEnd"/>
+      <w:r>
+        <w:t xml:space="preserve"> </w:t>
+      </w:r>
+      <w:proofErr w:type="spellStart"/>
+      <w:r>
+        <w:t>origin</w:t>
+      </w:r>
+      <w:proofErr w:type="spellEnd"/>
+      <w:r>
+        <w:t xml:space="preserve"> </w:t>
+      </w:r>
+      <w:proofErr w:type="spellStart"/>
+      <w:r>
+        <w:t>main</w:t>
+      </w:r>
+      <w:proofErr w:type="spellEnd"/>
+    </w:p>
+    <w:p>
+      <w:pPr>
+        <w:pStyle w:val="APALevel3"/>
+      </w:pPr>
+      <w:bookmarkStart w:id="16" w:name="_Toc191292910"/>
+      <w:proofErr w:type="spellStart"/>
+      <w:r>
+        <w:t>git</w:t>
+      </w:r>
+      <w:proofErr w:type="spellEnd"/>
+      <w:r>
+        <w:t xml:space="preserve"> </w:t>
+      </w:r>
+      <w:proofErr w:type="spellStart"/>
+      <w:r>
+        <w:t>branch</w:t>
+      </w:r>
+      <w:bookmarkEnd w:id="16"/>
+      <w:proofErr w:type="spellEnd"/>
+    </w:p>
+    <w:p>
+      <w:pPr>
+        <w:pStyle w:val="APABodyText"/>
+      </w:pPr>
+      <w:r>
+        <w:t>Muestra las ramas existentes en el repositorio. También se puede usar para crear nuevas ramas.</w:t>
+      </w:r>
+    </w:p>
+    <w:p>
+      <w:pPr>
+        <w:pStyle w:val="APABodyText"/>
+      </w:pPr>
+      <w:proofErr w:type="spellStart"/>
+      <w:r>
+        <w:t>git</w:t>
+      </w:r>
+      <w:proofErr w:type="spellEnd"/>
+      <w:r>
+        <w:t xml:space="preserve"> </w:t>
+      </w:r>
+      <w:proofErr w:type="spellStart"/>
+      <w:r>
+        <w:t>branch</w:t>
+      </w:r>
+      <w:proofErr w:type="spellEnd"/>
+    </w:p>
+    <w:p>
+      <w:pPr>
+        <w:pStyle w:val="APALevel3"/>
+      </w:pPr>
+      <w:bookmarkStart w:id="17" w:name="_Toc191292911"/>
+      <w:proofErr w:type="spellStart"/>
+      <w:r>
+        <w:t>git</w:t>
+      </w:r>
+      <w:proofErr w:type="spellEnd"/>
+      <w:r>
+        <w:t xml:space="preserve"> </w:t>
+      </w:r>
+      <w:proofErr w:type="spellStart"/>
+      <w:r>
+        <w:t>checkout</w:t>
+      </w:r>
+      <w:proofErr w:type="spellEnd"/>
+      <w:r>
+        <w:t xml:space="preserve"> [rama]</w:t>
+      </w:r>
+      <w:bookmarkEnd w:id="17"/>
+    </w:p>
+    <w:p>
+      <w:pPr>
+        <w:pStyle w:val="APABodyText"/>
+      </w:pPr>
+      <w:r>
+        <w:t>Cambia a una rama existente en el repositorio.</w:t>
+      </w:r>
+    </w:p>
+    <w:p>
+      <w:pPr>
+        <w:pStyle w:val="APABodyText"/>
+      </w:pPr>
+      <w:proofErr w:type="spellStart"/>
+      <w:r>
+        <w:t>git</w:t>
+      </w:r>
+      <w:proofErr w:type="spellEnd"/>
+      <w:r>
+        <w:t xml:space="preserve"> </w:t>
+      </w:r>
+      <w:proofErr w:type="spellStart"/>
+      <w:r>
+        <w:t>checkout</w:t>
+      </w:r>
+      <w:proofErr w:type="spellEnd"/>
+      <w:r>
+        <w:t xml:space="preserve"> </w:t>
+      </w:r>
+      <w:proofErr w:type="spellStart"/>
+      <w:r>
+        <w:t>develop</w:t>
+      </w:r>
+      <w:proofErr w:type="spellEnd"/>
+    </w:p>
+    <w:p>
+      <w:pPr>
+        <w:pStyle w:val="APALevel3"/>
+      </w:pPr>
+      <w:bookmarkStart w:id="18" w:name="_Toc191292912"/>
+      <w:proofErr w:type="spellStart"/>
+      <w:r>
+        <w:t>git</w:t>
+      </w:r>
+      <w:proofErr w:type="spellEnd"/>
+      <w:r>
+        <w:t xml:space="preserve"> </w:t>
+      </w:r>
+      <w:proofErr w:type="spellStart"/>
+      <w:r>
+        <w:t>merge</w:t>
+      </w:r>
+      <w:proofErr w:type="spellEnd"/>
+      <w:r>
+        <w:t xml:space="preserve"> [rama]</w:t>
+      </w:r>
+      <w:bookmarkEnd w:id="18"/>
+    </w:p>
+    <w:p>
+      <w:pPr>
+        <w:pStyle w:val="APABodyText"/>
+      </w:pPr>
+      <w:r>
+        <w:t>Fusiona los cambios de una rama específica en la rama activa. Se utiliza después de trabajar en una rama separada para incorporar los cambios a la rama principal.</w:t>
+      </w:r>
+    </w:p>
+    <w:p>
+      <w:pPr>
+        <w:pStyle w:val="APABodyText"/>
+      </w:pPr>
+      <w:proofErr w:type="spellStart"/>
+      <w:r>
+        <w:t>git</w:t>
+      </w:r>
+      <w:proofErr w:type="spellEnd"/>
+      <w:r>
+        <w:t xml:space="preserve"> </w:t>
+      </w:r>
+      <w:proofErr w:type="spellStart"/>
+      <w:r>
+        <w:t>merge</w:t>
+      </w:r>
+      <w:proofErr w:type="spellEnd"/>
+      <w:r>
+        <w:t xml:space="preserve"> </w:t>
+      </w:r>
+      <w:proofErr w:type="spellStart"/>
+      <w:r>
+        <w:t>feature</w:t>
+      </w:r>
+      <w:proofErr w:type="spellEnd"/>
+      <w:r>
+        <w:t>-nueva-funcionalidad</w:t>
+      </w:r>
+    </w:p>
+    <w:p>
+      <w:pPr>
+        <w:pStyle w:val="APALevel3"/>
+      </w:pPr>
+      <w:bookmarkStart w:id="19" w:name="_Toc191292913"/>
+      <w:proofErr w:type="spellStart"/>
+      <w:r>
+        <w:t>git</w:t>
+      </w:r>
+      <w:proofErr w:type="spellEnd"/>
+      <w:r>
+        <w:t xml:space="preserve"> log</w:t>
+      </w:r>
+      <w:bookmarkEnd w:id="19"/>
+    </w:p>
+    <w:p>
+      <w:pPr>
+        <w:pStyle w:val="APABodyText"/>
+      </w:pPr>
+      <w:r>
+        <w:lastRenderedPageBreak/>
+        <w:t xml:space="preserve">Muestra el historial de </w:t>
+      </w:r>
+      <w:proofErr w:type="spellStart"/>
+      <w:r>
+        <w:t>commits</w:t>
+      </w:r>
+      <w:proofErr w:type="spellEnd"/>
+      <w:r>
+        <w:t>, es decir, todos los cambios realizados en el repositorio con información sobre el autor, la fecha, etc.</w:t>
+      </w:r>
+    </w:p>
+    <w:p>
+      <w:pPr>
+        <w:pStyle w:val="APABodyText"/>
+      </w:pPr>
+      <w:proofErr w:type="spellStart"/>
+      <w:r>
+        <w:t>git</w:t>
+      </w:r>
+      <w:proofErr w:type="spellEnd"/>
+      <w:r>
+        <w:t xml:space="preserve"> log</w:t>
+      </w:r>
+    </w:p>
+    <w:p>
+      <w:pPr>
+        <w:pStyle w:val="APALevel3"/>
+      </w:pPr>
+      <w:bookmarkStart w:id="20" w:name="_Toc191292914"/>
+      <w:proofErr w:type="spellStart"/>
+      <w:r>
+        <w:t>git</w:t>
+      </w:r>
+      <w:proofErr w:type="spellEnd"/>
+      <w:r>
+        <w:t xml:space="preserve"> </w:t>
+      </w:r>
+      <w:proofErr w:type="spellStart"/>
+      <w:r>
+        <w:t>diff</w:t>
+      </w:r>
+      <w:bookmarkEnd w:id="20"/>
+      <w:proofErr w:type="spellEnd"/>
+    </w:p>
+    <w:p>
+      <w:pPr>
+        <w:pStyle w:val="APABodyText"/>
+      </w:pPr>
+      <w:r>
+        <w:t>Muestra las diferencias entre los cambios que has hecho y los que aún no han sido añadidos o confirmados.</w:t>
+      </w:r>
+    </w:p>
+    <w:p>
+      <w:pPr>
+        <w:pStyle w:val="APABodyText"/>
+      </w:pPr>
+      <w:proofErr w:type="spellStart"/>
+      <w:r>
+        <w:t>git</w:t>
+      </w:r>
+      <w:proofErr w:type="spellEnd"/>
+      <w:r>
+        <w:t xml:space="preserve"> </w:t>
+      </w:r>
+      <w:proofErr w:type="spellStart"/>
+      <w:r>
+        <w:t>diff</w:t>
+      </w:r>
+      <w:proofErr w:type="spellEnd"/>
+    </w:p>
+    <w:p>
+      <w:pPr>
+        <w:pStyle w:val="APALevel3"/>
+      </w:pPr>
+      <w:bookmarkStart w:id="21" w:name="_Toc191292915"/>
+      <w:proofErr w:type="spellStart"/>
+      <w:r>
+        <w:t>git</w:t>
+      </w:r>
+      <w:proofErr w:type="spellEnd"/>
+      <w:r>
+        <w:t xml:space="preserve"> </w:t>
+      </w:r>
+      <w:proofErr w:type="spellStart"/>
+      <w:r>
+        <w:t>reset</w:t>
+      </w:r>
+      <w:proofErr w:type="spellEnd"/>
+      <w:r>
+        <w:t xml:space="preserve"> [archivo]</w:t>
+      </w:r>
+      <w:bookmarkEnd w:id="21"/>
+    </w:p>
+    <w:p>
+      <w:pPr>
+        <w:pStyle w:val="APABodyText"/>
+      </w:pPr>
+      <w:r>
+        <w:t>Deshace los cambios en un archivo en el área de preparación (</w:t>
+      </w:r>
+      <w:proofErr w:type="spellStart"/>
+      <w:r>
+        <w:t>staging</w:t>
+      </w:r>
+      <w:proofErr w:type="spellEnd"/>
+      <w:r>
+        <w:t xml:space="preserve"> </w:t>
+      </w:r>
+      <w:proofErr w:type="spellStart"/>
+      <w:r>
+        <w:t>area</w:t>
+      </w:r>
+      <w:proofErr w:type="spellEnd"/>
+      <w:r>
+        <w:t>), pero no afecta los archivos en el directorio de trabajo.</w:t>
+      </w:r>
+    </w:p>
+    <w:p>
+      <w:pPr>
+        <w:pStyle w:val="APABodyText"/>
+      </w:pPr>
+      <w:proofErr w:type="spellStart"/>
+      <w:r>
+        <w:t>git</w:t>
+      </w:r>
+      <w:proofErr w:type="spellEnd"/>
+      <w:r>
+        <w:t xml:space="preserve"> </w:t>
+      </w:r>
+      <w:proofErr w:type="spellStart"/>
+      <w:r>
+        <w:t>reset</w:t>
+      </w:r>
+      <w:proofErr w:type="spellEnd"/>
+      <w:r>
+        <w:t xml:space="preserve"> archivo.txt</w:t>
       </w:r>
     </w:p>
     <w:p>
@@ -1347,46 +3307,22 @@
     </w:p>
     <w:p>
       <w:pPr>
+        <w:jc w:val="center"/>
+      </w:pPr>
+    </w:p>
+    <w:p>
+      <w:pPr>
         <w:pStyle w:val="APALevel1"/>
       </w:pPr>
       <w:r>
-        <w:br w:type="page"/>
-      </w:r>
-      <w:bookmarkStart w:id="5" w:name="_Toc191291975"/>
+        <w:br w:type="column"/>
+      </w:r>
+      <w:bookmarkStart w:id="22" w:name="_Toc191292916"/>
       <w:r>
         <w:lastRenderedPageBreak/>
-        <w:t>Informe investigativo de Git</w:t>
-      </w:r>
-      <w:bookmarkEnd w:id="5"/>
-    </w:p>
-    <w:p>
-      <w:pPr>
-        <w:pStyle w:val="APALevel2"/>
-      </w:pPr>
-      <w:r>
-        <w:rPr>
-          <w:szCs w:val="24"/>
-        </w:rPr>
-        <w:br/>
-      </w:r>
-      <w:bookmarkStart w:id="6" w:name="_Toc191291976"/>
-      <w:r>
-        <w:t>Historia</w:t>
-      </w:r>
-      <w:bookmarkEnd w:id="6"/>
-    </w:p>
-    <w:p>
-      <w:pPr>
-        <w:pStyle w:val="APALevel2"/>
-      </w:pPr>
-      <w:bookmarkStart w:id="7" w:name="_Toc191291977"/>
-      <w:r>
-        <w:t>C</w:t>
-      </w:r>
-      <w:r>
-        <w:t>omandos</w:t>
-      </w:r>
-      <w:bookmarkEnd w:id="7"/>
+        <w:t>Explicación de la actividad de la clase</w:t>
+      </w:r>
+      <w:bookmarkEnd w:id="22"/>
     </w:p>
     <w:p>
       <w:pPr>
@@ -1400,41 +3336,29 @@
         <w:spacing w:line="480" w:lineRule="auto"/>
         <w:ind w:firstLine="720"/>
         <w:rPr>
-          <w:color w:val="000000"/>
-        </w:rPr>
-      </w:pPr>
-    </w:p>
-    <w:p>
-      <w:pPr>
-        <w:jc w:val="center"/>
-      </w:pPr>
-    </w:p>
-    <w:p>
-      <w:pPr>
-        <w:pStyle w:val="APALevel1"/>
-      </w:pPr>
-      <w:r>
-        <w:br w:type="column"/>
-      </w:r>
-      <w:bookmarkStart w:id="8" w:name="_Toc191291978"/>
-      <w:r>
-        <w:lastRenderedPageBreak/>
-        <w:t>Explicación de la actividad de la clase</w:t>
-      </w:r>
-      <w:bookmarkEnd w:id="8"/>
-    </w:p>
-    <w:p>
-      <w:pPr>
-        <w:pStyle w:val="APALevel2"/>
-      </w:pPr>
-      <w:bookmarkStart w:id="9" w:name="_Toc191291979"/>
-      <w:r>
-        <w:t>Crear carpeta</w:t>
-      </w:r>
-      <w:r>
-        <w:t>:</w:t>
-      </w:r>
-      <w:bookmarkEnd w:id="9"/>
+          <w:szCs w:val="32"/>
+        </w:rPr>
+      </w:pPr>
+      <w:r>
+        <w:rPr>
+          <w:szCs w:val="32"/>
+        </w:rPr>
+        <w:t xml:space="preserve">Git es un sistema de control de versiones que permite gestionar los cambios en los archivos de un proyecto. Para trabajar con Git, se usa una terminal como Git </w:t>
+      </w:r>
+      <w:proofErr w:type="spellStart"/>
+      <w:r>
+        <w:rPr>
+          <w:szCs w:val="32"/>
+        </w:rPr>
+        <w:t>Bash</w:t>
+      </w:r>
+      <w:proofErr w:type="spellEnd"/>
+      <w:r>
+        <w:rPr>
+          <w:szCs w:val="32"/>
+        </w:rPr>
+        <w:t>. Los pasos básicos para crear y manejar un repositorio son:</w:t>
+      </w:r>
     </w:p>
     <w:p>
       <w:pPr>
@@ -1448,14 +3372,16 @@
         <w:spacing w:line="480" w:lineRule="auto"/>
         <w:ind w:firstLine="720"/>
         <w:rPr>
-          <w:color w:val="000000"/>
-        </w:rPr>
-      </w:pPr>
-      <w:r>
-        <w:rPr>
-          <w:color w:val="000000"/>
-        </w:rPr>
-        <w:br/>
+          <w:szCs w:val="32"/>
+        </w:rPr>
+      </w:pPr>
+    </w:p>
+    <w:p>
+      <w:pPr>
+        <w:pStyle w:val="APALevel2"/>
+      </w:pPr>
+      <w:r>
+        <w:t>Inicializar un repositorio</w:t>
       </w:r>
     </w:p>
     <w:p>
@@ -1470,25 +3396,29 @@
         <w:spacing w:line="480" w:lineRule="auto"/>
         <w:ind w:firstLine="720"/>
         <w:rPr>
-          <w:color w:val="000000"/>
-        </w:rPr>
-      </w:pPr>
-    </w:p>
-    <w:p>
-      <w:pPr>
-        <w:pStyle w:val="APALevel2"/>
-      </w:pPr>
-      <w:bookmarkStart w:id="10" w:name="_Toc191291980"/>
-      <w:r>
-        <w:t>Crear repositorio</w:t>
-      </w:r>
-      <w:r>
-        <w:rPr>
-          <w:szCs w:val="24"/>
-        </w:rPr>
-        <w:t>:</w:t>
-      </w:r>
-      <w:bookmarkEnd w:id="10"/>
+          <w:szCs w:val="32"/>
+        </w:rPr>
+      </w:pPr>
+      <w:r>
+        <w:rPr>
+          <w:szCs w:val="32"/>
+        </w:rPr>
+        <w:t xml:space="preserve">   - Se debe abrir Git </w:t>
+      </w:r>
+      <w:proofErr w:type="spellStart"/>
+      <w:r>
+        <w:rPr>
+          <w:szCs w:val="32"/>
+        </w:rPr>
+        <w:t>Bash</w:t>
+      </w:r>
+      <w:proofErr w:type="spellEnd"/>
+      <w:r>
+        <w:rPr>
+          <w:szCs w:val="32"/>
+        </w:rPr>
+        <w:t xml:space="preserve"> y ejecutar el comando:</w:t>
+      </w:r>
     </w:p>
     <w:p>
       <w:pPr>
@@ -1502,73 +3432,1443 @@
         <w:spacing w:line="480" w:lineRule="auto"/>
         <w:ind w:firstLine="720"/>
         <w:rPr>
-          <w:color w:val="000000"/>
-        </w:rPr>
-      </w:pPr>
-      <w:r>
-        <w:rPr>
-          <w:color w:val="000000"/>
-        </w:rPr>
-        <w:br/>
-      </w:r>
-    </w:p>
-    <w:p>
-      <w:pPr>
-        <w:rPr>
-          <w:b/>
-          <w:color w:val="000000"/>
-        </w:rPr>
-      </w:pPr>
-    </w:p>
-    <w:p>
-      <w:pPr>
-        <w:pBdr>
-          <w:top w:val="nil"/>
-          <w:left w:val="nil"/>
-          <w:bottom w:val="nil"/>
-          <w:right w:val="nil"/>
-          <w:between w:val="nil"/>
-        </w:pBdr>
-        <w:spacing w:before="240" w:after="480"/>
+          <w:szCs w:val="32"/>
+        </w:rPr>
+      </w:pPr>
+      <w:r>
+        <w:rPr>
+          <w:szCs w:val="32"/>
+        </w:rPr>
+        <w:t xml:space="preserve">     </w:t>
+      </w:r>
+      <w:proofErr w:type="spellStart"/>
+      <w:r>
+        <w:rPr>
+          <w:szCs w:val="32"/>
+        </w:rPr>
+        <w:t>bash</w:t>
+      </w:r>
+      <w:proofErr w:type="spellEnd"/>
+    </w:p>
+    <w:p>
+      <w:pPr>
+        <w:pBdr>
+          <w:top w:val="nil"/>
+          <w:left w:val="nil"/>
+          <w:bottom w:val="nil"/>
+          <w:right w:val="nil"/>
+          <w:between w:val="nil"/>
+        </w:pBdr>
+        <w:spacing w:line="480" w:lineRule="auto"/>
+        <w:ind w:firstLine="720"/>
+        <w:rPr>
+          <w:szCs w:val="32"/>
+        </w:rPr>
+      </w:pPr>
+      <w:r>
+        <w:rPr>
+          <w:szCs w:val="32"/>
+        </w:rPr>
+        <w:t xml:space="preserve">     </w:t>
+      </w:r>
+      <w:proofErr w:type="spellStart"/>
+      <w:r>
+        <w:rPr>
+          <w:szCs w:val="32"/>
+        </w:rPr>
+        <w:t>git</w:t>
+      </w:r>
+      <w:proofErr w:type="spellEnd"/>
+      <w:r>
+        <w:rPr>
+          <w:szCs w:val="32"/>
+        </w:rPr>
+        <w:t xml:space="preserve"> </w:t>
+      </w:r>
+      <w:proofErr w:type="spellStart"/>
+      <w:r>
+        <w:rPr>
+          <w:szCs w:val="32"/>
+        </w:rPr>
+        <w:t>init</w:t>
+      </w:r>
+      <w:proofErr w:type="spellEnd"/>
+    </w:p>
+    <w:p>
+      <w:pPr>
+        <w:pBdr>
+          <w:top w:val="nil"/>
+          <w:left w:val="nil"/>
+          <w:bottom w:val="nil"/>
+          <w:right w:val="nil"/>
+          <w:between w:val="nil"/>
+        </w:pBdr>
+        <w:spacing w:line="480" w:lineRule="auto"/>
+        <w:ind w:left="720"/>
+        <w:rPr>
+          <w:szCs w:val="32"/>
+        </w:rPr>
+      </w:pPr>
+      <w:r>
+        <w:rPr>
+          <w:szCs w:val="32"/>
+        </w:rPr>
+        <w:t xml:space="preserve">     </w:t>
+      </w:r>
+    </w:p>
+    <w:p>
+      <w:pPr>
+        <w:pBdr>
+          <w:top w:val="nil"/>
+          <w:left w:val="nil"/>
+          <w:bottom w:val="nil"/>
+          <w:right w:val="nil"/>
+          <w:between w:val="nil"/>
+        </w:pBdr>
+        <w:spacing w:line="480" w:lineRule="auto"/>
+        <w:ind w:firstLine="720"/>
+        <w:rPr>
+          <w:szCs w:val="32"/>
+        </w:rPr>
+      </w:pPr>
+      <w:r>
+        <w:rPr>
+          <w:szCs w:val="32"/>
+        </w:rPr>
+        <w:t xml:space="preserve">   - Esto crea un repositorio en la carpeta donde se ejecuta el comando.</w:t>
+      </w:r>
+    </w:p>
+    <w:p>
+      <w:pPr>
+        <w:pBdr>
+          <w:top w:val="nil"/>
+          <w:left w:val="nil"/>
+          <w:bottom w:val="nil"/>
+          <w:right w:val="nil"/>
+          <w:between w:val="nil"/>
+        </w:pBdr>
+        <w:spacing w:line="480" w:lineRule="auto"/>
+        <w:ind w:firstLine="720"/>
+        <w:rPr>
+          <w:szCs w:val="32"/>
+        </w:rPr>
+      </w:pPr>
+    </w:p>
+    <w:p>
+      <w:pPr>
+        <w:pStyle w:val="APALevel2"/>
+      </w:pPr>
+      <w:r>
+        <w:t>2. Verificar el estado del repositorio</w:t>
+      </w:r>
+    </w:p>
+    <w:p>
+      <w:pPr>
+        <w:pBdr>
+          <w:top w:val="nil"/>
+          <w:left w:val="nil"/>
+          <w:bottom w:val="nil"/>
+          <w:right w:val="nil"/>
+          <w:between w:val="nil"/>
+        </w:pBdr>
+        <w:spacing w:line="480" w:lineRule="auto"/>
+        <w:ind w:firstLine="720"/>
+        <w:rPr>
+          <w:szCs w:val="32"/>
+        </w:rPr>
+      </w:pPr>
+      <w:r>
+        <w:rPr>
+          <w:szCs w:val="32"/>
+        </w:rPr>
+        <w:t xml:space="preserve">   - Para ver los cambios en los archivos, se usa:</w:t>
+      </w:r>
+    </w:p>
+    <w:p>
+      <w:pPr>
+        <w:pBdr>
+          <w:top w:val="nil"/>
+          <w:left w:val="nil"/>
+          <w:bottom w:val="nil"/>
+          <w:right w:val="nil"/>
+          <w:between w:val="nil"/>
+        </w:pBdr>
+        <w:spacing w:line="480" w:lineRule="auto"/>
+        <w:ind w:firstLine="720"/>
+        <w:rPr>
+          <w:szCs w:val="32"/>
+        </w:rPr>
+      </w:pPr>
+      <w:r>
+        <w:rPr>
+          <w:szCs w:val="32"/>
+        </w:rPr>
+        <w:t xml:space="preserve">     </w:t>
+      </w:r>
+      <w:proofErr w:type="spellStart"/>
+      <w:r>
+        <w:rPr>
+          <w:szCs w:val="32"/>
+        </w:rPr>
+        <w:t>bash</w:t>
+      </w:r>
+      <w:proofErr w:type="spellEnd"/>
+    </w:p>
+    <w:p>
+      <w:pPr>
+        <w:pBdr>
+          <w:top w:val="nil"/>
+          <w:left w:val="nil"/>
+          <w:bottom w:val="nil"/>
+          <w:right w:val="nil"/>
+          <w:between w:val="nil"/>
+        </w:pBdr>
+        <w:spacing w:line="480" w:lineRule="auto"/>
+        <w:ind w:firstLine="720"/>
+        <w:rPr>
+          <w:szCs w:val="32"/>
+        </w:rPr>
+      </w:pPr>
+      <w:r>
+        <w:rPr>
+          <w:szCs w:val="32"/>
+        </w:rPr>
+        <w:t xml:space="preserve">     </w:t>
+      </w:r>
+      <w:proofErr w:type="spellStart"/>
+      <w:r>
+        <w:rPr>
+          <w:szCs w:val="32"/>
+        </w:rPr>
+        <w:t>git</w:t>
+      </w:r>
+      <w:proofErr w:type="spellEnd"/>
+      <w:r>
+        <w:rPr>
+          <w:szCs w:val="32"/>
+        </w:rPr>
+        <w:t xml:space="preserve"> status</w:t>
+      </w:r>
+    </w:p>
+    <w:p>
+      <w:pPr>
+        <w:pBdr>
+          <w:top w:val="nil"/>
+          <w:left w:val="nil"/>
+          <w:bottom w:val="nil"/>
+          <w:right w:val="nil"/>
+          <w:between w:val="nil"/>
+        </w:pBdr>
+        <w:spacing w:line="480" w:lineRule="auto"/>
+        <w:ind w:firstLine="720"/>
+        <w:rPr>
+          <w:szCs w:val="32"/>
+        </w:rPr>
+      </w:pPr>
+      <w:r>
+        <w:rPr>
+          <w:szCs w:val="32"/>
+        </w:rPr>
+        <w:t xml:space="preserve">     </w:t>
+      </w:r>
+    </w:p>
+    <w:p>
+      <w:pPr>
+        <w:pBdr>
+          <w:top w:val="nil"/>
+          <w:left w:val="nil"/>
+          <w:bottom w:val="nil"/>
+          <w:right w:val="nil"/>
+          <w:between w:val="nil"/>
+        </w:pBdr>
+        <w:spacing w:line="480" w:lineRule="auto"/>
+        <w:ind w:firstLine="720"/>
+        <w:rPr>
+          <w:szCs w:val="32"/>
+        </w:rPr>
+      </w:pPr>
+    </w:p>
+    <w:p>
+      <w:pPr>
+        <w:pStyle w:val="APALevel2"/>
+      </w:pPr>
+      <w:r>
+        <w:t>3. Agregar archivos al repositorio</w:t>
+      </w:r>
+    </w:p>
+    <w:p>
+      <w:pPr>
+        <w:pBdr>
+          <w:top w:val="nil"/>
+          <w:left w:val="nil"/>
+          <w:bottom w:val="nil"/>
+          <w:right w:val="nil"/>
+          <w:between w:val="nil"/>
+        </w:pBdr>
+        <w:spacing w:line="480" w:lineRule="auto"/>
+        <w:ind w:firstLine="720"/>
+        <w:rPr>
+          <w:szCs w:val="32"/>
+        </w:rPr>
+      </w:pPr>
+      <w:r>
+        <w:rPr>
+          <w:szCs w:val="32"/>
+        </w:rPr>
+        <w:t xml:space="preserve">   - Para añadir archivos se usa:</w:t>
+      </w:r>
+    </w:p>
+    <w:p>
+      <w:pPr>
+        <w:pBdr>
+          <w:top w:val="nil"/>
+          <w:left w:val="nil"/>
+          <w:bottom w:val="nil"/>
+          <w:right w:val="nil"/>
+          <w:between w:val="nil"/>
+        </w:pBdr>
+        <w:spacing w:line="480" w:lineRule="auto"/>
+        <w:ind w:firstLine="720"/>
+        <w:rPr>
+          <w:szCs w:val="32"/>
+        </w:rPr>
+      </w:pPr>
+      <w:r>
+        <w:rPr>
+          <w:szCs w:val="32"/>
+        </w:rPr>
+        <w:t xml:space="preserve">     </w:t>
+      </w:r>
+      <w:proofErr w:type="spellStart"/>
+      <w:r>
+        <w:rPr>
+          <w:szCs w:val="32"/>
+        </w:rPr>
+        <w:t>bash</w:t>
+      </w:r>
+      <w:proofErr w:type="spellEnd"/>
+    </w:p>
+    <w:p>
+      <w:pPr>
+        <w:pBdr>
+          <w:top w:val="nil"/>
+          <w:left w:val="nil"/>
+          <w:bottom w:val="nil"/>
+          <w:right w:val="nil"/>
+          <w:between w:val="nil"/>
+        </w:pBdr>
+        <w:spacing w:line="480" w:lineRule="auto"/>
+        <w:ind w:firstLine="720"/>
+        <w:rPr>
+          <w:szCs w:val="32"/>
+        </w:rPr>
+      </w:pPr>
+      <w:r>
+        <w:rPr>
+          <w:szCs w:val="32"/>
+        </w:rPr>
+        <w:lastRenderedPageBreak/>
+        <w:t xml:space="preserve">     </w:t>
+      </w:r>
+      <w:proofErr w:type="spellStart"/>
+      <w:r>
+        <w:rPr>
+          <w:szCs w:val="32"/>
+        </w:rPr>
+        <w:t>git</w:t>
+      </w:r>
+      <w:proofErr w:type="spellEnd"/>
+      <w:r>
+        <w:rPr>
+          <w:szCs w:val="32"/>
+        </w:rPr>
+        <w:t xml:space="preserve"> </w:t>
+      </w:r>
+      <w:proofErr w:type="spellStart"/>
+      <w:r>
+        <w:rPr>
+          <w:szCs w:val="32"/>
+        </w:rPr>
+        <w:t>add</w:t>
+      </w:r>
+      <w:proofErr w:type="spellEnd"/>
+      <w:r>
+        <w:rPr>
+          <w:szCs w:val="32"/>
+        </w:rPr>
+        <w:t xml:space="preserve"> </w:t>
+      </w:r>
+      <w:proofErr w:type="spellStart"/>
+      <w:r>
+        <w:rPr>
+          <w:szCs w:val="32"/>
+        </w:rPr>
+        <w:t>nombre_del_archivo</w:t>
+      </w:r>
+      <w:proofErr w:type="spellEnd"/>
+    </w:p>
+    <w:p>
+      <w:pPr>
+        <w:pBdr>
+          <w:top w:val="nil"/>
+          <w:left w:val="nil"/>
+          <w:bottom w:val="nil"/>
+          <w:right w:val="nil"/>
+          <w:between w:val="nil"/>
+        </w:pBdr>
+        <w:spacing w:line="480" w:lineRule="auto"/>
+        <w:ind w:firstLine="720"/>
+        <w:rPr>
+          <w:szCs w:val="32"/>
+        </w:rPr>
+      </w:pPr>
+      <w:r>
+        <w:rPr>
+          <w:szCs w:val="32"/>
+        </w:rPr>
+        <w:t xml:space="preserve">     </w:t>
+      </w:r>
+    </w:p>
+    <w:p>
+      <w:pPr>
+        <w:pBdr>
+          <w:top w:val="nil"/>
+          <w:left w:val="nil"/>
+          <w:bottom w:val="nil"/>
+          <w:right w:val="nil"/>
+          <w:between w:val="nil"/>
+        </w:pBdr>
+        <w:spacing w:line="480" w:lineRule="auto"/>
+        <w:ind w:firstLine="720"/>
+        <w:rPr>
+          <w:szCs w:val="32"/>
+        </w:rPr>
+      </w:pPr>
+      <w:r>
+        <w:rPr>
+          <w:szCs w:val="32"/>
+        </w:rPr>
+        <w:t xml:space="preserve">   - Esto indica a Git que ese archivo debe ser incluido en el próximo </w:t>
+      </w:r>
+      <w:proofErr w:type="spellStart"/>
+      <w:r>
+        <w:rPr>
+          <w:szCs w:val="32"/>
+        </w:rPr>
+        <w:t>commit</w:t>
+      </w:r>
+      <w:proofErr w:type="spellEnd"/>
+      <w:r>
+        <w:rPr>
+          <w:szCs w:val="32"/>
+        </w:rPr>
+        <w:t>.</w:t>
+      </w:r>
+    </w:p>
+    <w:p>
+      <w:pPr>
+        <w:pStyle w:val="APALevel2"/>
+      </w:pPr>
+    </w:p>
+    <w:p>
+      <w:pPr>
+        <w:pStyle w:val="APALevel2"/>
+      </w:pPr>
+      <w:r>
+        <w:t xml:space="preserve">4. Guardar cambios con un </w:t>
+      </w:r>
+      <w:proofErr w:type="spellStart"/>
+      <w:r>
+        <w:t>commit</w:t>
+      </w:r>
+      <w:proofErr w:type="spellEnd"/>
+    </w:p>
+    <w:p>
+      <w:pPr>
+        <w:pBdr>
+          <w:top w:val="nil"/>
+          <w:left w:val="nil"/>
+          <w:bottom w:val="nil"/>
+          <w:right w:val="nil"/>
+          <w:between w:val="nil"/>
+        </w:pBdr>
+        <w:spacing w:line="480" w:lineRule="auto"/>
+        <w:ind w:firstLine="720"/>
+        <w:rPr>
+          <w:szCs w:val="32"/>
+        </w:rPr>
+      </w:pPr>
+      <w:r>
+        <w:rPr>
+          <w:szCs w:val="32"/>
+        </w:rPr>
+        <w:t xml:space="preserve">   - Para guardar los cambios se agrega un comentario se usa:</w:t>
+      </w:r>
+    </w:p>
+    <w:p>
+      <w:pPr>
+        <w:pBdr>
+          <w:top w:val="nil"/>
+          <w:left w:val="nil"/>
+          <w:bottom w:val="nil"/>
+          <w:right w:val="nil"/>
+          <w:between w:val="nil"/>
+        </w:pBdr>
+        <w:spacing w:line="480" w:lineRule="auto"/>
+        <w:ind w:firstLine="720"/>
+        <w:rPr>
+          <w:szCs w:val="32"/>
+        </w:rPr>
+      </w:pPr>
+      <w:r>
+        <w:rPr>
+          <w:szCs w:val="32"/>
+        </w:rPr>
+        <w:t xml:space="preserve">     </w:t>
+      </w:r>
+      <w:proofErr w:type="spellStart"/>
+      <w:r>
+        <w:rPr>
+          <w:szCs w:val="32"/>
+        </w:rPr>
+        <w:t>bash</w:t>
+      </w:r>
+      <w:proofErr w:type="spellEnd"/>
+    </w:p>
+    <w:p>
+      <w:pPr>
+        <w:pBdr>
+          <w:top w:val="nil"/>
+          <w:left w:val="nil"/>
+          <w:bottom w:val="nil"/>
+          <w:right w:val="nil"/>
+          <w:between w:val="nil"/>
+        </w:pBdr>
+        <w:spacing w:line="480" w:lineRule="auto"/>
+        <w:ind w:firstLine="720"/>
+        <w:rPr>
+          <w:szCs w:val="32"/>
+        </w:rPr>
+      </w:pPr>
+      <w:r>
+        <w:rPr>
+          <w:szCs w:val="32"/>
+        </w:rPr>
+        <w:t xml:space="preserve">     </w:t>
+      </w:r>
+      <w:proofErr w:type="spellStart"/>
+      <w:r>
+        <w:rPr>
+          <w:szCs w:val="32"/>
+        </w:rPr>
+        <w:t>git</w:t>
+      </w:r>
+      <w:proofErr w:type="spellEnd"/>
+      <w:r>
+        <w:rPr>
+          <w:szCs w:val="32"/>
+        </w:rPr>
+        <w:t xml:space="preserve"> </w:t>
+      </w:r>
+      <w:proofErr w:type="spellStart"/>
+      <w:r>
+        <w:rPr>
+          <w:szCs w:val="32"/>
+        </w:rPr>
+        <w:t>commit</w:t>
+      </w:r>
+      <w:proofErr w:type="spellEnd"/>
+      <w:r>
+        <w:rPr>
+          <w:szCs w:val="32"/>
+        </w:rPr>
+        <w:t xml:space="preserve"> -m "Mensaje"</w:t>
+      </w:r>
+    </w:p>
+    <w:p>
+      <w:pPr>
+        <w:pBdr>
+          <w:top w:val="nil"/>
+          <w:left w:val="nil"/>
+          <w:bottom w:val="nil"/>
+          <w:right w:val="nil"/>
+          <w:between w:val="nil"/>
+        </w:pBdr>
+        <w:spacing w:line="480" w:lineRule="auto"/>
+        <w:ind w:firstLine="720"/>
+        <w:rPr>
+          <w:szCs w:val="32"/>
+        </w:rPr>
+      </w:pPr>
+      <w:r>
+        <w:rPr>
+          <w:szCs w:val="32"/>
+        </w:rPr>
+        <w:t xml:space="preserve">     </w:t>
+      </w:r>
+    </w:p>
+    <w:p>
+      <w:pPr>
+        <w:pBdr>
+          <w:top w:val="nil"/>
+          <w:left w:val="nil"/>
+          <w:bottom w:val="nil"/>
+          <w:right w:val="nil"/>
+          <w:between w:val="nil"/>
+        </w:pBdr>
+        <w:spacing w:line="480" w:lineRule="auto"/>
+        <w:ind w:firstLine="720"/>
+        <w:rPr>
+          <w:szCs w:val="32"/>
+        </w:rPr>
+      </w:pPr>
+      <w:r>
+        <w:rPr>
+          <w:szCs w:val="32"/>
+        </w:rPr>
+        <w:t xml:space="preserve">   - Esto permite registrar un punto en el historial del proyecto.</w:t>
+      </w:r>
+    </w:p>
+    <w:p>
+      <w:pPr>
+        <w:pBdr>
+          <w:top w:val="nil"/>
+          <w:left w:val="nil"/>
+          <w:bottom w:val="nil"/>
+          <w:right w:val="nil"/>
+          <w:between w:val="nil"/>
+        </w:pBdr>
+        <w:spacing w:line="480" w:lineRule="auto"/>
+        <w:ind w:firstLine="720"/>
+        <w:rPr>
+          <w:szCs w:val="32"/>
+        </w:rPr>
+      </w:pPr>
+    </w:p>
+    <w:p>
+      <w:pPr>
+        <w:pStyle w:val="APALevel2"/>
+      </w:pPr>
+      <w:r>
+        <w:t>5. Subir archivos a un repositorio remoto (GitHub)</w:t>
+      </w:r>
+    </w:p>
+    <w:p>
+      <w:pPr>
+        <w:pBdr>
+          <w:top w:val="nil"/>
+          <w:left w:val="nil"/>
+          <w:bottom w:val="nil"/>
+          <w:right w:val="nil"/>
+          <w:between w:val="nil"/>
+        </w:pBdr>
+        <w:spacing w:line="480" w:lineRule="auto"/>
+        <w:ind w:firstLine="720"/>
+        <w:rPr>
+          <w:szCs w:val="32"/>
+        </w:rPr>
+      </w:pPr>
+      <w:r>
+        <w:rPr>
+          <w:szCs w:val="32"/>
+        </w:rPr>
+        <w:t xml:space="preserve">   - Para subir archivos a un repositorio en GitHub, primero se debe establecer un origen remoto y luego hacer un </w:t>
+      </w:r>
+      <w:proofErr w:type="spellStart"/>
+      <w:r>
+        <w:rPr>
+          <w:szCs w:val="32"/>
+        </w:rPr>
+        <w:t>push</w:t>
+      </w:r>
+      <w:proofErr w:type="spellEnd"/>
+      <w:r>
+        <w:rPr>
+          <w:szCs w:val="32"/>
+        </w:rPr>
+        <w:t>:</w:t>
+      </w:r>
+    </w:p>
+    <w:p>
+      <w:pPr>
+        <w:pBdr>
+          <w:top w:val="nil"/>
+          <w:left w:val="nil"/>
+          <w:bottom w:val="nil"/>
+          <w:right w:val="nil"/>
+          <w:between w:val="nil"/>
+        </w:pBdr>
+        <w:spacing w:line="480" w:lineRule="auto"/>
+        <w:ind w:firstLine="720"/>
+        <w:rPr>
+          <w:szCs w:val="32"/>
+        </w:rPr>
+      </w:pPr>
+      <w:r>
+        <w:rPr>
+          <w:szCs w:val="32"/>
+        </w:rPr>
+        <w:t xml:space="preserve">     </w:t>
+      </w:r>
+      <w:proofErr w:type="spellStart"/>
+      <w:r>
+        <w:rPr>
+          <w:szCs w:val="32"/>
+        </w:rPr>
+        <w:t>bash</w:t>
+      </w:r>
+      <w:proofErr w:type="spellEnd"/>
+    </w:p>
+    <w:p>
+      <w:pPr>
+        <w:pBdr>
+          <w:top w:val="nil"/>
+          <w:left w:val="nil"/>
+          <w:bottom w:val="nil"/>
+          <w:right w:val="nil"/>
+          <w:between w:val="nil"/>
+        </w:pBdr>
+        <w:spacing w:line="480" w:lineRule="auto"/>
+        <w:ind w:firstLine="720"/>
+        <w:rPr>
+          <w:szCs w:val="32"/>
+        </w:rPr>
+      </w:pPr>
+      <w:r>
+        <w:rPr>
+          <w:szCs w:val="32"/>
+        </w:rPr>
+        <w:t xml:space="preserve">     </w:t>
+      </w:r>
+      <w:proofErr w:type="spellStart"/>
+      <w:r>
+        <w:rPr>
+          <w:szCs w:val="32"/>
+        </w:rPr>
+        <w:t>git</w:t>
+      </w:r>
+      <w:proofErr w:type="spellEnd"/>
+      <w:r>
+        <w:rPr>
+          <w:szCs w:val="32"/>
+        </w:rPr>
+        <w:t xml:space="preserve"> </w:t>
+      </w:r>
+      <w:proofErr w:type="spellStart"/>
+      <w:r>
+        <w:rPr>
+          <w:szCs w:val="32"/>
+        </w:rPr>
+        <w:t>push</w:t>
+      </w:r>
+      <w:proofErr w:type="spellEnd"/>
+      <w:r>
+        <w:rPr>
+          <w:szCs w:val="32"/>
+        </w:rPr>
+        <w:t xml:space="preserve"> -u </w:t>
+      </w:r>
+      <w:proofErr w:type="spellStart"/>
+      <w:r>
+        <w:rPr>
+          <w:szCs w:val="32"/>
+        </w:rPr>
+        <w:t>origin</w:t>
+      </w:r>
+      <w:proofErr w:type="spellEnd"/>
+      <w:r>
+        <w:rPr>
+          <w:szCs w:val="32"/>
+        </w:rPr>
+        <w:t xml:space="preserve"> rama</w:t>
+      </w:r>
+    </w:p>
+    <w:p>
+      <w:pPr>
+        <w:pBdr>
+          <w:top w:val="nil"/>
+          <w:left w:val="nil"/>
+          <w:bottom w:val="nil"/>
+          <w:right w:val="nil"/>
+          <w:between w:val="nil"/>
+        </w:pBdr>
+        <w:spacing w:line="480" w:lineRule="auto"/>
+        <w:ind w:firstLine="720"/>
+        <w:rPr>
+          <w:szCs w:val="32"/>
+        </w:rPr>
+      </w:pPr>
+      <w:r>
+        <w:rPr>
+          <w:szCs w:val="32"/>
+        </w:rPr>
+        <w:t xml:space="preserve">     </w:t>
+      </w:r>
+    </w:p>
+    <w:p>
+      <w:pPr>
+        <w:pBdr>
+          <w:top w:val="nil"/>
+          <w:left w:val="nil"/>
+          <w:bottom w:val="nil"/>
+          <w:right w:val="nil"/>
+          <w:between w:val="nil"/>
+        </w:pBdr>
+        <w:spacing w:line="480" w:lineRule="auto"/>
+        <w:ind w:firstLine="720"/>
+        <w:rPr>
+          <w:szCs w:val="32"/>
+        </w:rPr>
+      </w:pPr>
+      <w:r>
+        <w:rPr>
+          <w:szCs w:val="32"/>
+        </w:rPr>
+        <w:t xml:space="preserve">   - Esto envía los cambios al repositorio.</w:t>
+      </w:r>
+    </w:p>
+    <w:p>
+      <w:pPr>
+        <w:pBdr>
+          <w:top w:val="nil"/>
+          <w:left w:val="nil"/>
+          <w:bottom w:val="nil"/>
+          <w:right w:val="nil"/>
+          <w:between w:val="nil"/>
+        </w:pBdr>
+        <w:spacing w:line="480" w:lineRule="auto"/>
+        <w:ind w:firstLine="720"/>
+        <w:rPr>
+          <w:szCs w:val="32"/>
+        </w:rPr>
+      </w:pPr>
+    </w:p>
+    <w:p>
+      <w:pPr>
+        <w:pStyle w:val="APALevel2"/>
+      </w:pPr>
+      <w:r>
+        <w:t>6. Ver el historial de cambios</w:t>
+      </w:r>
+    </w:p>
+    <w:p>
+      <w:pPr>
+        <w:pBdr>
+          <w:top w:val="nil"/>
+          <w:left w:val="nil"/>
+          <w:bottom w:val="nil"/>
+          <w:right w:val="nil"/>
+          <w:between w:val="nil"/>
+        </w:pBdr>
+        <w:spacing w:line="480" w:lineRule="auto"/>
+        <w:ind w:firstLine="720"/>
+        <w:rPr>
+          <w:szCs w:val="32"/>
+        </w:rPr>
+      </w:pPr>
+      <w:r>
+        <w:rPr>
+          <w:szCs w:val="32"/>
+        </w:rPr>
+        <w:t xml:space="preserve">   - Para revisar los </w:t>
+      </w:r>
+      <w:proofErr w:type="spellStart"/>
+      <w:r>
+        <w:rPr>
+          <w:szCs w:val="32"/>
+        </w:rPr>
+        <w:t>commits</w:t>
+      </w:r>
+      <w:proofErr w:type="spellEnd"/>
+      <w:r>
+        <w:rPr>
+          <w:szCs w:val="32"/>
+        </w:rPr>
+        <w:t xml:space="preserve"> realizados en el repositorio, se usa:</w:t>
+      </w:r>
+    </w:p>
+    <w:p>
+      <w:pPr>
+        <w:pBdr>
+          <w:top w:val="nil"/>
+          <w:left w:val="nil"/>
+          <w:bottom w:val="nil"/>
+          <w:right w:val="nil"/>
+          <w:between w:val="nil"/>
+        </w:pBdr>
+        <w:spacing w:line="480" w:lineRule="auto"/>
+        <w:ind w:firstLine="720"/>
+        <w:rPr>
+          <w:szCs w:val="32"/>
+        </w:rPr>
+      </w:pPr>
+      <w:r>
+        <w:rPr>
+          <w:szCs w:val="32"/>
+        </w:rPr>
+        <w:lastRenderedPageBreak/>
+        <w:t xml:space="preserve">     </w:t>
+      </w:r>
+      <w:proofErr w:type="spellStart"/>
+      <w:r>
+        <w:rPr>
+          <w:szCs w:val="32"/>
+        </w:rPr>
+        <w:t>bash</w:t>
+      </w:r>
+      <w:proofErr w:type="spellEnd"/>
+    </w:p>
+    <w:p>
+      <w:pPr>
+        <w:pBdr>
+          <w:top w:val="nil"/>
+          <w:left w:val="nil"/>
+          <w:bottom w:val="nil"/>
+          <w:right w:val="nil"/>
+          <w:between w:val="nil"/>
+        </w:pBdr>
+        <w:spacing w:line="480" w:lineRule="auto"/>
+        <w:ind w:firstLine="720"/>
+        <w:rPr>
+          <w:szCs w:val="32"/>
+        </w:rPr>
+      </w:pPr>
+      <w:r>
+        <w:rPr>
+          <w:szCs w:val="32"/>
+        </w:rPr>
+        <w:t xml:space="preserve">     </w:t>
+      </w:r>
+      <w:proofErr w:type="spellStart"/>
+      <w:r>
+        <w:rPr>
+          <w:szCs w:val="32"/>
+        </w:rPr>
+        <w:t>git</w:t>
+      </w:r>
+      <w:proofErr w:type="spellEnd"/>
+      <w:r>
+        <w:rPr>
+          <w:szCs w:val="32"/>
+        </w:rPr>
+        <w:t xml:space="preserve"> log</w:t>
+      </w:r>
+    </w:p>
+    <w:p>
+      <w:pPr>
+        <w:pBdr>
+          <w:top w:val="nil"/>
+          <w:left w:val="nil"/>
+          <w:bottom w:val="nil"/>
+          <w:right w:val="nil"/>
+          <w:between w:val="nil"/>
+        </w:pBdr>
+        <w:spacing w:line="480" w:lineRule="auto"/>
+        <w:ind w:firstLine="720"/>
+        <w:rPr>
+          <w:szCs w:val="32"/>
+        </w:rPr>
+      </w:pPr>
+      <w:r>
+        <w:rPr>
+          <w:szCs w:val="32"/>
+        </w:rPr>
+        <w:t xml:space="preserve">     </w:t>
+      </w:r>
+    </w:p>
+    <w:p>
+      <w:pPr>
+        <w:pBdr>
+          <w:top w:val="nil"/>
+          <w:left w:val="nil"/>
+          <w:bottom w:val="nil"/>
+          <w:right w:val="nil"/>
+          <w:between w:val="nil"/>
+        </w:pBdr>
+        <w:spacing w:line="480" w:lineRule="auto"/>
+        <w:ind w:firstLine="720"/>
+        <w:rPr>
+          <w:szCs w:val="32"/>
+        </w:rPr>
+      </w:pPr>
+    </w:p>
+    <w:p>
+      <w:pPr>
+        <w:pStyle w:val="APALevel2"/>
+      </w:pPr>
+      <w:r>
+        <w:t>7. Manejo de ramas</w:t>
+      </w:r>
+    </w:p>
+    <w:p>
+      <w:pPr>
+        <w:pBdr>
+          <w:top w:val="nil"/>
+          <w:left w:val="nil"/>
+          <w:bottom w:val="nil"/>
+          <w:right w:val="nil"/>
+          <w:between w:val="nil"/>
+        </w:pBdr>
+        <w:spacing w:line="480" w:lineRule="auto"/>
+        <w:ind w:firstLine="720"/>
+        <w:rPr>
+          <w:szCs w:val="32"/>
+        </w:rPr>
+      </w:pPr>
+      <w:r>
+        <w:rPr>
+          <w:szCs w:val="32"/>
+        </w:rPr>
+        <w:t xml:space="preserve">   - Para ver las ramas existentes y crear una nueva, se usa:</w:t>
+      </w:r>
+    </w:p>
+    <w:p>
+      <w:pPr>
+        <w:pBdr>
+          <w:top w:val="nil"/>
+          <w:left w:val="nil"/>
+          <w:bottom w:val="nil"/>
+          <w:right w:val="nil"/>
+          <w:between w:val="nil"/>
+        </w:pBdr>
+        <w:spacing w:line="480" w:lineRule="auto"/>
+        <w:ind w:firstLine="720"/>
+        <w:rPr>
+          <w:szCs w:val="32"/>
+        </w:rPr>
+      </w:pPr>
+      <w:r>
+        <w:rPr>
+          <w:szCs w:val="32"/>
+        </w:rPr>
+        <w:t xml:space="preserve">     </w:t>
+      </w:r>
+      <w:proofErr w:type="spellStart"/>
+      <w:r>
+        <w:rPr>
+          <w:szCs w:val="32"/>
+        </w:rPr>
+        <w:t>bash</w:t>
+      </w:r>
+      <w:proofErr w:type="spellEnd"/>
+    </w:p>
+    <w:p>
+      <w:pPr>
+        <w:pBdr>
+          <w:top w:val="nil"/>
+          <w:left w:val="nil"/>
+          <w:bottom w:val="nil"/>
+          <w:right w:val="nil"/>
+          <w:between w:val="nil"/>
+        </w:pBdr>
+        <w:spacing w:line="480" w:lineRule="auto"/>
+        <w:ind w:firstLine="720"/>
+        <w:rPr>
+          <w:szCs w:val="32"/>
+        </w:rPr>
+      </w:pPr>
+      <w:r>
+        <w:rPr>
+          <w:szCs w:val="32"/>
+        </w:rPr>
+        <w:t xml:space="preserve">     </w:t>
+      </w:r>
+      <w:proofErr w:type="spellStart"/>
+      <w:r>
+        <w:rPr>
+          <w:szCs w:val="32"/>
+        </w:rPr>
+        <w:t>git</w:t>
+      </w:r>
+      <w:proofErr w:type="spellEnd"/>
+      <w:r>
+        <w:rPr>
+          <w:szCs w:val="32"/>
+        </w:rPr>
+        <w:t xml:space="preserve"> </w:t>
+      </w:r>
+      <w:proofErr w:type="spellStart"/>
+      <w:r>
+        <w:rPr>
+          <w:szCs w:val="32"/>
+        </w:rPr>
+        <w:t>branch</w:t>
+      </w:r>
+      <w:proofErr w:type="spellEnd"/>
+      <w:r>
+        <w:rPr>
+          <w:szCs w:val="32"/>
+        </w:rPr>
+        <w:t xml:space="preserve"> </w:t>
+      </w:r>
+      <w:proofErr w:type="spellStart"/>
+      <w:r>
+        <w:rPr>
+          <w:szCs w:val="32"/>
+        </w:rPr>
+        <w:t>nombre_rama</w:t>
+      </w:r>
+      <w:proofErr w:type="spellEnd"/>
+    </w:p>
+    <w:p>
+      <w:pPr>
+        <w:pBdr>
+          <w:top w:val="nil"/>
+          <w:left w:val="nil"/>
+          <w:bottom w:val="nil"/>
+          <w:right w:val="nil"/>
+          <w:between w:val="nil"/>
+        </w:pBdr>
+        <w:spacing w:line="480" w:lineRule="auto"/>
+        <w:ind w:firstLine="720"/>
+        <w:rPr>
+          <w:szCs w:val="32"/>
+        </w:rPr>
+      </w:pPr>
+      <w:r>
+        <w:rPr>
+          <w:szCs w:val="32"/>
+        </w:rPr>
+        <w:t xml:space="preserve">     </w:t>
+      </w:r>
+    </w:p>
+    <w:p>
+      <w:pPr>
+        <w:pBdr>
+          <w:top w:val="nil"/>
+          <w:left w:val="nil"/>
+          <w:bottom w:val="nil"/>
+          <w:right w:val="nil"/>
+          <w:between w:val="nil"/>
+        </w:pBdr>
+        <w:spacing w:line="480" w:lineRule="auto"/>
+        <w:ind w:firstLine="720"/>
+        <w:rPr>
+          <w:szCs w:val="32"/>
+        </w:rPr>
+      </w:pPr>
+      <w:r>
+        <w:rPr>
+          <w:szCs w:val="32"/>
+        </w:rPr>
+        <w:t xml:space="preserve">   - Para cambiar de una rama a otra:</w:t>
+      </w:r>
+    </w:p>
+    <w:p>
+      <w:pPr>
+        <w:pBdr>
+          <w:top w:val="nil"/>
+          <w:left w:val="nil"/>
+          <w:bottom w:val="nil"/>
+          <w:right w:val="nil"/>
+          <w:between w:val="nil"/>
+        </w:pBdr>
+        <w:spacing w:line="480" w:lineRule="auto"/>
+        <w:ind w:firstLine="720"/>
+        <w:rPr>
+          <w:szCs w:val="32"/>
+        </w:rPr>
+      </w:pPr>
+      <w:r>
+        <w:rPr>
+          <w:szCs w:val="32"/>
+        </w:rPr>
+        <w:t xml:space="preserve">     </w:t>
+      </w:r>
+      <w:proofErr w:type="spellStart"/>
+      <w:r>
+        <w:rPr>
+          <w:szCs w:val="32"/>
+        </w:rPr>
+        <w:t>bash</w:t>
+      </w:r>
+      <w:proofErr w:type="spellEnd"/>
+    </w:p>
+    <w:p>
+      <w:pPr>
+        <w:pBdr>
+          <w:top w:val="nil"/>
+          <w:left w:val="nil"/>
+          <w:bottom w:val="nil"/>
+          <w:right w:val="nil"/>
+          <w:between w:val="nil"/>
+        </w:pBdr>
+        <w:spacing w:line="480" w:lineRule="auto"/>
+        <w:ind w:firstLine="720"/>
+        <w:rPr>
+          <w:szCs w:val="32"/>
+        </w:rPr>
+      </w:pPr>
+      <w:r>
+        <w:rPr>
+          <w:szCs w:val="32"/>
+        </w:rPr>
+        <w:t xml:space="preserve">     </w:t>
+      </w:r>
+      <w:proofErr w:type="spellStart"/>
+      <w:r>
+        <w:rPr>
+          <w:szCs w:val="32"/>
+        </w:rPr>
+        <w:t>git</w:t>
+      </w:r>
+      <w:proofErr w:type="spellEnd"/>
+      <w:r>
+        <w:rPr>
+          <w:szCs w:val="32"/>
+        </w:rPr>
+        <w:t xml:space="preserve"> </w:t>
+      </w:r>
+      <w:proofErr w:type="spellStart"/>
+      <w:r>
+        <w:rPr>
+          <w:szCs w:val="32"/>
+        </w:rPr>
+        <w:t>checkout</w:t>
+      </w:r>
+      <w:proofErr w:type="spellEnd"/>
+      <w:r>
+        <w:rPr>
+          <w:szCs w:val="32"/>
+        </w:rPr>
+        <w:t xml:space="preserve"> </w:t>
+      </w:r>
+      <w:proofErr w:type="spellStart"/>
+      <w:r>
+        <w:rPr>
+          <w:szCs w:val="32"/>
+        </w:rPr>
+        <w:t>nombre_rama</w:t>
+      </w:r>
+      <w:proofErr w:type="spellEnd"/>
+    </w:p>
+    <w:p>
+      <w:pPr>
+        <w:pBdr>
+          <w:top w:val="nil"/>
+          <w:left w:val="nil"/>
+          <w:bottom w:val="nil"/>
+          <w:right w:val="nil"/>
+          <w:between w:val="nil"/>
+        </w:pBdr>
+        <w:spacing w:line="480" w:lineRule="auto"/>
+        <w:ind w:firstLine="720"/>
+        <w:rPr>
+          <w:szCs w:val="32"/>
+        </w:rPr>
+      </w:pPr>
+      <w:r>
+        <w:rPr>
+          <w:szCs w:val="32"/>
+        </w:rPr>
+        <w:t xml:space="preserve">     </w:t>
+      </w:r>
+    </w:p>
+    <w:p>
+      <w:pPr>
+        <w:pBdr>
+          <w:top w:val="nil"/>
+          <w:left w:val="nil"/>
+          <w:bottom w:val="nil"/>
+          <w:right w:val="nil"/>
+          <w:between w:val="nil"/>
+        </w:pBdr>
+        <w:spacing w:line="480" w:lineRule="auto"/>
+        <w:ind w:firstLine="720"/>
+        <w:rPr>
+          <w:szCs w:val="32"/>
+        </w:rPr>
+      </w:pPr>
+    </w:p>
+    <w:p>
+      <w:pPr>
+        <w:pStyle w:val="APALevel2"/>
+        <w:ind w:left="720" w:hanging="720"/>
+      </w:pPr>
+      <w:r>
+        <w:t>8. Clonar un repositorio</w:t>
+      </w:r>
+    </w:p>
+    <w:p>
+      <w:pPr>
+        <w:pBdr>
+          <w:top w:val="nil"/>
+          <w:left w:val="nil"/>
+          <w:bottom w:val="nil"/>
+          <w:right w:val="nil"/>
+          <w:between w:val="nil"/>
+        </w:pBdr>
+        <w:spacing w:line="480" w:lineRule="auto"/>
+        <w:ind w:firstLine="720"/>
+        <w:rPr>
+          <w:szCs w:val="32"/>
+        </w:rPr>
+      </w:pPr>
+      <w:r>
+        <w:rPr>
+          <w:szCs w:val="32"/>
+        </w:rPr>
+        <w:t xml:space="preserve">   - Para copiar un repositorio remoto en tu equipo, se usa el siguiente comando:</w:t>
+      </w:r>
+    </w:p>
+    <w:p>
+      <w:pPr>
+        <w:pBdr>
+          <w:top w:val="nil"/>
+          <w:left w:val="nil"/>
+          <w:bottom w:val="nil"/>
+          <w:right w:val="nil"/>
+          <w:between w:val="nil"/>
+        </w:pBdr>
+        <w:spacing w:line="480" w:lineRule="auto"/>
+        <w:ind w:firstLine="720"/>
+        <w:rPr>
+          <w:szCs w:val="32"/>
+        </w:rPr>
+      </w:pPr>
+      <w:r>
+        <w:rPr>
+          <w:szCs w:val="32"/>
+        </w:rPr>
+        <w:t xml:space="preserve">     </w:t>
+      </w:r>
+      <w:proofErr w:type="spellStart"/>
+      <w:r>
+        <w:rPr>
+          <w:szCs w:val="32"/>
+        </w:rPr>
+        <w:t>bash</w:t>
+      </w:r>
+      <w:proofErr w:type="spellEnd"/>
+    </w:p>
+    <w:p>
+      <w:pPr>
+        <w:pBdr>
+          <w:top w:val="nil"/>
+          <w:left w:val="nil"/>
+          <w:bottom w:val="nil"/>
+          <w:right w:val="nil"/>
+          <w:between w:val="nil"/>
+        </w:pBdr>
+        <w:spacing w:line="480" w:lineRule="auto"/>
+        <w:ind w:firstLine="720"/>
+        <w:rPr>
+          <w:szCs w:val="32"/>
+        </w:rPr>
+      </w:pPr>
+      <w:r>
+        <w:rPr>
+          <w:szCs w:val="32"/>
+        </w:rPr>
+        <w:t xml:space="preserve">     </w:t>
+      </w:r>
+      <w:proofErr w:type="spellStart"/>
+      <w:r>
+        <w:rPr>
+          <w:szCs w:val="32"/>
+        </w:rPr>
+        <w:t>git</w:t>
+      </w:r>
+      <w:proofErr w:type="spellEnd"/>
+      <w:r>
+        <w:rPr>
+          <w:szCs w:val="32"/>
+        </w:rPr>
+        <w:t xml:space="preserve"> clone </w:t>
+      </w:r>
+      <w:proofErr w:type="spellStart"/>
+      <w:r>
+        <w:rPr>
+          <w:szCs w:val="32"/>
+        </w:rPr>
+        <w:t>URL_del_repositorio</w:t>
+      </w:r>
+      <w:proofErr w:type="spellEnd"/>
+    </w:p>
+    <w:p>
+      <w:pPr>
+        <w:pBdr>
+          <w:top w:val="nil"/>
+          <w:left w:val="nil"/>
+          <w:bottom w:val="nil"/>
+          <w:right w:val="nil"/>
+          <w:between w:val="nil"/>
+        </w:pBdr>
+        <w:spacing w:line="480" w:lineRule="auto"/>
+        <w:ind w:firstLine="720"/>
+        <w:rPr>
+          <w:szCs w:val="32"/>
+        </w:rPr>
+      </w:pPr>
+      <w:r>
+        <w:rPr>
+          <w:szCs w:val="32"/>
+        </w:rPr>
+        <w:t xml:space="preserve">     </w:t>
+      </w:r>
+    </w:p>
+    <w:p>
+      <w:pPr>
+        <w:pBdr>
+          <w:top w:val="nil"/>
+          <w:left w:val="nil"/>
+          <w:bottom w:val="nil"/>
+          <w:right w:val="nil"/>
+          <w:between w:val="nil"/>
+        </w:pBdr>
+        <w:spacing w:line="480" w:lineRule="auto"/>
+        <w:ind w:firstLine="720"/>
+      </w:pPr>
+      <w:r>
+        <w:rPr>
+          <w:szCs w:val="32"/>
+        </w:rPr>
+        <w:t xml:space="preserve">   - Esto descarga el código del repositorio en una carpeta local y permite trabajar con él.</w:t>
+      </w:r>
+    </w:p>
+    <w:p>
+      <w:pPr>
+        <w:pStyle w:val="APALevel1"/>
       </w:pPr>
       <w:r>
         <w:br w:type="page"/>
       </w:r>
-    </w:p>
-    <w:p/>
-    <w:p>
-      <w:r>
-        <w:tab/>
-      </w:r>
+      <w:bookmarkStart w:id="23" w:name="_Toc191292919"/>
+      <w:r>
+        <w:lastRenderedPageBreak/>
+        <w:t xml:space="preserve">¿Qué es el </w:t>
+      </w:r>
+      <w:proofErr w:type="spellStart"/>
+      <w:r>
+        <w:t>Merge</w:t>
+      </w:r>
+      <w:proofErr w:type="spellEnd"/>
+      <w:r>
+        <w:t xml:space="preserve"> y cómo se realiza?</w:t>
+      </w:r>
+      <w:bookmarkEnd w:id="23"/>
     </w:p>
     <w:p>
       <w:pPr>
         <w:pStyle w:val="APALevel1"/>
       </w:pPr>
+    </w:p>
+    <w:p>
+      <w:pPr>
+        <w:pStyle w:val="APALevel1"/>
+        <w:rPr>
+          <w:u w:val="single"/>
+        </w:rPr>
+      </w:pPr>
       <w:r>
         <w:br w:type="page"/>
       </w:r>
-      <w:bookmarkStart w:id="11" w:name="_Toc191291981"/>
-      <w:r>
-        <w:lastRenderedPageBreak/>
-        <w:t>¿Qué es el Merge y cómo se realiza?</w:t>
-      </w:r>
-      <w:bookmarkEnd w:id="11"/>
-    </w:p>
-    <w:p>
-      <w:pPr>
-        <w:pStyle w:val="APALevel1"/>
-        <w:rPr>
-          <w:u w:val="single"/>
-        </w:rPr>
-      </w:pPr>
-      <w:r>
-        <w:br w:type="page"/>
-      </w:r>
+      <w:bookmarkStart w:id="24" w:name="_Toc191292920"/>
       <w:r>
         <w:lastRenderedPageBreak/>
         <w:t>Conclusiones</w:t>
       </w:r>
+      <w:bookmarkEnd w:id="24"/>
     </w:p>
     <w:sectPr>
       <w:headerReference w:type="even" r:id="rId10"/>
@@ -2667,7 +5967,6 @@
   <w:style w:type="character" w:default="1" w:styleId="Fuentedeprrafopredeter">
     <w:name w:val="Default Paragraph Font"/>
     <w:uiPriority w:val="1"/>
-    <w:semiHidden/>
     <w:unhideWhenUsed/>
   </w:style>
   <w:style w:type="table" w:default="1" w:styleId="Tablanormal">
@@ -4427,28 +7726,28 @@
 </file>
 
 <file path=customXml/item1.xml><?xml version="1.0" encoding="utf-8"?>
+<b:Sources xmlns:b="http://schemas.openxmlformats.org/officeDocument/2006/bibliography" xmlns="http://schemas.openxmlformats.org/officeDocument/2006/bibliography" SelectedStyle="\APASixthEditionOfficeOnline.xsl" StyleName="APA" Version="6"/>
+</file>
+
+<file path=customXml/item2.xml><?xml version="1.0" encoding="utf-8"?>
 <go:gDocsCustomXmlDataStorage xmlns:go="http://customooxmlschemas.google.com/" xmlns:r="http://schemas.openxmlformats.org/officeDocument/2006/relationships" uri="GoogleDocsCustomDataVersion2">
   <go:docsCustomData xmlns:go="http://customooxmlschemas.google.com/" roundtripDataSignature="AMtx7mgYdAh+zo0siXhrA2SwK/tbP06Tiw==">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</go:docsCustomData>
 </go:gDocsCustomXmlDataStorage>
 </file>
 
-<file path=customXml/item2.xml><?xml version="1.0" encoding="utf-8"?>
-<b:Sources xmlns:b="http://schemas.openxmlformats.org/officeDocument/2006/bibliography" xmlns="http://schemas.openxmlformats.org/officeDocument/2006/bibliography" SelectedStyle="\APASixthEditionOfficeOnline.xsl" StyleName="APA" Version="6"/>
+<file path=customXml/itemProps1.xml><?xml version="1.0" encoding="utf-8"?>
+<ds:datastoreItem xmlns:ds="http://schemas.openxmlformats.org/officeDocument/2006/customXml" ds:itemID="{83E846D2-8F1A-4D1E-9421-8509F7A9DA1E}">
+  <ds:schemaRefs>
+    <ds:schemaRef ds:uri="http://schemas.openxmlformats.org/officeDocument/2006/bibliography"/>
+  </ds:schemaRefs>
+</ds:datastoreItem>
 </file>
 
-<file path=customXml/itemProps1.xml><?xml version="1.0" encoding="utf-8"?>
+<file path=customXml/itemProps2.xml><?xml version="1.0" encoding="utf-8"?>
 <ds:datastoreItem xmlns:ds="http://schemas.openxmlformats.org/officeDocument/2006/customXml" ds:itemID="{11111111-1234-1234-1234-123412341234}">
   <ds:schemaRefs>
     <ds:schemaRef ds:uri="http://customooxmlschemas.google.com/"/>
     <ds:schemaRef ds:uri="http://schemas.openxmlformats.org/officeDocument/2006/relationships"/>
   </ds:schemaRefs>
 </ds:datastoreItem>
-</file>
-
-<file path=customXml/itemProps2.xml><?xml version="1.0" encoding="utf-8"?>
-<ds:datastoreItem xmlns:ds="http://schemas.openxmlformats.org/officeDocument/2006/customXml" ds:itemID="{83E846D2-8F1A-4D1E-9421-8509F7A9DA1E}">
-  <ds:schemaRefs>
-    <ds:schemaRef ds:uri="http://schemas.openxmlformats.org/officeDocument/2006/bibliography"/>
-  </ds:schemaRefs>
-</ds:datastoreItem>
 </file>
--- a/Informe Git.docx
+++ b/Informe Git.docx
@@ -692,7 +692,7 @@
       <w:r>
         <w:fldChar w:fldCharType="separate"/>
       </w:r>
-      <w:hyperlink w:anchor="_Toc191292898" w:history="1">
+      <w:hyperlink w:anchor="_Toc191296055" w:history="1">
         <w:r>
           <w:rPr>
             <w:rStyle w:val="Hipervnculo"/>
@@ -719,7 +719,7 @@
             <w:noProof/>
             <w:webHidden/>
           </w:rPr>
-          <w:instrText xml:space="preserve"> PAGEREF _Toc191292898 \h </w:instrText>
+          <w:instrText xml:space="preserve"> PAGEREF _Toc191296055 \h </w:instrText>
         </w:r>
         <w:r>
           <w:rPr>
@@ -768,7 +768,7 @@
           <w14:ligatures w14:val="standardContextual"/>
         </w:rPr>
       </w:pPr>
-      <w:hyperlink w:anchor="_Toc191292899" w:history="1">
+      <w:hyperlink w:anchor="_Toc191296056" w:history="1">
         <w:r>
           <w:rPr>
             <w:rStyle w:val="Hipervnculo"/>
@@ -795,7 +795,7 @@
             <w:noProof/>
             <w:webHidden/>
           </w:rPr>
-          <w:instrText xml:space="preserve"> PAGEREF _Toc191292899 \h </w:instrText>
+          <w:instrText xml:space="preserve"> PAGEREF _Toc191296056 \h </w:instrText>
         </w:r>
         <w:r>
           <w:rPr>
@@ -844,7 +844,7 @@
           <w14:ligatures w14:val="standardContextual"/>
         </w:rPr>
       </w:pPr>
-      <w:hyperlink w:anchor="_Toc191292900" w:history="1">
+      <w:hyperlink w:anchor="_Toc191296057" w:history="1">
         <w:r>
           <w:rPr>
             <w:rStyle w:val="Hipervnculo"/>
@@ -871,7 +871,7 @@
             <w:noProof/>
             <w:webHidden/>
           </w:rPr>
-          <w:instrText xml:space="preserve"> PAGEREF _Toc191292900 \h </w:instrText>
+          <w:instrText xml:space="preserve"> PAGEREF _Toc191296057 \h </w:instrText>
         </w:r>
         <w:r>
           <w:rPr>
@@ -920,7 +920,7 @@
           <w14:ligatures w14:val="standardContextual"/>
         </w:rPr>
       </w:pPr>
-      <w:hyperlink w:anchor="_Toc191292901" w:history="1">
+      <w:hyperlink w:anchor="_Toc191296058" w:history="1">
         <w:r>
           <w:rPr>
             <w:rStyle w:val="Hipervnculo"/>
@@ -947,7 +947,7 @@
             <w:noProof/>
             <w:webHidden/>
           </w:rPr>
-          <w:instrText xml:space="preserve"> PAGEREF _Toc191292901 \h </w:instrText>
+          <w:instrText xml:space="preserve"> PAGEREF _Toc191296058 \h </w:instrText>
         </w:r>
         <w:r>
           <w:rPr>
@@ -996,7 +996,7 @@
           <w14:ligatures w14:val="standardContextual"/>
         </w:rPr>
       </w:pPr>
-      <w:hyperlink w:anchor="_Toc191292902" w:history="1">
+      <w:hyperlink w:anchor="_Toc191296059" w:history="1">
         <w:r>
           <w:rPr>
             <w:rStyle w:val="Hipervnculo"/>
@@ -1023,7 +1023,7 @@
             <w:noProof/>
             <w:webHidden/>
           </w:rPr>
-          <w:instrText xml:space="preserve"> PAGEREF _Toc191292902 \h </w:instrText>
+          <w:instrText xml:space="preserve"> PAGEREF _Toc191296059 \h </w:instrText>
         </w:r>
         <w:r>
           <w:rPr>
@@ -1070,7 +1070,7 @@
           <w14:ligatures w14:val="standardContextual"/>
         </w:rPr>
       </w:pPr>
-      <w:hyperlink w:anchor="_Toc191292903" w:history="1">
+      <w:hyperlink w:anchor="_Toc191296060" w:history="1">
         <w:r>
           <w:rPr>
             <w:rStyle w:val="Hipervnculo"/>
@@ -1097,7 +1097,7 @@
             <w:noProof/>
             <w:webHidden/>
           </w:rPr>
-          <w:instrText xml:space="preserve"> PAGEREF _Toc191292903 \h </w:instrText>
+          <w:instrText xml:space="preserve"> PAGEREF _Toc191296060 \h </w:instrText>
         </w:r>
         <w:r>
           <w:rPr>
@@ -1144,7 +1144,7 @@
           <w14:ligatures w14:val="standardContextual"/>
         </w:rPr>
       </w:pPr>
-      <w:hyperlink w:anchor="_Toc191292904" w:history="1">
+      <w:hyperlink w:anchor="_Toc191296061" w:history="1">
         <w:r>
           <w:rPr>
             <w:rStyle w:val="Hipervnculo"/>
@@ -1171,7 +1171,7 @@
             <w:noProof/>
             <w:webHidden/>
           </w:rPr>
-          <w:instrText xml:space="preserve"> PAGEREF _Toc191292904 \h </w:instrText>
+          <w:instrText xml:space="preserve"> PAGEREF _Toc191296061 \h </w:instrText>
         </w:r>
         <w:r>
           <w:rPr>
@@ -1218,7 +1218,7 @@
           <w14:ligatures w14:val="standardContextual"/>
         </w:rPr>
       </w:pPr>
-      <w:hyperlink w:anchor="_Toc191292905" w:history="1">
+      <w:hyperlink w:anchor="_Toc191296062" w:history="1">
         <w:r>
           <w:rPr>
             <w:rStyle w:val="Hipervnculo"/>
@@ -1245,7 +1245,7 @@
             <w:noProof/>
             <w:webHidden/>
           </w:rPr>
-          <w:instrText xml:space="preserve"> PAGEREF _Toc191292905 \h </w:instrText>
+          <w:instrText xml:space="preserve"> PAGEREF _Toc191296062 \h </w:instrText>
         </w:r>
         <w:r>
           <w:rPr>
@@ -1292,7 +1292,7 @@
           <w14:ligatures w14:val="standardContextual"/>
         </w:rPr>
       </w:pPr>
-      <w:hyperlink w:anchor="_Toc191292906" w:history="1">
+      <w:hyperlink w:anchor="_Toc191296063" w:history="1">
         <w:r>
           <w:rPr>
             <w:rStyle w:val="Hipervnculo"/>
@@ -1319,7 +1319,7 @@
             <w:noProof/>
             <w:webHidden/>
           </w:rPr>
-          <w:instrText xml:space="preserve"> PAGEREF _Toc191292906 \h </w:instrText>
+          <w:instrText xml:space="preserve"> PAGEREF _Toc191296063 \h </w:instrText>
         </w:r>
         <w:r>
           <w:rPr>
@@ -1366,7 +1366,7 @@
           <w14:ligatures w14:val="standardContextual"/>
         </w:rPr>
       </w:pPr>
-      <w:hyperlink w:anchor="_Toc191292907" w:history="1">
+      <w:hyperlink w:anchor="_Toc191296064" w:history="1">
         <w:r>
           <w:rPr>
             <w:rStyle w:val="Hipervnculo"/>
@@ -1393,7 +1393,7 @@
             <w:noProof/>
             <w:webHidden/>
           </w:rPr>
-          <w:instrText xml:space="preserve"> PAGEREF _Toc191292907 \h </w:instrText>
+          <w:instrText xml:space="preserve"> PAGEREF _Toc191296064 \h </w:instrText>
         </w:r>
         <w:r>
           <w:rPr>
@@ -1440,7 +1440,7 @@
           <w14:ligatures w14:val="standardContextual"/>
         </w:rPr>
       </w:pPr>
-      <w:hyperlink w:anchor="_Toc191292908" w:history="1">
+      <w:hyperlink w:anchor="_Toc191296065" w:history="1">
         <w:r>
           <w:rPr>
             <w:rStyle w:val="Hipervnculo"/>
@@ -1467,7 +1467,7 @@
             <w:noProof/>
             <w:webHidden/>
           </w:rPr>
-          <w:instrText xml:space="preserve"> PAGEREF _Toc191292908 \h </w:instrText>
+          <w:instrText xml:space="preserve"> PAGEREF _Toc191296065 \h </w:instrText>
         </w:r>
         <w:r>
           <w:rPr>
@@ -1514,7 +1514,7 @@
           <w14:ligatures w14:val="standardContextual"/>
         </w:rPr>
       </w:pPr>
-      <w:hyperlink w:anchor="_Toc191292909" w:history="1">
+      <w:hyperlink w:anchor="_Toc191296066" w:history="1">
         <w:r>
           <w:rPr>
             <w:rStyle w:val="Hipervnculo"/>
@@ -1541,7 +1541,7 @@
             <w:noProof/>
             <w:webHidden/>
           </w:rPr>
-          <w:instrText xml:space="preserve"> PAGEREF _Toc191292909 \h </w:instrText>
+          <w:instrText xml:space="preserve"> PAGEREF _Toc191296066 \h </w:instrText>
         </w:r>
         <w:r>
           <w:rPr>
@@ -1588,7 +1588,7 @@
           <w14:ligatures w14:val="standardContextual"/>
         </w:rPr>
       </w:pPr>
-      <w:hyperlink w:anchor="_Toc191292910" w:history="1">
+      <w:hyperlink w:anchor="_Toc191296067" w:history="1">
         <w:r>
           <w:rPr>
             <w:rStyle w:val="Hipervnculo"/>
@@ -1615,7 +1615,7 @@
             <w:noProof/>
             <w:webHidden/>
           </w:rPr>
-          <w:instrText xml:space="preserve"> PAGEREF _Toc191292910 \h </w:instrText>
+          <w:instrText xml:space="preserve"> PAGEREF _Toc191296067 \h </w:instrText>
         </w:r>
         <w:r>
           <w:rPr>
@@ -1662,7 +1662,7 @@
           <w14:ligatures w14:val="standardContextual"/>
         </w:rPr>
       </w:pPr>
-      <w:hyperlink w:anchor="_Toc191292911" w:history="1">
+      <w:hyperlink w:anchor="_Toc191296068" w:history="1">
         <w:r>
           <w:rPr>
             <w:rStyle w:val="Hipervnculo"/>
@@ -1689,7 +1689,7 @@
             <w:noProof/>
             <w:webHidden/>
           </w:rPr>
-          <w:instrText xml:space="preserve"> PAGEREF _Toc191292911 \h </w:instrText>
+          <w:instrText xml:space="preserve"> PAGEREF _Toc191296068 \h </w:instrText>
         </w:r>
         <w:r>
           <w:rPr>
@@ -1736,7 +1736,7 @@
           <w14:ligatures w14:val="standardContextual"/>
         </w:rPr>
       </w:pPr>
-      <w:hyperlink w:anchor="_Toc191292912" w:history="1">
+      <w:hyperlink w:anchor="_Toc191296069" w:history="1">
         <w:r>
           <w:rPr>
             <w:rStyle w:val="Hipervnculo"/>
@@ -1763,7 +1763,7 @@
             <w:noProof/>
             <w:webHidden/>
           </w:rPr>
-          <w:instrText xml:space="preserve"> PAGEREF _Toc191292912 \h </w:instrText>
+          <w:instrText xml:space="preserve"> PAGEREF _Toc191296069 \h </w:instrText>
         </w:r>
         <w:r>
           <w:rPr>
@@ -1810,7 +1810,7 @@
           <w14:ligatures w14:val="standardContextual"/>
         </w:rPr>
       </w:pPr>
-      <w:hyperlink w:anchor="_Toc191292913" w:history="1">
+      <w:hyperlink w:anchor="_Toc191296070" w:history="1">
         <w:r>
           <w:rPr>
             <w:rStyle w:val="Hipervnculo"/>
@@ -1837,7 +1837,7 @@
             <w:noProof/>
             <w:webHidden/>
           </w:rPr>
-          <w:instrText xml:space="preserve"> PAGEREF _Toc191292913 \h </w:instrText>
+          <w:instrText xml:space="preserve"> PAGEREF _Toc191296070 \h </w:instrText>
         </w:r>
         <w:r>
           <w:rPr>
@@ -1884,7 +1884,7 @@
           <w14:ligatures w14:val="standardContextual"/>
         </w:rPr>
       </w:pPr>
-      <w:hyperlink w:anchor="_Toc191292914" w:history="1">
+      <w:hyperlink w:anchor="_Toc191296071" w:history="1">
         <w:r>
           <w:rPr>
             <w:rStyle w:val="Hipervnculo"/>
@@ -1911,7 +1911,7 @@
             <w:noProof/>
             <w:webHidden/>
           </w:rPr>
-          <w:instrText xml:space="preserve"> PAGEREF _Toc191292914 \h </w:instrText>
+          <w:instrText xml:space="preserve"> PAGEREF _Toc191296071 \h </w:instrText>
         </w:r>
         <w:r>
           <w:rPr>
@@ -1958,7 +1958,7 @@
           <w14:ligatures w14:val="standardContextual"/>
         </w:rPr>
       </w:pPr>
-      <w:hyperlink w:anchor="_Toc191292915" w:history="1">
+      <w:hyperlink w:anchor="_Toc191296072" w:history="1">
         <w:r>
           <w:rPr>
             <w:rStyle w:val="Hipervnculo"/>
@@ -1985,7 +1985,7 @@
             <w:noProof/>
             <w:webHidden/>
           </w:rPr>
-          <w:instrText xml:space="preserve"> PAGEREF _Toc191292915 \h </w:instrText>
+          <w:instrText xml:space="preserve"> PAGEREF _Toc191296072 \h </w:instrText>
         </w:r>
         <w:r>
           <w:rPr>
@@ -2034,7 +2034,7 @@
           <w14:ligatures w14:val="standardContextual"/>
         </w:rPr>
       </w:pPr>
-      <w:hyperlink w:anchor="_Toc191292916" w:history="1">
+      <w:hyperlink w:anchor="_Toc191296073" w:history="1">
         <w:r>
           <w:rPr>
             <w:rStyle w:val="Hipervnculo"/>
@@ -2061,7 +2061,7 @@
             <w:noProof/>
             <w:webHidden/>
           </w:rPr>
-          <w:instrText xml:space="preserve"> PAGEREF _Toc191292916 \h </w:instrText>
+          <w:instrText xml:space="preserve"> PAGEREF _Toc191296073 \h </w:instrText>
         </w:r>
         <w:r>
           <w:rPr>
@@ -2110,13 +2110,13 @@
           <w14:ligatures w14:val="standardContextual"/>
         </w:rPr>
       </w:pPr>
-      <w:hyperlink w:anchor="_Toc191292917" w:history="1">
+      <w:hyperlink w:anchor="_Toc191296074" w:history="1">
         <w:r>
           <w:rPr>
             <w:rStyle w:val="Hipervnculo"/>
             <w:noProof/>
           </w:rPr>
-          <w:t>Crear carpeta:</w:t>
+          <w:t>Inicializar un repositorio</w:t>
         </w:r>
         <w:r>
           <w:rPr>
@@ -2137,7 +2137,7 @@
             <w:noProof/>
             <w:webHidden/>
           </w:rPr>
-          <w:instrText xml:space="preserve"> PAGEREF _Toc191292917 \h </w:instrText>
+          <w:instrText xml:space="preserve"> PAGEREF _Toc191296074 \h </w:instrText>
         </w:r>
         <w:r>
           <w:rPr>
@@ -2186,13 +2186,13 @@
           <w14:ligatures w14:val="standardContextual"/>
         </w:rPr>
       </w:pPr>
-      <w:hyperlink w:anchor="_Toc191292918" w:history="1">
+      <w:hyperlink w:anchor="_Toc191296075" w:history="1">
         <w:r>
           <w:rPr>
             <w:rStyle w:val="Hipervnculo"/>
             <w:noProof/>
           </w:rPr>
-          <w:t>Crear repositorio:</w:t>
+          <w:t>2. Verificar el estado del repositorio</w:t>
         </w:r>
         <w:r>
           <w:rPr>
@@ -2213,7 +2213,7 @@
             <w:noProof/>
             <w:webHidden/>
           </w:rPr>
-          <w:instrText xml:space="preserve"> PAGEREF _Toc191292918 \h </w:instrText>
+          <w:instrText xml:space="preserve"> PAGEREF _Toc191296075 \h </w:instrText>
         </w:r>
         <w:r>
           <w:rPr>
@@ -2234,6 +2234,462 @@
             <w:webHidden/>
           </w:rPr>
           <w:t>8</w:t>
+        </w:r>
+        <w:r>
+          <w:rPr>
+            <w:noProof/>
+            <w:webHidden/>
+          </w:rPr>
+          <w:fldChar w:fldCharType="end"/>
+        </w:r>
+      </w:hyperlink>
+    </w:p>
+    <w:p>
+      <w:pPr>
+        <w:pStyle w:val="TDC2"/>
+        <w:tabs>
+          <w:tab w:val="right" w:leader="dot" w:pos="9009"/>
+        </w:tabs>
+        <w:rPr>
+          <w:rFonts w:eastAsiaTheme="minorEastAsia" w:cstheme="minorBidi"/>
+          <w:i w:val="0"/>
+          <w:iCs w:val="0"/>
+          <w:noProof/>
+          <w:kern w:val="2"/>
+          <w:sz w:val="24"/>
+          <w:szCs w:val="24"/>
+          <w:lang w:val="es-CO"/>
+          <w14:ligatures w14:val="standardContextual"/>
+        </w:rPr>
+      </w:pPr>
+      <w:hyperlink w:anchor="_Toc191296076" w:history="1">
+        <w:r>
+          <w:rPr>
+            <w:rStyle w:val="Hipervnculo"/>
+            <w:noProof/>
+          </w:rPr>
+          <w:t>3. Agregar archivos al repositorio</w:t>
+        </w:r>
+        <w:r>
+          <w:rPr>
+            <w:noProof/>
+            <w:webHidden/>
+          </w:rPr>
+          <w:tab/>
+        </w:r>
+        <w:r>
+          <w:rPr>
+            <w:noProof/>
+            <w:webHidden/>
+          </w:rPr>
+          <w:fldChar w:fldCharType="begin"/>
+        </w:r>
+        <w:r>
+          <w:rPr>
+            <w:noProof/>
+            <w:webHidden/>
+          </w:rPr>
+          <w:instrText xml:space="preserve"> PAGEREF _Toc191296076 \h </w:instrText>
+        </w:r>
+        <w:r>
+          <w:rPr>
+            <w:noProof/>
+            <w:webHidden/>
+          </w:rPr>
+        </w:r>
+        <w:r>
+          <w:rPr>
+            <w:noProof/>
+            <w:webHidden/>
+          </w:rPr>
+          <w:fldChar w:fldCharType="separate"/>
+        </w:r>
+        <w:r>
+          <w:rPr>
+            <w:noProof/>
+            <w:webHidden/>
+          </w:rPr>
+          <w:t>8</w:t>
+        </w:r>
+        <w:r>
+          <w:rPr>
+            <w:noProof/>
+            <w:webHidden/>
+          </w:rPr>
+          <w:fldChar w:fldCharType="end"/>
+        </w:r>
+      </w:hyperlink>
+    </w:p>
+    <w:p>
+      <w:pPr>
+        <w:pStyle w:val="TDC2"/>
+        <w:tabs>
+          <w:tab w:val="right" w:leader="dot" w:pos="9009"/>
+        </w:tabs>
+        <w:rPr>
+          <w:rFonts w:eastAsiaTheme="minorEastAsia" w:cstheme="minorBidi"/>
+          <w:i w:val="0"/>
+          <w:iCs w:val="0"/>
+          <w:noProof/>
+          <w:kern w:val="2"/>
+          <w:sz w:val="24"/>
+          <w:szCs w:val="24"/>
+          <w:lang w:val="es-CO"/>
+          <w14:ligatures w14:val="standardContextual"/>
+        </w:rPr>
+      </w:pPr>
+      <w:hyperlink w:anchor="_Toc191296077" w:history="1">
+        <w:r>
+          <w:rPr>
+            <w:rStyle w:val="Hipervnculo"/>
+            <w:noProof/>
+          </w:rPr>
+          <w:t>4. Guardar cambios con un commit</w:t>
+        </w:r>
+        <w:r>
+          <w:rPr>
+            <w:noProof/>
+            <w:webHidden/>
+          </w:rPr>
+          <w:tab/>
+        </w:r>
+        <w:r>
+          <w:rPr>
+            <w:noProof/>
+            <w:webHidden/>
+          </w:rPr>
+          <w:fldChar w:fldCharType="begin"/>
+        </w:r>
+        <w:r>
+          <w:rPr>
+            <w:noProof/>
+            <w:webHidden/>
+          </w:rPr>
+          <w:instrText xml:space="preserve"> PAGEREF _Toc191296077 \h </w:instrText>
+        </w:r>
+        <w:r>
+          <w:rPr>
+            <w:noProof/>
+            <w:webHidden/>
+          </w:rPr>
+        </w:r>
+        <w:r>
+          <w:rPr>
+            <w:noProof/>
+            <w:webHidden/>
+          </w:rPr>
+          <w:fldChar w:fldCharType="separate"/>
+        </w:r>
+        <w:r>
+          <w:rPr>
+            <w:noProof/>
+            <w:webHidden/>
+          </w:rPr>
+          <w:t>9</w:t>
+        </w:r>
+        <w:r>
+          <w:rPr>
+            <w:noProof/>
+            <w:webHidden/>
+          </w:rPr>
+          <w:fldChar w:fldCharType="end"/>
+        </w:r>
+      </w:hyperlink>
+    </w:p>
+    <w:p>
+      <w:pPr>
+        <w:pStyle w:val="TDC2"/>
+        <w:tabs>
+          <w:tab w:val="right" w:leader="dot" w:pos="9009"/>
+        </w:tabs>
+        <w:rPr>
+          <w:rFonts w:eastAsiaTheme="minorEastAsia" w:cstheme="minorBidi"/>
+          <w:i w:val="0"/>
+          <w:iCs w:val="0"/>
+          <w:noProof/>
+          <w:kern w:val="2"/>
+          <w:sz w:val="24"/>
+          <w:szCs w:val="24"/>
+          <w:lang w:val="es-CO"/>
+          <w14:ligatures w14:val="standardContextual"/>
+        </w:rPr>
+      </w:pPr>
+      <w:hyperlink w:anchor="_Toc191296078" w:history="1">
+        <w:r>
+          <w:rPr>
+            <w:rStyle w:val="Hipervnculo"/>
+            <w:noProof/>
+          </w:rPr>
+          <w:t>5. Subir archivos a un repositorio remoto (GitHub)</w:t>
+        </w:r>
+        <w:r>
+          <w:rPr>
+            <w:noProof/>
+            <w:webHidden/>
+          </w:rPr>
+          <w:tab/>
+        </w:r>
+        <w:r>
+          <w:rPr>
+            <w:noProof/>
+            <w:webHidden/>
+          </w:rPr>
+          <w:fldChar w:fldCharType="begin"/>
+        </w:r>
+        <w:r>
+          <w:rPr>
+            <w:noProof/>
+            <w:webHidden/>
+          </w:rPr>
+          <w:instrText xml:space="preserve"> PAGEREF _Toc191296078 \h </w:instrText>
+        </w:r>
+        <w:r>
+          <w:rPr>
+            <w:noProof/>
+            <w:webHidden/>
+          </w:rPr>
+        </w:r>
+        <w:r>
+          <w:rPr>
+            <w:noProof/>
+            <w:webHidden/>
+          </w:rPr>
+          <w:fldChar w:fldCharType="separate"/>
+        </w:r>
+        <w:r>
+          <w:rPr>
+            <w:noProof/>
+            <w:webHidden/>
+          </w:rPr>
+          <w:t>9</w:t>
+        </w:r>
+        <w:r>
+          <w:rPr>
+            <w:noProof/>
+            <w:webHidden/>
+          </w:rPr>
+          <w:fldChar w:fldCharType="end"/>
+        </w:r>
+      </w:hyperlink>
+    </w:p>
+    <w:p>
+      <w:pPr>
+        <w:pStyle w:val="TDC2"/>
+        <w:tabs>
+          <w:tab w:val="right" w:leader="dot" w:pos="9009"/>
+        </w:tabs>
+        <w:rPr>
+          <w:rFonts w:eastAsiaTheme="minorEastAsia" w:cstheme="minorBidi"/>
+          <w:i w:val="0"/>
+          <w:iCs w:val="0"/>
+          <w:noProof/>
+          <w:kern w:val="2"/>
+          <w:sz w:val="24"/>
+          <w:szCs w:val="24"/>
+          <w:lang w:val="es-CO"/>
+          <w14:ligatures w14:val="standardContextual"/>
+        </w:rPr>
+      </w:pPr>
+      <w:hyperlink w:anchor="_Toc191296079" w:history="1">
+        <w:r>
+          <w:rPr>
+            <w:rStyle w:val="Hipervnculo"/>
+            <w:noProof/>
+          </w:rPr>
+          <w:t>6. Ver el historial de cambios</w:t>
+        </w:r>
+        <w:r>
+          <w:rPr>
+            <w:noProof/>
+            <w:webHidden/>
+          </w:rPr>
+          <w:tab/>
+        </w:r>
+        <w:r>
+          <w:rPr>
+            <w:noProof/>
+            <w:webHidden/>
+          </w:rPr>
+          <w:fldChar w:fldCharType="begin"/>
+        </w:r>
+        <w:r>
+          <w:rPr>
+            <w:noProof/>
+            <w:webHidden/>
+          </w:rPr>
+          <w:instrText xml:space="preserve"> PAGEREF _Toc191296079 \h </w:instrText>
+        </w:r>
+        <w:r>
+          <w:rPr>
+            <w:noProof/>
+            <w:webHidden/>
+          </w:rPr>
+        </w:r>
+        <w:r>
+          <w:rPr>
+            <w:noProof/>
+            <w:webHidden/>
+          </w:rPr>
+          <w:fldChar w:fldCharType="separate"/>
+        </w:r>
+        <w:r>
+          <w:rPr>
+            <w:noProof/>
+            <w:webHidden/>
+          </w:rPr>
+          <w:t>9</w:t>
+        </w:r>
+        <w:r>
+          <w:rPr>
+            <w:noProof/>
+            <w:webHidden/>
+          </w:rPr>
+          <w:fldChar w:fldCharType="end"/>
+        </w:r>
+      </w:hyperlink>
+    </w:p>
+    <w:p>
+      <w:pPr>
+        <w:pStyle w:val="TDC2"/>
+        <w:tabs>
+          <w:tab w:val="right" w:leader="dot" w:pos="9009"/>
+        </w:tabs>
+        <w:rPr>
+          <w:rFonts w:eastAsiaTheme="minorEastAsia" w:cstheme="minorBidi"/>
+          <w:i w:val="0"/>
+          <w:iCs w:val="0"/>
+          <w:noProof/>
+          <w:kern w:val="2"/>
+          <w:sz w:val="24"/>
+          <w:szCs w:val="24"/>
+          <w:lang w:val="es-CO"/>
+          <w14:ligatures w14:val="standardContextual"/>
+        </w:rPr>
+      </w:pPr>
+      <w:hyperlink w:anchor="_Toc191296080" w:history="1">
+        <w:r>
+          <w:rPr>
+            <w:rStyle w:val="Hipervnculo"/>
+            <w:noProof/>
+          </w:rPr>
+          <w:t>7. Manejo de ramas</w:t>
+        </w:r>
+        <w:r>
+          <w:rPr>
+            <w:noProof/>
+            <w:webHidden/>
+          </w:rPr>
+          <w:tab/>
+        </w:r>
+        <w:r>
+          <w:rPr>
+            <w:noProof/>
+            <w:webHidden/>
+          </w:rPr>
+          <w:fldChar w:fldCharType="begin"/>
+        </w:r>
+        <w:r>
+          <w:rPr>
+            <w:noProof/>
+            <w:webHidden/>
+          </w:rPr>
+          <w:instrText xml:space="preserve"> PAGEREF _Toc191296080 \h </w:instrText>
+        </w:r>
+        <w:r>
+          <w:rPr>
+            <w:noProof/>
+            <w:webHidden/>
+          </w:rPr>
+        </w:r>
+        <w:r>
+          <w:rPr>
+            <w:noProof/>
+            <w:webHidden/>
+          </w:rPr>
+          <w:fldChar w:fldCharType="separate"/>
+        </w:r>
+        <w:r>
+          <w:rPr>
+            <w:noProof/>
+            <w:webHidden/>
+          </w:rPr>
+          <w:t>10</w:t>
+        </w:r>
+        <w:r>
+          <w:rPr>
+            <w:noProof/>
+            <w:webHidden/>
+          </w:rPr>
+          <w:fldChar w:fldCharType="end"/>
+        </w:r>
+      </w:hyperlink>
+    </w:p>
+    <w:p>
+      <w:pPr>
+        <w:pStyle w:val="TDC2"/>
+        <w:tabs>
+          <w:tab w:val="right" w:leader="dot" w:pos="9009"/>
+        </w:tabs>
+        <w:rPr>
+          <w:rFonts w:eastAsiaTheme="minorEastAsia" w:cstheme="minorBidi"/>
+          <w:i w:val="0"/>
+          <w:iCs w:val="0"/>
+          <w:noProof/>
+          <w:kern w:val="2"/>
+          <w:sz w:val="24"/>
+          <w:szCs w:val="24"/>
+          <w:lang w:val="es-CO"/>
+          <w14:ligatures w14:val="standardContextual"/>
+        </w:rPr>
+      </w:pPr>
+      <w:hyperlink w:anchor="_Toc191296081" w:history="1">
+        <w:r>
+          <w:rPr>
+            <w:rStyle w:val="Hipervnculo"/>
+            <w:noProof/>
+          </w:rPr>
+          <w:t>8. Clonar un repositorio</w:t>
+        </w:r>
+        <w:r>
+          <w:rPr>
+            <w:noProof/>
+            <w:webHidden/>
+          </w:rPr>
+          <w:tab/>
+        </w:r>
+        <w:r>
+          <w:rPr>
+            <w:noProof/>
+            <w:webHidden/>
+          </w:rPr>
+          <w:fldChar w:fldCharType="begin"/>
+        </w:r>
+        <w:r>
+          <w:rPr>
+            <w:noProof/>
+            <w:webHidden/>
+          </w:rPr>
+          <w:instrText xml:space="preserve"> PAGEREF _Toc191296081 \h </w:instrText>
+        </w:r>
+        <w:r>
+          <w:rPr>
+            <w:noProof/>
+            <w:webHidden/>
+          </w:rPr>
+        </w:r>
+        <w:r>
+          <w:rPr>
+            <w:noProof/>
+            <w:webHidden/>
+          </w:rPr>
+          <w:fldChar w:fldCharType="separate"/>
+        </w:r>
+        <w:r>
+          <w:rPr>
+            <w:noProof/>
+            <w:webHidden/>
+          </w:rPr>
+          <w:t>10</w:t>
         </w:r>
         <w:r>
           <w:rPr>
@@ -2262,7 +2718,7 @@
           <w14:ligatures w14:val="standardContextual"/>
         </w:rPr>
       </w:pPr>
-      <w:hyperlink w:anchor="_Toc191292919" w:history="1">
+      <w:hyperlink w:anchor="_Toc191296082" w:history="1">
         <w:r>
           <w:rPr>
             <w:rStyle w:val="Hipervnculo"/>
@@ -2289,7 +2745,7 @@
             <w:noProof/>
             <w:webHidden/>
           </w:rPr>
-          <w:instrText xml:space="preserve"> PAGEREF _Toc191292919 \h </w:instrText>
+          <w:instrText xml:space="preserve"> PAGEREF _Toc191296082 \h </w:instrText>
         </w:r>
         <w:r>
           <w:rPr>
@@ -2309,7 +2765,613 @@
             <w:noProof/>
             <w:webHidden/>
           </w:rPr>
-          <w:t>10</w:t>
+          <w:t>11</w:t>
+        </w:r>
+        <w:r>
+          <w:rPr>
+            <w:noProof/>
+            <w:webHidden/>
+          </w:rPr>
+          <w:fldChar w:fldCharType="end"/>
+        </w:r>
+      </w:hyperlink>
+    </w:p>
+    <w:p>
+      <w:pPr>
+        <w:pStyle w:val="TDC2"/>
+        <w:tabs>
+          <w:tab w:val="right" w:leader="dot" w:pos="9009"/>
+        </w:tabs>
+        <w:rPr>
+          <w:rFonts w:eastAsiaTheme="minorEastAsia" w:cstheme="minorBidi"/>
+          <w:i w:val="0"/>
+          <w:iCs w:val="0"/>
+          <w:noProof/>
+          <w:kern w:val="2"/>
+          <w:sz w:val="24"/>
+          <w:szCs w:val="24"/>
+          <w:lang w:val="es-CO"/>
+          <w14:ligatures w14:val="standardContextual"/>
+        </w:rPr>
+      </w:pPr>
+      <w:hyperlink w:anchor="_Toc191296083" w:history="1">
+        <w:r>
+          <w:rPr>
+            <w:rStyle w:val="Hipervnculo"/>
+            <w:noProof/>
+          </w:rPr>
+          <w:t>¿Cómo funciona el merge en Git?</w:t>
+        </w:r>
+        <w:r>
+          <w:rPr>
+            <w:noProof/>
+            <w:webHidden/>
+          </w:rPr>
+          <w:tab/>
+        </w:r>
+        <w:r>
+          <w:rPr>
+            <w:noProof/>
+            <w:webHidden/>
+          </w:rPr>
+          <w:fldChar w:fldCharType="begin"/>
+        </w:r>
+        <w:r>
+          <w:rPr>
+            <w:noProof/>
+            <w:webHidden/>
+          </w:rPr>
+          <w:instrText xml:space="preserve"> PAGEREF _Toc191296083 \h </w:instrText>
+        </w:r>
+        <w:r>
+          <w:rPr>
+            <w:noProof/>
+            <w:webHidden/>
+          </w:rPr>
+        </w:r>
+        <w:r>
+          <w:rPr>
+            <w:noProof/>
+            <w:webHidden/>
+          </w:rPr>
+          <w:fldChar w:fldCharType="separate"/>
+        </w:r>
+        <w:r>
+          <w:rPr>
+            <w:noProof/>
+            <w:webHidden/>
+          </w:rPr>
+          <w:t>11</w:t>
+        </w:r>
+        <w:r>
+          <w:rPr>
+            <w:noProof/>
+            <w:webHidden/>
+          </w:rPr>
+          <w:fldChar w:fldCharType="end"/>
+        </w:r>
+      </w:hyperlink>
+    </w:p>
+    <w:p>
+      <w:pPr>
+        <w:pStyle w:val="TDC2"/>
+        <w:tabs>
+          <w:tab w:val="right" w:leader="dot" w:pos="9009"/>
+        </w:tabs>
+        <w:rPr>
+          <w:rFonts w:eastAsiaTheme="minorEastAsia" w:cstheme="minorBidi"/>
+          <w:i w:val="0"/>
+          <w:iCs w:val="0"/>
+          <w:noProof/>
+          <w:kern w:val="2"/>
+          <w:sz w:val="24"/>
+          <w:szCs w:val="24"/>
+          <w:lang w:val="es-CO"/>
+          <w14:ligatures w14:val="standardContextual"/>
+        </w:rPr>
+      </w:pPr>
+      <w:hyperlink w:anchor="_Toc191296084" w:history="1">
+        <w:r>
+          <w:rPr>
+            <w:rStyle w:val="Hipervnculo"/>
+            <w:noProof/>
+          </w:rPr>
+          <w:t>¿Qué hace git merge?</w:t>
+        </w:r>
+        <w:r>
+          <w:rPr>
+            <w:noProof/>
+            <w:webHidden/>
+          </w:rPr>
+          <w:tab/>
+        </w:r>
+        <w:r>
+          <w:rPr>
+            <w:noProof/>
+            <w:webHidden/>
+          </w:rPr>
+          <w:fldChar w:fldCharType="begin"/>
+        </w:r>
+        <w:r>
+          <w:rPr>
+            <w:noProof/>
+            <w:webHidden/>
+          </w:rPr>
+          <w:instrText xml:space="preserve"> PAGEREF _Toc191296084 \h </w:instrText>
+        </w:r>
+        <w:r>
+          <w:rPr>
+            <w:noProof/>
+            <w:webHidden/>
+          </w:rPr>
+        </w:r>
+        <w:r>
+          <w:rPr>
+            <w:noProof/>
+            <w:webHidden/>
+          </w:rPr>
+          <w:fldChar w:fldCharType="separate"/>
+        </w:r>
+        <w:r>
+          <w:rPr>
+            <w:noProof/>
+            <w:webHidden/>
+          </w:rPr>
+          <w:t>11</w:t>
+        </w:r>
+        <w:r>
+          <w:rPr>
+            <w:noProof/>
+            <w:webHidden/>
+          </w:rPr>
+          <w:fldChar w:fldCharType="end"/>
+        </w:r>
+      </w:hyperlink>
+    </w:p>
+    <w:p>
+      <w:pPr>
+        <w:pStyle w:val="TDC2"/>
+        <w:tabs>
+          <w:tab w:val="right" w:leader="dot" w:pos="9009"/>
+        </w:tabs>
+        <w:rPr>
+          <w:rFonts w:eastAsiaTheme="minorEastAsia" w:cstheme="minorBidi"/>
+          <w:i w:val="0"/>
+          <w:iCs w:val="0"/>
+          <w:noProof/>
+          <w:kern w:val="2"/>
+          <w:sz w:val="24"/>
+          <w:szCs w:val="24"/>
+          <w:lang w:val="es-CO"/>
+          <w14:ligatures w14:val="standardContextual"/>
+        </w:rPr>
+      </w:pPr>
+      <w:hyperlink w:anchor="_Toc191296085" w:history="1">
+        <w:r>
+          <w:rPr>
+            <w:rStyle w:val="Hipervnculo"/>
+            <w:noProof/>
+          </w:rPr>
+          <w:t>¿Cómo hacer un merge?</w:t>
+        </w:r>
+        <w:r>
+          <w:rPr>
+            <w:noProof/>
+            <w:webHidden/>
+          </w:rPr>
+          <w:tab/>
+        </w:r>
+        <w:r>
+          <w:rPr>
+            <w:noProof/>
+            <w:webHidden/>
+          </w:rPr>
+          <w:fldChar w:fldCharType="begin"/>
+        </w:r>
+        <w:r>
+          <w:rPr>
+            <w:noProof/>
+            <w:webHidden/>
+          </w:rPr>
+          <w:instrText xml:space="preserve"> PAGEREF _Toc191296085 \h </w:instrText>
+        </w:r>
+        <w:r>
+          <w:rPr>
+            <w:noProof/>
+            <w:webHidden/>
+          </w:rPr>
+        </w:r>
+        <w:r>
+          <w:rPr>
+            <w:noProof/>
+            <w:webHidden/>
+          </w:rPr>
+          <w:fldChar w:fldCharType="separate"/>
+        </w:r>
+        <w:r>
+          <w:rPr>
+            <w:noProof/>
+            <w:webHidden/>
+          </w:rPr>
+          <w:t>11</w:t>
+        </w:r>
+        <w:r>
+          <w:rPr>
+            <w:noProof/>
+            <w:webHidden/>
+          </w:rPr>
+          <w:fldChar w:fldCharType="end"/>
+        </w:r>
+      </w:hyperlink>
+    </w:p>
+    <w:p>
+      <w:pPr>
+        <w:pStyle w:val="TDC2"/>
+        <w:tabs>
+          <w:tab w:val="right" w:leader="dot" w:pos="9009"/>
+        </w:tabs>
+        <w:rPr>
+          <w:rFonts w:eastAsiaTheme="minorEastAsia" w:cstheme="minorBidi"/>
+          <w:i w:val="0"/>
+          <w:iCs w:val="0"/>
+          <w:noProof/>
+          <w:kern w:val="2"/>
+          <w:sz w:val="24"/>
+          <w:szCs w:val="24"/>
+          <w:lang w:val="es-CO"/>
+          <w14:ligatures w14:val="standardContextual"/>
+        </w:rPr>
+      </w:pPr>
+      <w:hyperlink w:anchor="_Toc191296086" w:history="1">
+        <w:r>
+          <w:rPr>
+            <w:rStyle w:val="Hipervnculo"/>
+            <w:noProof/>
+          </w:rPr>
+          <w:t>Realizar el merge:</w:t>
+        </w:r>
+        <w:r>
+          <w:rPr>
+            <w:noProof/>
+            <w:webHidden/>
+          </w:rPr>
+          <w:tab/>
+        </w:r>
+        <w:r>
+          <w:rPr>
+            <w:noProof/>
+            <w:webHidden/>
+          </w:rPr>
+          <w:fldChar w:fldCharType="begin"/>
+        </w:r>
+        <w:r>
+          <w:rPr>
+            <w:noProof/>
+            <w:webHidden/>
+          </w:rPr>
+          <w:instrText xml:space="preserve"> PAGEREF _Toc191296086 \h </w:instrText>
+        </w:r>
+        <w:r>
+          <w:rPr>
+            <w:noProof/>
+            <w:webHidden/>
+          </w:rPr>
+        </w:r>
+        <w:r>
+          <w:rPr>
+            <w:noProof/>
+            <w:webHidden/>
+          </w:rPr>
+          <w:fldChar w:fldCharType="separate"/>
+        </w:r>
+        <w:r>
+          <w:rPr>
+            <w:noProof/>
+            <w:webHidden/>
+          </w:rPr>
+          <w:t>12</w:t>
+        </w:r>
+        <w:r>
+          <w:rPr>
+            <w:noProof/>
+            <w:webHidden/>
+          </w:rPr>
+          <w:fldChar w:fldCharType="end"/>
+        </w:r>
+      </w:hyperlink>
+    </w:p>
+    <w:p>
+      <w:pPr>
+        <w:pStyle w:val="TDC2"/>
+        <w:tabs>
+          <w:tab w:val="right" w:leader="dot" w:pos="9009"/>
+        </w:tabs>
+        <w:rPr>
+          <w:rFonts w:eastAsiaTheme="minorEastAsia" w:cstheme="minorBidi"/>
+          <w:i w:val="0"/>
+          <w:iCs w:val="0"/>
+          <w:noProof/>
+          <w:kern w:val="2"/>
+          <w:sz w:val="24"/>
+          <w:szCs w:val="24"/>
+          <w:lang w:val="es-CO"/>
+          <w14:ligatures w14:val="standardContextual"/>
+        </w:rPr>
+      </w:pPr>
+      <w:hyperlink w:anchor="_Toc191296087" w:history="1">
+        <w:r>
+          <w:rPr>
+            <w:rStyle w:val="Hipervnculo"/>
+            <w:noProof/>
+          </w:rPr>
+          <w:t>Resolver posibles conflictos:</w:t>
+        </w:r>
+        <w:r>
+          <w:rPr>
+            <w:noProof/>
+            <w:webHidden/>
+          </w:rPr>
+          <w:tab/>
+        </w:r>
+        <w:r>
+          <w:rPr>
+            <w:noProof/>
+            <w:webHidden/>
+          </w:rPr>
+          <w:fldChar w:fldCharType="begin"/>
+        </w:r>
+        <w:r>
+          <w:rPr>
+            <w:noProof/>
+            <w:webHidden/>
+          </w:rPr>
+          <w:instrText xml:space="preserve"> PAGEREF _Toc191296087 \h </w:instrText>
+        </w:r>
+        <w:r>
+          <w:rPr>
+            <w:noProof/>
+            <w:webHidden/>
+          </w:rPr>
+        </w:r>
+        <w:r>
+          <w:rPr>
+            <w:noProof/>
+            <w:webHidden/>
+          </w:rPr>
+          <w:fldChar w:fldCharType="separate"/>
+        </w:r>
+        <w:r>
+          <w:rPr>
+            <w:noProof/>
+            <w:webHidden/>
+          </w:rPr>
+          <w:t>12</w:t>
+        </w:r>
+        <w:r>
+          <w:rPr>
+            <w:noProof/>
+            <w:webHidden/>
+          </w:rPr>
+          <w:fldChar w:fldCharType="end"/>
+        </w:r>
+      </w:hyperlink>
+    </w:p>
+    <w:p>
+      <w:pPr>
+        <w:pStyle w:val="TDC2"/>
+        <w:tabs>
+          <w:tab w:val="right" w:leader="dot" w:pos="9009"/>
+        </w:tabs>
+        <w:rPr>
+          <w:rFonts w:eastAsiaTheme="minorEastAsia" w:cstheme="minorBidi"/>
+          <w:i w:val="0"/>
+          <w:iCs w:val="0"/>
+          <w:noProof/>
+          <w:kern w:val="2"/>
+          <w:sz w:val="24"/>
+          <w:szCs w:val="24"/>
+          <w:lang w:val="es-CO"/>
+          <w14:ligatures w14:val="standardContextual"/>
+        </w:rPr>
+      </w:pPr>
+      <w:hyperlink w:anchor="_Toc191296088" w:history="1">
+        <w:r>
+          <w:rPr>
+            <w:rStyle w:val="Hipervnculo"/>
+            <w:noProof/>
+          </w:rPr>
+          <w:t>Finalizar el merge:</w:t>
+        </w:r>
+        <w:r>
+          <w:rPr>
+            <w:noProof/>
+            <w:webHidden/>
+          </w:rPr>
+          <w:tab/>
+        </w:r>
+        <w:r>
+          <w:rPr>
+            <w:noProof/>
+            <w:webHidden/>
+          </w:rPr>
+          <w:fldChar w:fldCharType="begin"/>
+        </w:r>
+        <w:r>
+          <w:rPr>
+            <w:noProof/>
+            <w:webHidden/>
+          </w:rPr>
+          <w:instrText xml:space="preserve"> PAGEREF _Toc191296088 \h </w:instrText>
+        </w:r>
+        <w:r>
+          <w:rPr>
+            <w:noProof/>
+            <w:webHidden/>
+          </w:rPr>
+        </w:r>
+        <w:r>
+          <w:rPr>
+            <w:noProof/>
+            <w:webHidden/>
+          </w:rPr>
+          <w:fldChar w:fldCharType="separate"/>
+        </w:r>
+        <w:r>
+          <w:rPr>
+            <w:noProof/>
+            <w:webHidden/>
+          </w:rPr>
+          <w:t>12</w:t>
+        </w:r>
+        <w:r>
+          <w:rPr>
+            <w:noProof/>
+            <w:webHidden/>
+          </w:rPr>
+          <w:fldChar w:fldCharType="end"/>
+        </w:r>
+      </w:hyperlink>
+    </w:p>
+    <w:p>
+      <w:pPr>
+        <w:pStyle w:val="TDC2"/>
+        <w:tabs>
+          <w:tab w:val="right" w:leader="dot" w:pos="9009"/>
+        </w:tabs>
+        <w:rPr>
+          <w:rFonts w:eastAsiaTheme="minorEastAsia" w:cstheme="minorBidi"/>
+          <w:i w:val="0"/>
+          <w:iCs w:val="0"/>
+          <w:noProof/>
+          <w:kern w:val="2"/>
+          <w:sz w:val="24"/>
+          <w:szCs w:val="24"/>
+          <w:lang w:val="es-CO"/>
+          <w14:ligatures w14:val="standardContextual"/>
+        </w:rPr>
+      </w:pPr>
+      <w:hyperlink w:anchor="_Toc191296089" w:history="1">
+        <w:r>
+          <w:rPr>
+            <w:rStyle w:val="Hipervnculo"/>
+            <w:noProof/>
+          </w:rPr>
+          <w:t>Tipos de Merge:</w:t>
+        </w:r>
+        <w:r>
+          <w:rPr>
+            <w:noProof/>
+            <w:webHidden/>
+          </w:rPr>
+          <w:tab/>
+        </w:r>
+        <w:r>
+          <w:rPr>
+            <w:noProof/>
+            <w:webHidden/>
+          </w:rPr>
+          <w:fldChar w:fldCharType="begin"/>
+        </w:r>
+        <w:r>
+          <w:rPr>
+            <w:noProof/>
+            <w:webHidden/>
+          </w:rPr>
+          <w:instrText xml:space="preserve"> PAGEREF _Toc191296089 \h </w:instrText>
+        </w:r>
+        <w:r>
+          <w:rPr>
+            <w:noProof/>
+            <w:webHidden/>
+          </w:rPr>
+        </w:r>
+        <w:r>
+          <w:rPr>
+            <w:noProof/>
+            <w:webHidden/>
+          </w:rPr>
+          <w:fldChar w:fldCharType="separate"/>
+        </w:r>
+        <w:r>
+          <w:rPr>
+            <w:noProof/>
+            <w:webHidden/>
+          </w:rPr>
+          <w:t>13</w:t>
+        </w:r>
+        <w:r>
+          <w:rPr>
+            <w:noProof/>
+            <w:webHidden/>
+          </w:rPr>
+          <w:fldChar w:fldCharType="end"/>
+        </w:r>
+      </w:hyperlink>
+    </w:p>
+    <w:p>
+      <w:pPr>
+        <w:pStyle w:val="TDC3"/>
+        <w:tabs>
+          <w:tab w:val="right" w:leader="dot" w:pos="9009"/>
+        </w:tabs>
+        <w:rPr>
+          <w:rFonts w:eastAsiaTheme="minorEastAsia" w:cstheme="minorBidi"/>
+          <w:noProof/>
+          <w:kern w:val="2"/>
+          <w:sz w:val="24"/>
+          <w:szCs w:val="24"/>
+          <w:lang w:val="es-CO"/>
+          <w14:ligatures w14:val="standardContextual"/>
+        </w:rPr>
+      </w:pPr>
+      <w:hyperlink w:anchor="_Toc191296090" w:history="1">
+        <w:r>
+          <w:rPr>
+            <w:rStyle w:val="Hipervnculo"/>
+            <w:noProof/>
+          </w:rPr>
+          <w:t>Ejemplo:</w:t>
+        </w:r>
+        <w:r>
+          <w:rPr>
+            <w:noProof/>
+            <w:webHidden/>
+          </w:rPr>
+          <w:tab/>
+        </w:r>
+        <w:r>
+          <w:rPr>
+            <w:noProof/>
+            <w:webHidden/>
+          </w:rPr>
+          <w:fldChar w:fldCharType="begin"/>
+        </w:r>
+        <w:r>
+          <w:rPr>
+            <w:noProof/>
+            <w:webHidden/>
+          </w:rPr>
+          <w:instrText xml:space="preserve"> PAGEREF _Toc191296090 \h </w:instrText>
+        </w:r>
+        <w:r>
+          <w:rPr>
+            <w:noProof/>
+            <w:webHidden/>
+          </w:rPr>
+        </w:r>
+        <w:r>
+          <w:rPr>
+            <w:noProof/>
+            <w:webHidden/>
+          </w:rPr>
+          <w:fldChar w:fldCharType="separate"/>
+        </w:r>
+        <w:r>
+          <w:rPr>
+            <w:noProof/>
+            <w:webHidden/>
+          </w:rPr>
+          <w:t>13</w:t>
         </w:r>
         <w:r>
           <w:rPr>
@@ -2338,13 +3400,13 @@
           <w14:ligatures w14:val="standardContextual"/>
         </w:rPr>
       </w:pPr>
-      <w:hyperlink w:anchor="_Toc191292920" w:history="1">
+      <w:hyperlink w:anchor="_Toc191296091" w:history="1">
         <w:r>
           <w:rPr>
             <w:rStyle w:val="Hipervnculo"/>
             <w:noProof/>
           </w:rPr>
-          <w:t>Conclusiones</w:t>
+          <w:t>¿Por qué usar el merge?</w:t>
         </w:r>
         <w:r>
           <w:rPr>
@@ -2365,7 +3427,7 @@
             <w:noProof/>
             <w:webHidden/>
           </w:rPr>
-          <w:instrText xml:space="preserve"> PAGEREF _Toc191292920 \h </w:instrText>
+          <w:instrText xml:space="preserve"> PAGEREF _Toc191296091 \h </w:instrText>
         </w:r>
         <w:r>
           <w:rPr>
@@ -2385,7 +3447,7 @@
             <w:noProof/>
             <w:webHidden/>
           </w:rPr>
-          <w:t>11</w:t>
+          <w:t>14</w:t>
         </w:r>
         <w:r>
           <w:rPr>
@@ -2422,7 +3484,7 @@
       <w:pPr>
         <w:pStyle w:val="APALevel1"/>
       </w:pPr>
-      <w:bookmarkStart w:id="4" w:name="_Toc191292898"/>
+      <w:bookmarkStart w:id="4" w:name="_Toc191296055"/>
       <w:r>
         <w:lastRenderedPageBreak/>
         <w:t>Introducción</w:t>
@@ -2494,7 +3556,7 @@
       <w:r>
         <w:br w:type="page"/>
       </w:r>
-      <w:bookmarkStart w:id="5" w:name="_Toc191292899"/>
+      <w:bookmarkStart w:id="5" w:name="_Toc191296056"/>
       <w:r>
         <w:lastRenderedPageBreak/>
         <w:t>Informe investigativo de Git</w:t>
@@ -2505,7 +3567,7 @@
       <w:pPr>
         <w:pStyle w:val="APALevel2"/>
       </w:pPr>
-      <w:bookmarkStart w:id="6" w:name="_Toc191292900"/>
+      <w:bookmarkStart w:id="6" w:name="_Toc191296057"/>
       <w:r>
         <w:t>¿Qué es Git?</w:t>
       </w:r>
@@ -2542,7 +3604,7 @@
         </w:rPr>
         <w:br/>
       </w:r>
-      <w:bookmarkStart w:id="7" w:name="_Toc191292901"/>
+      <w:bookmarkStart w:id="7" w:name="_Toc191296058"/>
       <w:r>
         <w:t>Historia</w:t>
       </w:r>
@@ -2589,7 +3651,7 @@
       <w:pPr>
         <w:pStyle w:val="APALevel2"/>
       </w:pPr>
-      <w:bookmarkStart w:id="8" w:name="_Toc191292902"/>
+      <w:bookmarkStart w:id="8" w:name="_Toc191296059"/>
       <w:r>
         <w:lastRenderedPageBreak/>
         <w:t>Comandos básicos de Git</w:t>
@@ -2600,7 +3662,7 @@
       <w:pPr>
         <w:pStyle w:val="APALevel3"/>
       </w:pPr>
-      <w:bookmarkStart w:id="9" w:name="_Toc191292903"/>
+      <w:bookmarkStart w:id="9" w:name="_Toc191296060"/>
       <w:proofErr w:type="spellStart"/>
       <w:r>
         <w:t>git</w:t>
@@ -2646,7 +3708,7 @@
       <w:pPr>
         <w:pStyle w:val="APALevel3"/>
       </w:pPr>
-      <w:bookmarkStart w:id="10" w:name="_Toc191292904"/>
+      <w:bookmarkStart w:id="10" w:name="_Toc191296061"/>
       <w:proofErr w:type="spellStart"/>
       <w:r>
         <w:t>git</w:t>
@@ -2685,7 +3747,7 @@
       <w:pPr>
         <w:pStyle w:val="APALevel3"/>
       </w:pPr>
-      <w:bookmarkStart w:id="11" w:name="_Toc191292905"/>
+      <w:bookmarkStart w:id="11" w:name="_Toc191296062"/>
       <w:proofErr w:type="spellStart"/>
       <w:r>
         <w:t>git</w:t>
@@ -2713,7 +3775,7 @@
       <w:pPr>
         <w:pStyle w:val="APALevel3"/>
       </w:pPr>
-      <w:bookmarkStart w:id="12" w:name="_Toc191292906"/>
+      <w:bookmarkStart w:id="12" w:name="_Toc191296063"/>
       <w:proofErr w:type="spellStart"/>
       <w:r>
         <w:t>git</w:t>
@@ -2768,7 +3830,7 @@
       <w:pPr>
         <w:pStyle w:val="APALevel3"/>
       </w:pPr>
-      <w:bookmarkStart w:id="13" w:name="_Toc191292907"/>
+      <w:bookmarkStart w:id="13" w:name="_Toc191296064"/>
       <w:proofErr w:type="spellStart"/>
       <w:r>
         <w:t>git</w:t>
@@ -2820,7 +3882,7 @@
       <w:pPr>
         <w:pStyle w:val="APALevel3"/>
       </w:pPr>
-      <w:bookmarkStart w:id="14" w:name="_Toc191292908"/>
+      <w:bookmarkStart w:id="14" w:name="_Toc191296065"/>
       <w:proofErr w:type="spellStart"/>
       <w:r>
         <w:t>git</w:t>
@@ -2904,7 +3966,7 @@
       <w:pPr>
         <w:pStyle w:val="APALevel3"/>
       </w:pPr>
-      <w:bookmarkStart w:id="15" w:name="_Toc191292909"/>
+      <w:bookmarkStart w:id="15" w:name="_Toc191296066"/>
       <w:proofErr w:type="spellStart"/>
       <w:r>
         <w:t>git</w:t>
@@ -2971,7 +4033,7 @@
       <w:pPr>
         <w:pStyle w:val="APALevel3"/>
       </w:pPr>
-      <w:bookmarkStart w:id="16" w:name="_Toc191292910"/>
+      <w:bookmarkStart w:id="16" w:name="_Toc191296067"/>
       <w:proofErr w:type="spellStart"/>
       <w:r>
         <w:t>git</w:t>
@@ -3017,7 +4079,7 @@
       <w:pPr>
         <w:pStyle w:val="APALevel3"/>
       </w:pPr>
-      <w:bookmarkStart w:id="17" w:name="_Toc191292911"/>
+      <w:bookmarkStart w:id="17" w:name="_Toc191296068"/>
       <w:proofErr w:type="spellStart"/>
       <w:r>
         <w:t>git</w:t>
@@ -3074,7 +4136,7 @@
       <w:pPr>
         <w:pStyle w:val="APALevel3"/>
       </w:pPr>
-      <w:bookmarkStart w:id="18" w:name="_Toc191292912"/>
+      <w:bookmarkStart w:id="18" w:name="_Toc191296069"/>
       <w:proofErr w:type="spellStart"/>
       <w:r>
         <w:t>git</w:t>
@@ -3134,7 +4196,7 @@
       <w:pPr>
         <w:pStyle w:val="APALevel3"/>
       </w:pPr>
-      <w:bookmarkStart w:id="19" w:name="_Toc191292913"/>
+      <w:bookmarkStart w:id="19" w:name="_Toc191296070"/>
       <w:proofErr w:type="spellStart"/>
       <w:r>
         <w:t>git</w:t>
@@ -3179,7 +4241,7 @@
       <w:pPr>
         <w:pStyle w:val="APALevel3"/>
       </w:pPr>
-      <w:bookmarkStart w:id="20" w:name="_Toc191292914"/>
+      <w:bookmarkStart w:id="20" w:name="_Toc191296071"/>
       <w:proofErr w:type="spellStart"/>
       <w:r>
         <w:t>git</w:t>
@@ -3225,7 +4287,7 @@
       <w:pPr>
         <w:pStyle w:val="APALevel3"/>
       </w:pPr>
-      <w:bookmarkStart w:id="21" w:name="_Toc191292915"/>
+      <w:bookmarkStart w:id="21" w:name="_Toc191296072"/>
       <w:proofErr w:type="spellStart"/>
       <w:r>
         <w:t>git</w:t>
@@ -3317,7 +4379,7 @@
       <w:r>
         <w:br w:type="column"/>
       </w:r>
-      <w:bookmarkStart w:id="22" w:name="_Toc191292916"/>
+      <w:bookmarkStart w:id="22" w:name="_Toc191296073"/>
       <w:r>
         <w:lastRenderedPageBreak/>
         <w:t>Explicación de la actividad de la clase</w:t>
@@ -3380,9 +4442,11 @@
       <w:pPr>
         <w:pStyle w:val="APALevel2"/>
       </w:pPr>
+      <w:bookmarkStart w:id="23" w:name="_Toc191296074"/>
       <w:r>
         <w:t>Inicializar un repositorio</w:t>
       </w:r>
+      <w:bookmarkEnd w:id="23"/>
     </w:p>
     <w:p>
       <w:pPr>
@@ -3483,16 +4547,8 @@
         <w:rPr>
           <w:szCs w:val="32"/>
         </w:rPr>
-        <w:t xml:space="preserve"> </w:t>
-      </w:r>
-      <w:proofErr w:type="spellStart"/>
-      <w:r>
-        <w:rPr>
-          <w:szCs w:val="32"/>
-        </w:rPr>
-        <w:t>init</w:t>
-      </w:r>
-      <w:proofErr w:type="spellEnd"/>
+        <w:t xml:space="preserve"> init</w:t>
+      </w:r>
     </w:p>
     <w:p>
       <w:pPr>
@@ -3558,9 +4614,11 @@
       <w:pPr>
         <w:pStyle w:val="APALevel2"/>
       </w:pPr>
+      <w:bookmarkStart w:id="24" w:name="_Toc191296075"/>
       <w:r>
         <w:t>2. Verificar el estado del repositorio</w:t>
       </w:r>
+      <w:bookmarkEnd w:id="24"/>
     </w:p>
     <w:p>
       <w:pPr>
@@ -3692,9 +4750,11 @@
       <w:pPr>
         <w:pStyle w:val="APALevel2"/>
       </w:pPr>
+      <w:bookmarkStart w:id="25" w:name="_Toc191296076"/>
       <w:r>
         <w:t>3. Agregar archivos al repositorio</w:t>
       </w:r>
+      <w:bookmarkEnd w:id="25"/>
     </w:p>
     <w:p>
       <w:pPr>
@@ -3782,21 +4842,7 @@
         <w:rPr>
           <w:szCs w:val="32"/>
         </w:rPr>
-        <w:t xml:space="preserve"> </w:t>
-      </w:r>
-      <w:proofErr w:type="spellStart"/>
-      <w:r>
-        <w:rPr>
-          <w:szCs w:val="32"/>
-        </w:rPr>
-        <w:t>add</w:t>
-      </w:r>
-      <w:proofErr w:type="spellEnd"/>
-      <w:r>
-        <w:rPr>
-          <w:szCs w:val="32"/>
-        </w:rPr>
-        <w:t xml:space="preserve"> </w:t>
+        <w:t xml:space="preserve"> add </w:t>
       </w:r>
       <w:proofErr w:type="spellStart"/>
       <w:r>
@@ -3874,6 +4920,7 @@
       <w:pPr>
         <w:pStyle w:val="APALevel2"/>
       </w:pPr>
+      <w:bookmarkStart w:id="26" w:name="_Toc191296077"/>
       <w:r>
         <w:t xml:space="preserve">4. Guardar cambios con un </w:t>
       </w:r>
@@ -3881,6 +4928,7 @@
       <w:r>
         <w:t>commit</w:t>
       </w:r>
+      <w:bookmarkEnd w:id="26"/>
       <w:proofErr w:type="spellEnd"/>
     </w:p>
     <w:p>
@@ -3968,21 +5016,7 @@
         <w:rPr>
           <w:szCs w:val="32"/>
         </w:rPr>
-        <w:t xml:space="preserve"> </w:t>
-      </w:r>
-      <w:proofErr w:type="spellStart"/>
-      <w:r>
-        <w:rPr>
-          <w:szCs w:val="32"/>
-        </w:rPr>
-        <w:t>commit</w:t>
-      </w:r>
-      <w:proofErr w:type="spellEnd"/>
-      <w:r>
-        <w:rPr>
-          <w:szCs w:val="32"/>
-        </w:rPr>
-        <w:t xml:space="preserve"> -m "Mensaje"</w:t>
+        <w:t xml:space="preserve"> commit -m "Mensaje"</w:t>
       </w:r>
     </w:p>
     <w:p>
@@ -4049,9 +5083,11 @@
       <w:pPr>
         <w:pStyle w:val="APALevel2"/>
       </w:pPr>
+      <w:bookmarkStart w:id="27" w:name="_Toc191296078"/>
       <w:r>
         <w:t>5. Subir archivos a un repositorio remoto (GitHub)</w:t>
       </w:r>
+      <w:bookmarkEnd w:id="27"/>
     </w:p>
     <w:p>
       <w:pPr>
@@ -4247,9 +5283,11 @@
       <w:pPr>
         <w:pStyle w:val="APALevel2"/>
       </w:pPr>
+      <w:bookmarkStart w:id="28" w:name="_Toc191296079"/>
       <w:r>
         <w:t>6. Ver el historial de cambios</w:t>
       </w:r>
+      <w:bookmarkEnd w:id="28"/>
     </w:p>
     <w:p>
       <w:pPr>
@@ -4396,9 +5434,11 @@
       <w:pPr>
         <w:pStyle w:val="APALevel2"/>
       </w:pPr>
+      <w:bookmarkStart w:id="29" w:name="_Toc191296080"/>
       <w:r>
         <w:t>7. Manejo de ramas</w:t>
       </w:r>
+      <w:bookmarkEnd w:id="29"/>
     </w:p>
     <w:p>
       <w:pPr>
@@ -4485,21 +5525,7 @@
         <w:rPr>
           <w:szCs w:val="32"/>
         </w:rPr>
-        <w:t xml:space="preserve"> </w:t>
-      </w:r>
-      <w:proofErr w:type="spellStart"/>
-      <w:r>
-        <w:rPr>
-          <w:szCs w:val="32"/>
-        </w:rPr>
-        <w:t>branch</w:t>
-      </w:r>
-      <w:proofErr w:type="spellEnd"/>
-      <w:r>
-        <w:rPr>
-          <w:szCs w:val="32"/>
-        </w:rPr>
-        <w:t xml:space="preserve"> </w:t>
+        <w:t xml:space="preserve"> branch </w:t>
       </w:r>
       <w:proofErr w:type="spellStart"/>
       <w:r>
@@ -4685,9 +5711,11 @@
         <w:pStyle w:val="APALevel2"/>
         <w:ind w:left="720" w:hanging="720"/>
       </w:pPr>
+      <w:bookmarkStart w:id="30" w:name="_Toc191296081"/>
       <w:r>
         <w:t>8. Clonar un repositorio</w:t>
       </w:r>
+      <w:bookmarkEnd w:id="30"/>
     </w:p>
     <w:p>
       <w:pPr>
@@ -4833,7 +5861,7 @@
       <w:r>
         <w:br w:type="page"/>
       </w:r>
-      <w:bookmarkStart w:id="23" w:name="_Toc191292919"/>
+      <w:bookmarkStart w:id="31" w:name="_Toc191296082"/>
       <w:r>
         <w:lastRenderedPageBreak/>
         <w:t xml:space="preserve">¿Qué es el </w:t>
@@ -4846,12 +5874,823 @@
       <w:r>
         <w:t xml:space="preserve"> y cómo se realiza?</w:t>
       </w:r>
-      <w:bookmarkEnd w:id="23"/>
+      <w:bookmarkEnd w:id="31"/>
+    </w:p>
+    <w:p>
+      <w:pPr>
+        <w:pStyle w:val="APABodyText"/>
+      </w:pPr>
+      <w:r>
+        <w:t xml:space="preserve">En Git, el </w:t>
+      </w:r>
+      <w:proofErr w:type="spellStart"/>
+      <w:r>
+        <w:t>merge</w:t>
+      </w:r>
+      <w:proofErr w:type="spellEnd"/>
+      <w:r>
+        <w:t xml:space="preserve"> es un proceso mediante el cual se combinan los cambios de diferentes ramas. Este proceso se utiliza principalmente cuando tienes varias ramas de desarrollo (por ejemplo, una rama principal como </w:t>
+      </w:r>
+      <w:proofErr w:type="spellStart"/>
+      <w:r>
+        <w:t>main</w:t>
+      </w:r>
+      <w:proofErr w:type="spellEnd"/>
+      <w:r>
+        <w:t xml:space="preserve"> y otras ramas de características o trabajo) y deseas incorporar los cambios de una rama a otra.</w:t>
+      </w:r>
+    </w:p>
+    <w:p>
+      <w:pPr>
+        <w:pStyle w:val="APALevel2"/>
+      </w:pPr>
+      <w:bookmarkStart w:id="32" w:name="_Toc191296083"/>
+      <w:r>
+        <w:t xml:space="preserve">¿Cómo funciona el </w:t>
+      </w:r>
+      <w:proofErr w:type="spellStart"/>
+      <w:r>
+        <w:t>merge</w:t>
+      </w:r>
+      <w:proofErr w:type="spellEnd"/>
+      <w:r>
+        <w:t xml:space="preserve"> en Git?</w:t>
+      </w:r>
+      <w:bookmarkEnd w:id="32"/>
+    </w:p>
+    <w:p>
+      <w:pPr>
+        <w:pStyle w:val="APABodyText"/>
+      </w:pPr>
+      <w:r>
+        <w:t xml:space="preserve">Cuando trabajas en una rama (por ejemplo, </w:t>
+      </w:r>
+      <w:proofErr w:type="spellStart"/>
+      <w:r>
+        <w:t>feature</w:t>
+      </w:r>
+      <w:proofErr w:type="spellEnd"/>
+      <w:r>
+        <w:t xml:space="preserve">), y haces algunos cambios, esos cambios se guardan en esa rama. Luego, si quieres incorporar esos cambios a la rama principal (usualmente </w:t>
+      </w:r>
+      <w:proofErr w:type="spellStart"/>
+      <w:r>
+        <w:t>main</w:t>
+      </w:r>
+      <w:proofErr w:type="spellEnd"/>
+      <w:r>
+        <w:t xml:space="preserve"> o master), puedes usar </w:t>
+      </w:r>
+      <w:proofErr w:type="spellStart"/>
+      <w:r>
+        <w:t>git</w:t>
+      </w:r>
+      <w:proofErr w:type="spellEnd"/>
+      <w:r>
+        <w:t xml:space="preserve"> </w:t>
+      </w:r>
+      <w:proofErr w:type="spellStart"/>
+      <w:r>
+        <w:t>merge</w:t>
+      </w:r>
+      <w:proofErr w:type="spellEnd"/>
+      <w:r>
+        <w:t xml:space="preserve"> para combinarlas.</w:t>
+      </w:r>
+    </w:p>
+    <w:p>
+      <w:pPr>
+        <w:pStyle w:val="APABodyText"/>
+      </w:pPr>
+    </w:p>
+    <w:p>
+      <w:pPr>
+        <w:pStyle w:val="APALevel2"/>
+      </w:pPr>
+      <w:bookmarkStart w:id="33" w:name="_Toc191296084"/>
+      <w:r>
+        <w:t xml:space="preserve">¿Qué hace </w:t>
+      </w:r>
+      <w:proofErr w:type="spellStart"/>
+      <w:r>
+        <w:t>git</w:t>
+      </w:r>
+      <w:proofErr w:type="spellEnd"/>
+      <w:r>
+        <w:t xml:space="preserve"> </w:t>
+      </w:r>
+      <w:proofErr w:type="spellStart"/>
+      <w:r>
+        <w:t>merge</w:t>
+      </w:r>
+      <w:proofErr w:type="spellEnd"/>
+      <w:r>
+        <w:t>?</w:t>
+      </w:r>
+      <w:bookmarkEnd w:id="33"/>
+    </w:p>
+    <w:p>
+      <w:pPr>
+        <w:pStyle w:val="APABodyText"/>
+      </w:pPr>
+      <w:r>
+        <w:t xml:space="preserve">El comando </w:t>
+      </w:r>
+      <w:proofErr w:type="spellStart"/>
+      <w:r>
+        <w:t>git</w:t>
+      </w:r>
+      <w:proofErr w:type="spellEnd"/>
+      <w:r>
+        <w:t xml:space="preserve"> </w:t>
+      </w:r>
+      <w:proofErr w:type="spellStart"/>
+      <w:r>
+        <w:t>merge</w:t>
+      </w:r>
+      <w:proofErr w:type="spellEnd"/>
+      <w:r>
+        <w:t xml:space="preserve"> toma los cambios de una rama y los integra en la rama actual en la que estás trabajando. Git intenta realizar la fusión de manera automática. Sin embargo, si hay conflictos entre los cambios de las dos ramas, Git te pedirá que resuelvas esos conflictos manualmente.</w:t>
+      </w:r>
+    </w:p>
+    <w:p>
+      <w:pPr>
+        <w:pStyle w:val="APABodyText"/>
+      </w:pPr>
+    </w:p>
+    <w:p>
+      <w:pPr>
+        <w:pStyle w:val="APALevel2"/>
+      </w:pPr>
+      <w:bookmarkStart w:id="34" w:name="_Toc191296085"/>
+      <w:r>
+        <w:t xml:space="preserve">¿Cómo hacer un </w:t>
+      </w:r>
+      <w:proofErr w:type="spellStart"/>
+      <w:r>
+        <w:t>merge</w:t>
+      </w:r>
+      <w:proofErr w:type="spellEnd"/>
+      <w:r>
+        <w:t>?</w:t>
+      </w:r>
+      <w:bookmarkEnd w:id="34"/>
+    </w:p>
+    <w:p>
+      <w:pPr>
+        <w:pStyle w:val="APABodyText"/>
+      </w:pPr>
+      <w:r>
+        <w:t xml:space="preserve">Cambiar a la rama en la que quieres fusionar los cambios: Si quieres fusionar los cambios de la rama </w:t>
+      </w:r>
+      <w:proofErr w:type="spellStart"/>
+      <w:r>
+        <w:t>feature</w:t>
+      </w:r>
+      <w:proofErr w:type="spellEnd"/>
+      <w:r>
+        <w:t xml:space="preserve"> en la rama </w:t>
+      </w:r>
+      <w:proofErr w:type="spellStart"/>
+      <w:r>
+        <w:t>main</w:t>
+      </w:r>
+      <w:proofErr w:type="spellEnd"/>
+      <w:r>
+        <w:t xml:space="preserve">, primero asegúrate de estar en la rama </w:t>
+      </w:r>
+      <w:proofErr w:type="spellStart"/>
+      <w:r>
+        <w:t>main</w:t>
+      </w:r>
+      <w:proofErr w:type="spellEnd"/>
+      <w:r>
+        <w:t xml:space="preserve"> (o la rama a la que quieres fusionar los cambios).</w:t>
+      </w:r>
+    </w:p>
+    <w:p>
+      <w:pPr>
+        <w:pStyle w:val="APABodyText"/>
+      </w:pPr>
+    </w:p>
+    <w:p>
+      <w:pPr>
+        <w:pStyle w:val="APABodyText"/>
+      </w:pPr>
+      <w:proofErr w:type="spellStart"/>
+      <w:r>
+        <w:lastRenderedPageBreak/>
+        <w:t>B</w:t>
+      </w:r>
+      <w:r>
+        <w:t>ash</w:t>
+      </w:r>
+      <w:proofErr w:type="spellEnd"/>
+      <w:r>
+        <w:t xml:space="preserve"> </w:t>
+      </w:r>
+      <w:proofErr w:type="spellStart"/>
+      <w:r>
+        <w:t>git</w:t>
+      </w:r>
+      <w:proofErr w:type="spellEnd"/>
+      <w:r>
+        <w:t xml:space="preserve"> </w:t>
+      </w:r>
+      <w:proofErr w:type="spellStart"/>
+      <w:r>
+        <w:t>checkout</w:t>
+      </w:r>
+      <w:proofErr w:type="spellEnd"/>
+      <w:r>
+        <w:t xml:space="preserve"> </w:t>
+      </w:r>
+      <w:proofErr w:type="spellStart"/>
+      <w:r>
+        <w:t>main</w:t>
+      </w:r>
+      <w:proofErr w:type="spellEnd"/>
+    </w:p>
+    <w:p>
+      <w:pPr>
+        <w:pStyle w:val="APALevel2"/>
+      </w:pPr>
+      <w:bookmarkStart w:id="35" w:name="_Toc191296086"/>
+      <w:r>
+        <w:t xml:space="preserve">Realizar el </w:t>
+      </w:r>
+      <w:proofErr w:type="spellStart"/>
+      <w:r>
+        <w:t>merge</w:t>
+      </w:r>
+      <w:proofErr w:type="spellEnd"/>
+      <w:r>
+        <w:t>:</w:t>
+      </w:r>
+      <w:bookmarkEnd w:id="35"/>
+      <w:r>
+        <w:t xml:space="preserve"> </w:t>
+      </w:r>
+    </w:p>
+    <w:p>
+      <w:pPr>
+        <w:pStyle w:val="APABodyText"/>
+      </w:pPr>
+      <w:r>
+        <w:t xml:space="preserve">Una vez estés en la rama en la que deseas integrar los cambios (en este caso, </w:t>
+      </w:r>
+      <w:proofErr w:type="spellStart"/>
+      <w:r>
+        <w:t>main</w:t>
+      </w:r>
+      <w:proofErr w:type="spellEnd"/>
+      <w:r>
+        <w:t xml:space="preserve">), ejecuta el comando </w:t>
+      </w:r>
+      <w:proofErr w:type="spellStart"/>
+      <w:r>
+        <w:t>git</w:t>
+      </w:r>
+      <w:proofErr w:type="spellEnd"/>
+      <w:r>
+        <w:t xml:space="preserve"> </w:t>
+      </w:r>
+      <w:proofErr w:type="spellStart"/>
+      <w:r>
+        <w:t>merge</w:t>
+      </w:r>
+      <w:proofErr w:type="spellEnd"/>
+      <w:r>
+        <w:t xml:space="preserve"> para combinar los cambios de la otra rama (por ejemplo, </w:t>
+      </w:r>
+      <w:proofErr w:type="spellStart"/>
+      <w:r>
+        <w:t>feature</w:t>
+      </w:r>
+      <w:proofErr w:type="spellEnd"/>
+      <w:r>
+        <w:t>).</w:t>
+      </w:r>
+    </w:p>
+    <w:p>
+      <w:pPr>
+        <w:pStyle w:val="APABodyText"/>
+      </w:pPr>
+    </w:p>
+    <w:p>
+      <w:pPr>
+        <w:pStyle w:val="APABodyText"/>
+      </w:pPr>
+      <w:proofErr w:type="spellStart"/>
+      <w:r>
+        <w:t>B</w:t>
+      </w:r>
+      <w:r>
+        <w:t>ash</w:t>
+      </w:r>
+      <w:proofErr w:type="spellEnd"/>
+      <w:r>
+        <w:t xml:space="preserve"> </w:t>
+      </w:r>
+      <w:proofErr w:type="spellStart"/>
+      <w:r>
+        <w:t>git</w:t>
+      </w:r>
+      <w:proofErr w:type="spellEnd"/>
+      <w:r>
+        <w:t xml:space="preserve"> </w:t>
+      </w:r>
+      <w:proofErr w:type="spellStart"/>
+      <w:r>
+        <w:t>merge</w:t>
+      </w:r>
+      <w:proofErr w:type="spellEnd"/>
+      <w:r>
+        <w:t xml:space="preserve"> </w:t>
+      </w:r>
+      <w:proofErr w:type="spellStart"/>
+      <w:r>
+        <w:t>feature</w:t>
+      </w:r>
+      <w:proofErr w:type="spellEnd"/>
+    </w:p>
+    <w:p>
+      <w:pPr>
+        <w:pStyle w:val="APABodyText"/>
+      </w:pPr>
+      <w:r>
+        <w:t xml:space="preserve">Git intentará fusionar los cambios de la rama </w:t>
+      </w:r>
+      <w:proofErr w:type="spellStart"/>
+      <w:r>
+        <w:t>feature</w:t>
+      </w:r>
+      <w:proofErr w:type="spellEnd"/>
+      <w:r>
+        <w:t xml:space="preserve"> con la rama </w:t>
+      </w:r>
+      <w:proofErr w:type="spellStart"/>
+      <w:r>
+        <w:t>main</w:t>
+      </w:r>
+      <w:proofErr w:type="spellEnd"/>
+      <w:r>
+        <w:t>. Si todo va bien, se fusionarán sin problemas.</w:t>
+      </w:r>
+    </w:p>
+    <w:p>
+      <w:pPr>
+        <w:pStyle w:val="APABodyText"/>
+      </w:pPr>
+    </w:p>
+    <w:p>
+      <w:pPr>
+        <w:pStyle w:val="APALevel2"/>
+      </w:pPr>
+      <w:bookmarkStart w:id="36" w:name="_Toc191296087"/>
+      <w:r>
+        <w:t>Resolver posibles conflictos:</w:t>
+      </w:r>
+      <w:bookmarkEnd w:id="36"/>
+      <w:r>
+        <w:t xml:space="preserve"> </w:t>
+      </w:r>
+    </w:p>
+    <w:p>
+      <w:pPr>
+        <w:pStyle w:val="APABodyText"/>
+      </w:pPr>
+      <w:r>
+        <w:t>Si los cambios en ambas ramas son incompatibles en algunas partes del código, Git marcará esos archivos como "conflictos". Deberás editar esos archivos manualmente y decidir qué cambios conservar. Después de resolver los conflictos, debes agregar los archivos resueltos con:</w:t>
+      </w:r>
+    </w:p>
+    <w:p>
+      <w:pPr>
+        <w:pStyle w:val="APABodyText"/>
+      </w:pPr>
+    </w:p>
+    <w:p>
+      <w:pPr>
+        <w:pStyle w:val="APABodyText"/>
+      </w:pPr>
+      <w:proofErr w:type="spellStart"/>
+      <w:r>
+        <w:t>bash</w:t>
+      </w:r>
+      <w:proofErr w:type="spellEnd"/>
+      <w:r>
+        <w:t xml:space="preserve"> </w:t>
+      </w:r>
+      <w:proofErr w:type="spellStart"/>
+      <w:r>
+        <w:t>git</w:t>
+      </w:r>
+      <w:proofErr w:type="spellEnd"/>
+      <w:r>
+        <w:t xml:space="preserve"> </w:t>
+      </w:r>
+      <w:proofErr w:type="spellStart"/>
+      <w:r>
+        <w:t>add</w:t>
+      </w:r>
+      <w:proofErr w:type="spellEnd"/>
+      <w:r>
+        <w:t xml:space="preserve"> </w:t>
+      </w:r>
+      <w:proofErr w:type="spellStart"/>
+      <w:r>
+        <w:t>archivo_conflictivo</w:t>
+      </w:r>
+      <w:proofErr w:type="spellEnd"/>
+    </w:p>
+    <w:p>
+      <w:pPr>
+        <w:pStyle w:val="APALevel2"/>
+      </w:pPr>
+      <w:bookmarkStart w:id="37" w:name="_Toc191296088"/>
+      <w:r>
+        <w:t xml:space="preserve">Finalizar el </w:t>
+      </w:r>
+      <w:proofErr w:type="spellStart"/>
+      <w:r>
+        <w:t>merge</w:t>
+      </w:r>
+      <w:proofErr w:type="spellEnd"/>
+      <w:r>
+        <w:t>:</w:t>
+      </w:r>
+      <w:bookmarkEnd w:id="37"/>
+      <w:r>
+        <w:t xml:space="preserve"> </w:t>
+      </w:r>
+    </w:p>
+    <w:p>
+      <w:pPr>
+        <w:pStyle w:val="APABodyText"/>
+      </w:pPr>
+      <w:r>
+        <w:t xml:space="preserve">Después de resolver los conflictos, realiza un </w:t>
+      </w:r>
+      <w:proofErr w:type="spellStart"/>
+      <w:r>
+        <w:t>commit</w:t>
+      </w:r>
+      <w:proofErr w:type="spellEnd"/>
+      <w:r>
+        <w:t xml:space="preserve"> para finalizar el </w:t>
+      </w:r>
+      <w:proofErr w:type="spellStart"/>
+      <w:r>
+        <w:t>merge</w:t>
+      </w:r>
+      <w:proofErr w:type="spellEnd"/>
+      <w:r>
+        <w:t>:</w:t>
+      </w:r>
+    </w:p>
+    <w:p>
+      <w:pPr>
+        <w:pStyle w:val="APABodyText"/>
+      </w:pPr>
+    </w:p>
+    <w:p>
+      <w:pPr>
+        <w:pStyle w:val="APABodyText"/>
+      </w:pPr>
+      <w:proofErr w:type="spellStart"/>
+      <w:r>
+        <w:t>B</w:t>
+      </w:r>
+      <w:r>
+        <w:t>ash</w:t>
+      </w:r>
+      <w:proofErr w:type="spellEnd"/>
+      <w:r>
+        <w:t xml:space="preserve"> </w:t>
+      </w:r>
+      <w:proofErr w:type="spellStart"/>
+      <w:r>
+        <w:t>git</w:t>
+      </w:r>
+      <w:proofErr w:type="spellEnd"/>
+      <w:r>
+        <w:t xml:space="preserve"> </w:t>
+      </w:r>
+      <w:proofErr w:type="spellStart"/>
+      <w:r>
+        <w:t>commit</w:t>
+      </w:r>
+      <w:proofErr w:type="spellEnd"/>
+    </w:p>
+    <w:p>
+      <w:pPr>
+        <w:pStyle w:val="APALevel2"/>
+      </w:pPr>
+      <w:bookmarkStart w:id="38" w:name="_Toc191296089"/>
+      <w:r>
+        <w:lastRenderedPageBreak/>
+        <w:t xml:space="preserve">Tipos de </w:t>
+      </w:r>
+      <w:proofErr w:type="spellStart"/>
+      <w:r>
+        <w:t>Merge</w:t>
+      </w:r>
+      <w:proofErr w:type="spellEnd"/>
+      <w:r>
+        <w:t>:</w:t>
+      </w:r>
+      <w:bookmarkEnd w:id="38"/>
+    </w:p>
+    <w:p>
+      <w:pPr>
+        <w:pStyle w:val="APABodyText"/>
+      </w:pPr>
+      <w:proofErr w:type="spellStart"/>
+      <w:r>
+        <w:t>Merge</w:t>
+      </w:r>
+      <w:proofErr w:type="spellEnd"/>
+      <w:r>
+        <w:t xml:space="preserve"> rápido (</w:t>
+      </w:r>
+      <w:proofErr w:type="spellStart"/>
+      <w:r>
+        <w:t>Fast</w:t>
+      </w:r>
+      <w:proofErr w:type="spellEnd"/>
+      <w:r>
+        <w:t xml:space="preserve">-Forward </w:t>
+      </w:r>
+      <w:proofErr w:type="spellStart"/>
+      <w:r>
+        <w:t>Merge</w:t>
+      </w:r>
+      <w:proofErr w:type="spellEnd"/>
+      <w:r>
+        <w:t xml:space="preserve">): Esto ocurre cuando la rama de destino no tiene nuevos </w:t>
+      </w:r>
+      <w:proofErr w:type="spellStart"/>
+      <w:r>
+        <w:t>commits</w:t>
+      </w:r>
+      <w:proofErr w:type="spellEnd"/>
+      <w:r>
+        <w:t xml:space="preserve"> desde que se bifurcó, por lo que Git simplemente mueve el puntero de la rama hacia adelante. No se crea un </w:t>
+      </w:r>
+      <w:proofErr w:type="spellStart"/>
+      <w:r>
+        <w:t>commit</w:t>
+      </w:r>
+      <w:proofErr w:type="spellEnd"/>
+      <w:r>
+        <w:t xml:space="preserve"> de </w:t>
+      </w:r>
+      <w:proofErr w:type="spellStart"/>
+      <w:r>
+        <w:t>merge</w:t>
+      </w:r>
+      <w:proofErr w:type="spellEnd"/>
+      <w:r>
+        <w:t>.</w:t>
+      </w:r>
+    </w:p>
+    <w:p>
+      <w:pPr>
+        <w:pStyle w:val="APABodyText"/>
+      </w:pPr>
+    </w:p>
+    <w:p>
+      <w:pPr>
+        <w:pStyle w:val="APALevel3"/>
+      </w:pPr>
+      <w:bookmarkStart w:id="39" w:name="_Toc191296090"/>
+      <w:r>
+        <w:t>Ejemplo:</w:t>
+      </w:r>
+      <w:bookmarkEnd w:id="39"/>
+    </w:p>
+    <w:p>
+      <w:pPr>
+        <w:pStyle w:val="APABodyText"/>
+      </w:pPr>
+    </w:p>
+    <w:p>
+      <w:pPr>
+        <w:pStyle w:val="APABodyText"/>
+      </w:pPr>
+      <w:proofErr w:type="spellStart"/>
+      <w:r>
+        <w:t>B</w:t>
+      </w:r>
+      <w:r>
+        <w:t>ash</w:t>
+      </w:r>
+      <w:proofErr w:type="spellEnd"/>
+      <w:r>
+        <w:t xml:space="preserve"> </w:t>
+      </w:r>
+      <w:proofErr w:type="spellStart"/>
+      <w:r>
+        <w:t>git</w:t>
+      </w:r>
+      <w:proofErr w:type="spellEnd"/>
+      <w:r>
+        <w:t xml:space="preserve"> </w:t>
+      </w:r>
+      <w:proofErr w:type="spellStart"/>
+      <w:r>
+        <w:t>checkout</w:t>
+      </w:r>
+      <w:proofErr w:type="spellEnd"/>
+      <w:r>
+        <w:t xml:space="preserve"> </w:t>
+      </w:r>
+      <w:proofErr w:type="spellStart"/>
+      <w:r>
+        <w:t>main</w:t>
+      </w:r>
+      <w:proofErr w:type="spellEnd"/>
+    </w:p>
+    <w:p>
+      <w:pPr>
+        <w:pStyle w:val="APABodyText"/>
+      </w:pPr>
+      <w:proofErr w:type="spellStart"/>
+      <w:r>
+        <w:t>git</w:t>
+      </w:r>
+      <w:proofErr w:type="spellEnd"/>
+      <w:r>
+        <w:t xml:space="preserve"> </w:t>
+      </w:r>
+      <w:proofErr w:type="spellStart"/>
+      <w:r>
+        <w:t>merge</w:t>
+      </w:r>
+      <w:proofErr w:type="spellEnd"/>
+      <w:r>
+        <w:t xml:space="preserve"> </w:t>
+      </w:r>
+      <w:proofErr w:type="spellStart"/>
+      <w:r>
+        <w:t>feature</w:t>
+      </w:r>
+      <w:proofErr w:type="spellEnd"/>
+    </w:p>
+    <w:p>
+      <w:pPr>
+        <w:pStyle w:val="APABodyText"/>
+      </w:pPr>
+      <w:proofErr w:type="spellStart"/>
+      <w:r>
+        <w:t>Merge</w:t>
+      </w:r>
+      <w:proofErr w:type="spellEnd"/>
+      <w:r>
+        <w:t xml:space="preserve"> con </w:t>
+      </w:r>
+      <w:proofErr w:type="spellStart"/>
+      <w:r>
+        <w:t>commit</w:t>
+      </w:r>
+      <w:proofErr w:type="spellEnd"/>
+      <w:r>
+        <w:t xml:space="preserve"> de </w:t>
+      </w:r>
+      <w:proofErr w:type="spellStart"/>
+      <w:r>
+        <w:t>merge</w:t>
+      </w:r>
+      <w:proofErr w:type="spellEnd"/>
+      <w:r>
+        <w:t xml:space="preserve">: Si hay cambios en la rama de destino desde que se creó la rama, Git creará un nuevo </w:t>
+      </w:r>
+      <w:proofErr w:type="spellStart"/>
+      <w:r>
+        <w:t>commit</w:t>
+      </w:r>
+      <w:proofErr w:type="spellEnd"/>
+      <w:r>
+        <w:t xml:space="preserve"> de </w:t>
+      </w:r>
+      <w:proofErr w:type="spellStart"/>
+      <w:r>
+        <w:t>merge</w:t>
+      </w:r>
+      <w:proofErr w:type="spellEnd"/>
+      <w:r>
+        <w:t>, lo que permite preservar el historial de ambas ramas.</w:t>
+      </w:r>
+    </w:p>
+    <w:p>
+      <w:pPr>
+        <w:pStyle w:val="APABodyText"/>
+      </w:pPr>
+      <w:proofErr w:type="spellStart"/>
+      <w:r>
+        <w:t>git</w:t>
+      </w:r>
+      <w:proofErr w:type="spellEnd"/>
+      <w:r>
+        <w:t xml:space="preserve"> </w:t>
+      </w:r>
+      <w:proofErr w:type="spellStart"/>
+      <w:r>
+        <w:t>checkout</w:t>
+      </w:r>
+      <w:proofErr w:type="spellEnd"/>
+      <w:r>
+        <w:t xml:space="preserve"> </w:t>
+      </w:r>
+      <w:proofErr w:type="spellStart"/>
+      <w:r>
+        <w:t>main</w:t>
+      </w:r>
+      <w:proofErr w:type="spellEnd"/>
+    </w:p>
+    <w:p>
+      <w:pPr>
+        <w:pStyle w:val="APABodyText"/>
+      </w:pPr>
+      <w:proofErr w:type="spellStart"/>
+      <w:r>
+        <w:t>git</w:t>
+      </w:r>
+      <w:proofErr w:type="spellEnd"/>
+      <w:r>
+        <w:t xml:space="preserve"> </w:t>
+      </w:r>
+      <w:proofErr w:type="spellStart"/>
+      <w:r>
+        <w:t>merge</w:t>
+      </w:r>
+      <w:proofErr w:type="spellEnd"/>
+      <w:r>
+        <w:t xml:space="preserve"> </w:t>
+      </w:r>
+      <w:proofErr w:type="spellStart"/>
+      <w:r>
+        <w:t>feature</w:t>
+      </w:r>
+      <w:proofErr w:type="spellEnd"/>
+    </w:p>
+    <w:p>
+      <w:pPr>
+        <w:pStyle w:val="APABodyText"/>
+      </w:pPr>
+    </w:p>
+    <w:p>
+      <w:pPr>
+        <w:rPr>
+          <w:szCs w:val="32"/>
+        </w:rPr>
+      </w:pPr>
+      <w:r>
+        <w:br w:type="page"/>
+      </w:r>
     </w:p>
     <w:p>
       <w:pPr>
         <w:pStyle w:val="APALevel1"/>
       </w:pPr>
+      <w:bookmarkStart w:id="40" w:name="_Toc191296091"/>
+      <w:r>
+        <w:lastRenderedPageBreak/>
+        <w:t xml:space="preserve">¿Por qué usar el </w:t>
+      </w:r>
+      <w:proofErr w:type="spellStart"/>
+      <w:r>
+        <w:t>merge</w:t>
+      </w:r>
+      <w:proofErr w:type="spellEnd"/>
+      <w:r>
+        <w:t>?</w:t>
+      </w:r>
+      <w:bookmarkEnd w:id="40"/>
+    </w:p>
+    <w:p>
+      <w:pPr>
+        <w:pStyle w:val="APABodyText"/>
+      </w:pPr>
+      <w:r>
+        <w:t>Colaboración: Permite combinar los cambios de diferentes personas trabajando en diferentes ramas sin perder sus aportes.</w:t>
+      </w:r>
+    </w:p>
+    <w:p>
+      <w:pPr>
+        <w:pStyle w:val="APABodyText"/>
+      </w:pPr>
+      <w:r>
+        <w:t>Preservación del historial: Git conserva el historial de ambas ramas, lo que permite entender cómo se hicieron los cambios y cuándo.</w:t>
+      </w:r>
+    </w:p>
+    <w:p>
+      <w:pPr>
+        <w:pStyle w:val="APABodyText"/>
+      </w:pPr>
+      <w:r>
+        <w:t>Facilita el trabajo en equipo: Diferentes personas pueden trabajar en diferentes características o módulos, y luego combinar sus cambios.</w:t>
+      </w:r>
     </w:p>
     <w:p>
       <w:pPr>
@@ -4860,15 +6699,15 @@
           <w:u w:val="single"/>
         </w:rPr>
       </w:pPr>
-      <w:r>
-        <w:br w:type="page"/>
-      </w:r>
-      <w:bookmarkStart w:id="24" w:name="_Toc191292920"/>
-      <w:r>
-        <w:lastRenderedPageBreak/>
-        <w:t>Conclusiones</w:t>
-      </w:r>
-      <w:bookmarkEnd w:id="24"/>
+    </w:p>
+    <w:p>
+      <w:pPr>
+        <w:pStyle w:val="APALevel1"/>
+        <w:jc w:val="left"/>
+        <w:rPr>
+          <w:u w:val="single"/>
+        </w:rPr>
+      </w:pPr>
     </w:p>
     <w:sectPr>
       <w:headerReference w:type="even" r:id="rId10"/>
@@ -5967,6 +7806,7 @@
   <w:style w:type="character" w:default="1" w:styleId="Fuentedeprrafopredeter">
     <w:name w:val="Default Paragraph Font"/>
     <w:uiPriority w:val="1"/>
+    <w:semiHidden/>
     <w:unhideWhenUsed/>
   </w:style>
   <w:style w:type="table" w:default="1" w:styleId="Tablanormal">
@@ -6276,7 +8116,7 @@
     <w:basedOn w:val="Normal"/>
     <w:autoRedefine/>
     <w:qFormat/>
-    <w:rsid w:val="0016064B"/>
+    <w:rsid w:val="00387964"/>
     <w:pPr>
       <w:spacing w:line="480" w:lineRule="auto"/>
       <w:ind w:firstLine="720"/>
@@ -7726,28 +9566,28 @@
 </file>
 
 <file path=customXml/item1.xml><?xml version="1.0" encoding="utf-8"?>
-<b:Sources xmlns:b="http://schemas.openxmlformats.org/officeDocument/2006/bibliography" xmlns="http://schemas.openxmlformats.org/officeDocument/2006/bibliography" SelectedStyle="\APASixthEditionOfficeOnline.xsl" StyleName="APA" Version="6"/>
-</file>
-
-<file path=customXml/item2.xml><?xml version="1.0" encoding="utf-8"?>
 <go:gDocsCustomXmlDataStorage xmlns:go="http://customooxmlschemas.google.com/" xmlns:r="http://schemas.openxmlformats.org/officeDocument/2006/relationships" uri="GoogleDocsCustomDataVersion2">
   <go:docsCustomData xmlns:go="http://customooxmlschemas.google.com/" roundtripDataSignature="AMtx7mgYdAh+zo0siXhrA2SwK/tbP06Tiw==">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</go:docsCustomData>
 </go:gDocsCustomXmlDataStorage>
 </file>
 
-<file path=customXml/itemProps1.xml><?xml version="1.0" encoding="utf-8"?>
-<ds:datastoreItem xmlns:ds="http://schemas.openxmlformats.org/officeDocument/2006/customXml" ds:itemID="{83E846D2-8F1A-4D1E-9421-8509F7A9DA1E}">
-  <ds:schemaRefs>
-    <ds:schemaRef ds:uri="http://schemas.openxmlformats.org/officeDocument/2006/bibliography"/>
-  </ds:schemaRefs>
-</ds:datastoreItem>
+<file path=customXml/item2.xml><?xml version="1.0" encoding="utf-8"?>
+<b:Sources xmlns:b="http://schemas.openxmlformats.org/officeDocument/2006/bibliography" xmlns="http://schemas.openxmlformats.org/officeDocument/2006/bibliography" SelectedStyle="\APASixthEditionOfficeOnline.xsl" StyleName="APA" Version="6"/>
 </file>
 
-<file path=customXml/itemProps2.xml><?xml version="1.0" encoding="utf-8"?>
+<file path=customXml/itemProps1.xml><?xml version="1.0" encoding="utf-8"?>
 <ds:datastoreItem xmlns:ds="http://schemas.openxmlformats.org/officeDocument/2006/customXml" ds:itemID="{11111111-1234-1234-1234-123412341234}">
   <ds:schemaRefs>
     <ds:schemaRef ds:uri="http://customooxmlschemas.google.com/"/>
     <ds:schemaRef ds:uri="http://schemas.openxmlformats.org/officeDocument/2006/relationships"/>
   </ds:schemaRefs>
 </ds:datastoreItem>
+</file>
+
+<file path=customXml/itemProps2.xml><?xml version="1.0" encoding="utf-8"?>
+<ds:datastoreItem xmlns:ds="http://schemas.openxmlformats.org/officeDocument/2006/customXml" ds:itemID="{83E846D2-8F1A-4D1E-9421-8509F7A9DA1E}">
+  <ds:schemaRefs>
+    <ds:schemaRef ds:uri="http://schemas.openxmlformats.org/officeDocument/2006/bibliography"/>
+  </ds:schemaRefs>
+</ds:datastoreItem>
 </file>